--- a/Broadcast methods/Lab 1/МТран1.docx
+++ b/Broadcast methods/Lab 1/МТран1.docx
@@ -1456,7 +1456,55 @@
           <w:szCs w:val="28"/>
           <w:highlight w:val="yellow"/>
         </w:rPr>
-        <w:t>Целью данной лабораторной работы является углублённое изучение элементов и конструкций скриптов командной оболочки (shell), включая манипуляцию переменными и параметрами, организацию сложных ветвлений и циклов, выполнение вычислений, а также интеграцию и управление внешними программами и утилитами (такими как sed, awk и другие фильтры) для решения комплексной задачи, имеющей практическую ценность. Основное внимание уделяется освоению методологии создания скриптов, которые служат единым каркасом, связывающим стандартные Unix-программы в целостный и эффективный инструмент для автоматизации. Особый акцент делается на понимании принципов обработки данных, управления потоком выполнения и взаимодействия со средой выполнения, включая особенности консольного ввода-вывода.</w:t>
+        <w:t>Целью данной лабораторной работы является углублённое изучение элементов и конструкций скриптов командной оболочки (</w:t>
+      </w:r>
+      <w:proofErr w:type="spellStart"/>
+      <w:r>
+        <w:rPr>
+          <w:szCs w:val="28"/>
+          <w:highlight w:val="yellow"/>
+        </w:rPr>
+        <w:t>shell</w:t>
+      </w:r>
+      <w:proofErr w:type="spellEnd"/>
+      <w:r>
+        <w:rPr>
+          <w:szCs w:val="28"/>
+          <w:highlight w:val="yellow"/>
+        </w:rPr>
+        <w:t>), включая манипуляцию переменными и параметрами, организацию сложных ветвлений и циклов, выполнение вычислений, а также интеграцию и управление внешними программами и утилитами (такими как </w:t>
+      </w:r>
+      <w:proofErr w:type="spellStart"/>
+      <w:r>
+        <w:rPr>
+          <w:szCs w:val="28"/>
+          <w:highlight w:val="yellow"/>
+        </w:rPr>
+        <w:t>sed</w:t>
+      </w:r>
+      <w:proofErr w:type="spellEnd"/>
+      <w:r>
+        <w:rPr>
+          <w:szCs w:val="28"/>
+          <w:highlight w:val="yellow"/>
+        </w:rPr>
+        <w:t>, </w:t>
+      </w:r>
+      <w:proofErr w:type="spellStart"/>
+      <w:r>
+        <w:rPr>
+          <w:szCs w:val="28"/>
+          <w:highlight w:val="yellow"/>
+        </w:rPr>
+        <w:t>awk</w:t>
+      </w:r>
+      <w:proofErr w:type="spellEnd"/>
+      <w:r>
+        <w:rPr>
+          <w:szCs w:val="28"/>
+          <w:highlight w:val="yellow"/>
+        </w:rPr>
+        <w:t> и другие фильтры) для решения комплексной задачи, имеющей практическую ценность. Основное внимание уделяется освоению методологии создания скриптов, которые служат единым каркасом, связывающим стандартные Unix-программы в целостный и эффективный инструмент для автоматизации. Особый акцент делается на понимании принципов обработки данных, управления потоком выполнения и взаимодействия со средой выполнения, включая особенности консольного ввода-вывода.</w:t>
       </w:r>
     </w:p>
     <w:p>
@@ -1472,7 +1520,39 @@
           <w:szCs w:val="28"/>
           <w:highlight w:val="yellow"/>
         </w:rPr>
-        <w:t>Для достижения поставленной цели требуется разработать исполняемый shell-скрипт, реализующий консольный «хранитель экрана» (screensaver) в виде крупных текстовых часов, динамически меняющих своё положение на экране. Критически важным аспектом задачи является создание собственного целочисленного генератора псевдослучайных чисел для расчёта координат, основанного, согласно требованиям, на мультипликативном алгоритме или ином детерминированном целочисленном методе. Инициализация состояния генератора должна выполняться на основе текущего системного времени, обеспечивая уникальность последовательности при каждом запуске. Программа должна периодически (например, с интервалом в 10 секунд) обновлять положение часов на экране, пересчитывая координаты с использованием обновлённого состояния своего генератора.</w:t>
+        <w:t xml:space="preserve">Для достижения поставленной цели требуется разработать исполняемый </w:t>
+      </w:r>
+      <w:proofErr w:type="spellStart"/>
+      <w:r>
+        <w:rPr>
+          <w:szCs w:val="28"/>
+          <w:highlight w:val="yellow"/>
+        </w:rPr>
+        <w:t>shell</w:t>
+      </w:r>
+      <w:proofErr w:type="spellEnd"/>
+      <w:r>
+        <w:rPr>
+          <w:szCs w:val="28"/>
+          <w:highlight w:val="yellow"/>
+        </w:rPr>
+        <w:t>-скрипт, реализующий консольный «хранитель экрана» (</w:t>
+      </w:r>
+      <w:proofErr w:type="spellStart"/>
+      <w:r>
+        <w:rPr>
+          <w:szCs w:val="28"/>
+          <w:highlight w:val="yellow"/>
+        </w:rPr>
+        <w:t>screensaver</w:t>
+      </w:r>
+      <w:proofErr w:type="spellEnd"/>
+      <w:r>
+        <w:rPr>
+          <w:szCs w:val="28"/>
+          <w:highlight w:val="yellow"/>
+        </w:rPr>
+        <w:t>) в виде крупных текстовых часов, динамически меняющих своё положение на экране. Критически важным аспектом задачи является создание собственного целочисленного генератора псевдослучайных чисел для расчёта координат, основанного, согласно требованиям, на мультипликативном алгоритме или ином детерминированном целочисленном методе. Инициализация состояния генератора должна выполняться на основе текущего системного времени, обеспечивая уникальность последовательности при каждом запуске. Программа должна периодически (например, с интервалом в 10 секунд) обновлять положение часов на экране, пересчитывая координаты с использованием обновлённого состояния своего генератора.</w:t>
       </w:r>
     </w:p>
     <w:p>
@@ -1488,7 +1568,71 @@
           <w:szCs w:val="28"/>
           <w:highlight w:val="yellow"/>
         </w:rPr>
-        <w:t>В процессе разработки необходимо активно применять ключевые технологии работы в shell, включая перенаправление потоков ввода-вывода, управление заданиями, работу с переменными окружения, а также использование внешних утилит для манипуляции текстом и управления терминалом. Скрипт должен быть структурированным, наглядно демонстрировать применение изученных конструкций и корректно работать в заданных условиях, в частности, при условии жёстко фиксированного и неизменяемого во время выполнения размера окна консоли. Рекомендуется использовать для написания и отладки консольные текстовые редакторы, такие как vim, nano или micro. Итогом работы станет не только готовый, надёжно функционирующий скрипт, но и глубокое понимание методологии проектирования сложных сценариев командной оболочки для решения системных и прикладных задач, имитирующих поведение реальных системных утилит.</w:t>
+        <w:t xml:space="preserve">В процессе разработки необходимо активно применять ключевые технологии работы в </w:t>
+      </w:r>
+      <w:proofErr w:type="spellStart"/>
+      <w:r>
+        <w:rPr>
+          <w:szCs w:val="28"/>
+          <w:highlight w:val="yellow"/>
+        </w:rPr>
+        <w:t>shell</w:t>
+      </w:r>
+      <w:proofErr w:type="spellEnd"/>
+      <w:r>
+        <w:rPr>
+          <w:szCs w:val="28"/>
+          <w:highlight w:val="yellow"/>
+        </w:rPr>
+        <w:t>, включая перенаправление потоков ввода-вывода, управление заданиями, работу с переменными окружения, а также использование внешних утилит для манипуляции текстом и управления терминалом. Скрипт должен быть структурированным, наглядно демонстрировать применение изученных конструкций и корректно работать в заданных условиях, в частности, при условии жёстко фиксированного и неизменяемого во время выполнения размера окна консоли. Рекомендуется использовать для написания и отладки консольные текстовые редакторы, такие как </w:t>
+      </w:r>
+      <w:proofErr w:type="spellStart"/>
+      <w:r>
+        <w:rPr>
+          <w:szCs w:val="28"/>
+          <w:highlight w:val="yellow"/>
+        </w:rPr>
+        <w:t>vim</w:t>
+      </w:r>
+      <w:proofErr w:type="spellEnd"/>
+      <w:r>
+        <w:rPr>
+          <w:szCs w:val="28"/>
+          <w:highlight w:val="yellow"/>
+        </w:rPr>
+        <w:t>, </w:t>
+      </w:r>
+      <w:proofErr w:type="spellStart"/>
+      <w:r>
+        <w:rPr>
+          <w:szCs w:val="28"/>
+          <w:highlight w:val="yellow"/>
+        </w:rPr>
+        <w:t>nano</w:t>
+      </w:r>
+      <w:proofErr w:type="spellEnd"/>
+      <w:r>
+        <w:rPr>
+          <w:szCs w:val="28"/>
+          <w:highlight w:val="yellow"/>
+        </w:rPr>
+        <w:t> или </w:t>
+      </w:r>
+      <w:proofErr w:type="spellStart"/>
+      <w:r>
+        <w:rPr>
+          <w:szCs w:val="28"/>
+          <w:highlight w:val="yellow"/>
+        </w:rPr>
+        <w:t>micro</w:t>
+      </w:r>
+      <w:proofErr w:type="spellEnd"/>
+      <w:r>
+        <w:rPr>
+          <w:szCs w:val="28"/>
+          <w:highlight w:val="yellow"/>
+        </w:rPr>
+        <w:t>. Итогом работы станет не только готовый, надёжно функционирующий скрипт, но и глубокое понимание методологии проектирования сложных сценариев командной оболочки для решения системных и прикладных задач, имитирующих поведение реальных системных утилит.</w:t>
       </w:r>
     </w:p>
     <w:p>
@@ -1570,7 +1714,147 @@
         <w:rPr>
           <w:highlight w:val="yellow"/>
         </w:rPr>
-        <w:t xml:space="preserve"> это одновременно интерактивный командный интерпретатор и мощный язык программирования. Пользователь взаимодействует с системой, вводя команды в оболочку, которая исполняет их, может запускать сценарии (скрипты) и является обычной пользовательской программой, а не частью ядра ОС. Существует несколько разновидностей оболочек, восходящих к историческому Bourne shell (sh). Наиболее распространённой в Linux является Bash (Bourne Again SHell), также активно используются zsh, ksh и другие. Совместимость и переносимость скриптов между разными оболочками обеспечивается стандартом POSIX (Portable Operating System Interface) [1]</w:t>
+        <w:t xml:space="preserve"> это одновременно интерактивный командный интерпретатор и мощный язык программирования. Пользователь взаимодействует с системой, вводя команды в оболочку, которая исполняет их, может запускать сценарии (скрипты) и является обычной пользовательской программой, а не частью ядра ОС. Существует несколько разновидностей оболочек, восходящих к историческому </w:t>
+      </w:r>
+      <w:proofErr w:type="spellStart"/>
+      <w:r>
+        <w:rPr>
+          <w:highlight w:val="yellow"/>
+        </w:rPr>
+        <w:t>Bourne</w:t>
+      </w:r>
+      <w:proofErr w:type="spellEnd"/>
+      <w:r>
+        <w:rPr>
+          <w:highlight w:val="yellow"/>
+        </w:rPr>
+        <w:t xml:space="preserve"> </w:t>
+      </w:r>
+      <w:proofErr w:type="spellStart"/>
+      <w:r>
+        <w:rPr>
+          <w:highlight w:val="yellow"/>
+        </w:rPr>
+        <w:t>shell</w:t>
+      </w:r>
+      <w:proofErr w:type="spellEnd"/>
+      <w:r>
+        <w:rPr>
+          <w:highlight w:val="yellow"/>
+        </w:rPr>
+        <w:t xml:space="preserve"> (</w:t>
+      </w:r>
+      <w:proofErr w:type="spellStart"/>
+      <w:r>
+        <w:rPr>
+          <w:highlight w:val="yellow"/>
+        </w:rPr>
+        <w:t>sh</w:t>
+      </w:r>
+      <w:proofErr w:type="spellEnd"/>
+      <w:r>
+        <w:rPr>
+          <w:highlight w:val="yellow"/>
+        </w:rPr>
+        <w:t xml:space="preserve">). Наиболее распространённой в Linux является </w:t>
+      </w:r>
+      <w:proofErr w:type="spellStart"/>
+      <w:r>
+        <w:rPr>
+          <w:highlight w:val="yellow"/>
+        </w:rPr>
+        <w:t>Bash</w:t>
+      </w:r>
+      <w:proofErr w:type="spellEnd"/>
+      <w:r>
+        <w:rPr>
+          <w:highlight w:val="yellow"/>
+        </w:rPr>
+        <w:t xml:space="preserve"> (</w:t>
+      </w:r>
+      <w:proofErr w:type="spellStart"/>
+      <w:r>
+        <w:rPr>
+          <w:highlight w:val="yellow"/>
+        </w:rPr>
+        <w:t>Bourne</w:t>
+      </w:r>
+      <w:proofErr w:type="spellEnd"/>
+      <w:r>
+        <w:rPr>
+          <w:highlight w:val="yellow"/>
+        </w:rPr>
+        <w:t xml:space="preserve"> </w:t>
+      </w:r>
+      <w:proofErr w:type="spellStart"/>
+      <w:r>
+        <w:rPr>
+          <w:highlight w:val="yellow"/>
+        </w:rPr>
+        <w:t>Again</w:t>
+      </w:r>
+      <w:proofErr w:type="spellEnd"/>
+      <w:r>
+        <w:rPr>
+          <w:highlight w:val="yellow"/>
+        </w:rPr>
+        <w:t xml:space="preserve"> </w:t>
+      </w:r>
+      <w:proofErr w:type="spellStart"/>
+      <w:r>
+        <w:rPr>
+          <w:highlight w:val="yellow"/>
+        </w:rPr>
+        <w:t>SHell</w:t>
+      </w:r>
+      <w:proofErr w:type="spellEnd"/>
+      <w:r>
+        <w:rPr>
+          <w:highlight w:val="yellow"/>
+        </w:rPr>
+        <w:t xml:space="preserve">), также активно используются </w:t>
+      </w:r>
+      <w:proofErr w:type="spellStart"/>
+      <w:r>
+        <w:rPr>
+          <w:highlight w:val="yellow"/>
+        </w:rPr>
+        <w:t>zsh</w:t>
+      </w:r>
+      <w:proofErr w:type="spellEnd"/>
+      <w:r>
+        <w:rPr>
+          <w:highlight w:val="yellow"/>
+        </w:rPr>
+        <w:t xml:space="preserve">, </w:t>
+      </w:r>
+      <w:proofErr w:type="spellStart"/>
+      <w:r>
+        <w:rPr>
+          <w:highlight w:val="yellow"/>
+        </w:rPr>
+        <w:t>ksh</w:t>
+      </w:r>
+      <w:proofErr w:type="spellEnd"/>
+      <w:r>
+        <w:rPr>
+          <w:highlight w:val="yellow"/>
+        </w:rPr>
+        <w:t xml:space="preserve"> и другие. Совместимость и переносимость скриптов между разными оболочками обеспечивается стандартом POSIX (Portable </w:t>
+      </w:r>
+      <w:proofErr w:type="spellStart"/>
+      <w:r>
+        <w:rPr>
+          <w:highlight w:val="yellow"/>
+        </w:rPr>
+        <w:t>Operating</w:t>
+      </w:r>
+      <w:proofErr w:type="spellEnd"/>
+      <w:r>
+        <w:rPr>
+          <w:highlight w:val="yellow"/>
+        </w:rPr>
+        <w:t xml:space="preserve"> System Interface) [1]</w:t>
       </w:r>
       <w:r>
         <w:rPr>
@@ -1591,39 +1875,333 @@
         <w:rPr>
           <w:highlight w:val="yellow"/>
         </w:rPr>
-        <w:t>POSIX определяет синтаксис и базовую функциональность shell, включая обработку токенов, правила подстановки, цитирования (quoting), перенаправление ввода-вывода и основные управляющие конструкции. Этот стандарт закрепляет философию Unix, согласно которой система состоит из набора небольших программ, каждая из которых идеально выполняет одну задачу. Мощь системы проявляется в отношениях между программами, когда они комбинируются для решения сложных задач. Shell-скрипт выступает в роли «клея» (glue), который интегрирует эти специализированные утилиты в автоматизированные рабочие процессы с помощью конвейеров (pipes), подстановки команд и управления потоком выполнения.</w:t>
-      </w:r>
-    </w:p>
-    <w:p>
+        <w:t xml:space="preserve">POSIX определяет синтаксис и базовую функциональность </w:t>
+      </w:r>
+      <w:proofErr w:type="spellStart"/>
       <w:r>
         <w:rPr>
           <w:highlight w:val="yellow"/>
         </w:rPr>
-        <w:t xml:space="preserve">Язык shell содержит все конструкции, присущие языкам программирования: переменные, параметры, арифметические вычисления, конструкции ветвления (if-then-else, case), циклы (for, while, until) и возможности объявления функций. Однако его отличительной чертой является то, что многие операции, которые в других языках являются встроенными, выполняются путём вызова внешних утилит. Например, для вычислений может использоваться expr или встроенная арифметика shell, для проверки условий </w:t>
-      </w:r>
+        <w:t>shell</w:t>
+      </w:r>
+      <w:proofErr w:type="spellEnd"/>
       <w:r>
         <w:rPr>
           <w:highlight w:val="yellow"/>
         </w:rPr>
+        <w:t>, включая обработку токенов, правила подстановки, цитирования (</w:t>
+      </w:r>
+      <w:proofErr w:type="spellStart"/>
+      <w:r>
+        <w:rPr>
+          <w:highlight w:val="yellow"/>
+        </w:rPr>
+        <w:t>quoting</w:t>
+      </w:r>
+      <w:proofErr w:type="spellEnd"/>
+      <w:r>
+        <w:rPr>
+          <w:highlight w:val="yellow"/>
+        </w:rPr>
+        <w:t>), перенаправление ввода-вывода и основные управляющие конструкции. Этот стандарт закрепляет философию Unix, согласно которой система состоит из набора небольших программ, каждая из которых идеально выполняет одну задачу. Мощь системы проявляется в отношениях между программами, когда они комбинируются для решения сложных задач. Shell-скрипт выступает в роли «клея» (</w:t>
+      </w:r>
+      <w:proofErr w:type="spellStart"/>
+      <w:r>
+        <w:rPr>
+          <w:highlight w:val="yellow"/>
+        </w:rPr>
+        <w:t>glue</w:t>
+      </w:r>
+      <w:proofErr w:type="spellEnd"/>
+      <w:r>
+        <w:rPr>
+          <w:highlight w:val="yellow"/>
+        </w:rPr>
+        <w:t>), который интегрирует эти специализированные утилиты в автоматизированные рабочие процессы с помощью конвейеров (</w:t>
+      </w:r>
+      <w:proofErr w:type="spellStart"/>
+      <w:r>
+        <w:rPr>
+          <w:highlight w:val="yellow"/>
+        </w:rPr>
+        <w:t>pipes</w:t>
+      </w:r>
+      <w:proofErr w:type="spellEnd"/>
+      <w:r>
+        <w:rPr>
+          <w:highlight w:val="yellow"/>
+        </w:rPr>
+        <w:t>), подстановки команд и управления потоком выполнения.</w:t>
+      </w:r>
+    </w:p>
+    <w:p>
+      <w:r>
+        <w:rPr>
+          <w:highlight w:val="yellow"/>
+        </w:rPr>
+        <w:t xml:space="preserve">Язык </w:t>
+      </w:r>
+      <w:proofErr w:type="spellStart"/>
+      <w:r>
+        <w:rPr>
+          <w:highlight w:val="yellow"/>
+        </w:rPr>
+        <w:t>shell</w:t>
+      </w:r>
+      <w:proofErr w:type="spellEnd"/>
+      <w:r>
+        <w:rPr>
+          <w:highlight w:val="yellow"/>
+        </w:rPr>
+        <w:t xml:space="preserve"> содержит все конструкции, присущие языкам программирования: переменные, параметры, арифметические вычисления, конструкции ветвления (</w:t>
+      </w:r>
+      <w:proofErr w:type="spellStart"/>
+      <w:r>
+        <w:rPr>
+          <w:highlight w:val="yellow"/>
+        </w:rPr>
+        <w:t>if-then-else</w:t>
+      </w:r>
+      <w:proofErr w:type="spellEnd"/>
+      <w:r>
+        <w:rPr>
+          <w:highlight w:val="yellow"/>
+        </w:rPr>
+        <w:t>, </w:t>
+      </w:r>
+      <w:proofErr w:type="spellStart"/>
+      <w:r>
+        <w:rPr>
+          <w:highlight w:val="yellow"/>
+        </w:rPr>
+        <w:t>case</w:t>
+      </w:r>
+      <w:proofErr w:type="spellEnd"/>
+      <w:r>
+        <w:rPr>
+          <w:highlight w:val="yellow"/>
+        </w:rPr>
+        <w:t>), циклы (</w:t>
+      </w:r>
+      <w:proofErr w:type="spellStart"/>
+      <w:r>
+        <w:rPr>
+          <w:highlight w:val="yellow"/>
+        </w:rPr>
+        <w:t>for</w:t>
+      </w:r>
+      <w:proofErr w:type="spellEnd"/>
+      <w:r>
+        <w:rPr>
+          <w:highlight w:val="yellow"/>
+        </w:rPr>
+        <w:t>, </w:t>
+      </w:r>
+      <w:proofErr w:type="spellStart"/>
+      <w:r>
+        <w:rPr>
+          <w:highlight w:val="yellow"/>
+        </w:rPr>
+        <w:t>while</w:t>
+      </w:r>
+      <w:proofErr w:type="spellEnd"/>
+      <w:r>
+        <w:rPr>
+          <w:highlight w:val="yellow"/>
+        </w:rPr>
+        <w:t>, </w:t>
+      </w:r>
+      <w:proofErr w:type="spellStart"/>
+      <w:r>
+        <w:rPr>
+          <w:highlight w:val="yellow"/>
+        </w:rPr>
+        <w:t>until</w:t>
+      </w:r>
+      <w:proofErr w:type="spellEnd"/>
+      <w:r>
+        <w:rPr>
+          <w:highlight w:val="yellow"/>
+        </w:rPr>
+        <w:t>) и возможности объявления функций. Однако его отличительной чертой является то, что многие операции, которые в других языках являются встроенными, выполняются путём вызова внешних утилит. Например, для вычислений может использоваться </w:t>
+      </w:r>
+      <w:proofErr w:type="spellStart"/>
+      <w:r>
+        <w:rPr>
+          <w:highlight w:val="yellow"/>
+        </w:rPr>
+        <w:t>expr</w:t>
+      </w:r>
+      <w:proofErr w:type="spellEnd"/>
+      <w:r>
+        <w:rPr>
+          <w:highlight w:val="yellow"/>
+        </w:rPr>
+        <w:t xml:space="preserve"> или встроенная арифметика </w:t>
+      </w:r>
+      <w:proofErr w:type="spellStart"/>
+      <w:r>
+        <w:rPr>
+          <w:highlight w:val="yellow"/>
+        </w:rPr>
+        <w:t>shell</w:t>
+      </w:r>
+      <w:proofErr w:type="spellEnd"/>
+      <w:r>
+        <w:rPr>
+          <w:highlight w:val="yellow"/>
+        </w:rPr>
+        <w:t xml:space="preserve">, для проверки условий </w:t>
+      </w:r>
+      <w:r>
+        <w:rPr>
+          <w:highlight w:val="yellow"/>
+        </w:rPr>
         <w:t>–</w:t>
       </w:r>
       <w:r>
         <w:rPr>
           <w:highlight w:val="yellow"/>
         </w:rPr>
-        <w:t xml:space="preserve"> test или [, а для обработки текста </w:t>
-      </w:r>
+        <w:t> </w:t>
+      </w:r>
+      <w:proofErr w:type="spellStart"/>
       <w:r>
         <w:rPr>
           <w:highlight w:val="yellow"/>
         </w:rPr>
+        <w:t>test</w:t>
+      </w:r>
+      <w:proofErr w:type="spellEnd"/>
+      <w:r>
+        <w:rPr>
+          <w:highlight w:val="yellow"/>
+        </w:rPr>
+        <w:t xml:space="preserve"> или [, а для обработки текста </w:t>
+      </w:r>
+      <w:r>
+        <w:rPr>
+          <w:highlight w:val="yellow"/>
+        </w:rPr>
         <w:t>–</w:t>
       </w:r>
       <w:r>
         <w:rPr>
           <w:highlight w:val="yellow"/>
         </w:rPr>
-        <w:t xml:space="preserve"> мощные фильтры, такие как grep, sed, awk, sort, cut и многие другие. Управление выполнением, перенаправление потоков (stdin, stdout, stderr) и объединение команд в конвейеры </w:t>
+        <w:t xml:space="preserve"> мощные фильтры, такие как </w:t>
+      </w:r>
+      <w:proofErr w:type="spellStart"/>
+      <w:r>
+        <w:rPr>
+          <w:highlight w:val="yellow"/>
+        </w:rPr>
+        <w:t>grep</w:t>
+      </w:r>
+      <w:proofErr w:type="spellEnd"/>
+      <w:r>
+        <w:rPr>
+          <w:highlight w:val="yellow"/>
+        </w:rPr>
+        <w:t>, </w:t>
+      </w:r>
+      <w:proofErr w:type="spellStart"/>
+      <w:r>
+        <w:rPr>
+          <w:highlight w:val="yellow"/>
+        </w:rPr>
+        <w:t>sed</w:t>
+      </w:r>
+      <w:proofErr w:type="spellEnd"/>
+      <w:r>
+        <w:rPr>
+          <w:highlight w:val="yellow"/>
+        </w:rPr>
+        <w:t>, </w:t>
+      </w:r>
+      <w:proofErr w:type="spellStart"/>
+      <w:r>
+        <w:rPr>
+          <w:highlight w:val="yellow"/>
+        </w:rPr>
+        <w:t>awk</w:t>
+      </w:r>
+      <w:proofErr w:type="spellEnd"/>
+      <w:r>
+        <w:rPr>
+          <w:highlight w:val="yellow"/>
+        </w:rPr>
+        <w:t>, </w:t>
+      </w:r>
+      <w:proofErr w:type="spellStart"/>
+      <w:r>
+        <w:rPr>
+          <w:highlight w:val="yellow"/>
+        </w:rPr>
+        <w:t>sort</w:t>
+      </w:r>
+      <w:proofErr w:type="spellEnd"/>
+      <w:r>
+        <w:rPr>
+          <w:highlight w:val="yellow"/>
+        </w:rPr>
+        <w:t>, </w:t>
+      </w:r>
+      <w:proofErr w:type="spellStart"/>
+      <w:r>
+        <w:rPr>
+          <w:highlight w:val="yellow"/>
+        </w:rPr>
+        <w:t>cut</w:t>
+      </w:r>
+      <w:proofErr w:type="spellEnd"/>
+      <w:r>
+        <w:rPr>
+          <w:highlight w:val="yellow"/>
+        </w:rPr>
+        <w:t> и многие другие. Управление выполнением, перенаправление потоков (</w:t>
+      </w:r>
+      <w:proofErr w:type="spellStart"/>
+      <w:r>
+        <w:rPr>
+          <w:highlight w:val="yellow"/>
+        </w:rPr>
+        <w:t>stdin</w:t>
+      </w:r>
+      <w:proofErr w:type="spellEnd"/>
+      <w:r>
+        <w:rPr>
+          <w:highlight w:val="yellow"/>
+        </w:rPr>
+        <w:t xml:space="preserve">, </w:t>
+      </w:r>
+      <w:proofErr w:type="spellStart"/>
+      <w:r>
+        <w:rPr>
+          <w:highlight w:val="yellow"/>
+        </w:rPr>
+        <w:t>stdout</w:t>
+      </w:r>
+      <w:proofErr w:type="spellEnd"/>
+      <w:r>
+        <w:rPr>
+          <w:highlight w:val="yellow"/>
+        </w:rPr>
+        <w:t xml:space="preserve">, </w:t>
+      </w:r>
+      <w:proofErr w:type="spellStart"/>
+      <w:r>
+        <w:rPr>
+          <w:highlight w:val="yellow"/>
+        </w:rPr>
+        <w:t>stderr</w:t>
+      </w:r>
+      <w:proofErr w:type="spellEnd"/>
+      <w:r>
+        <w:rPr>
+          <w:highlight w:val="yellow"/>
+        </w:rPr>
+        <w:t xml:space="preserve">) и объединение команд в конвейеры </w:t>
       </w:r>
       <w:r>
         <w:rPr>
@@ -1702,8 +2280,13 @@
       <w:r>
         <w:t xml:space="preserve"> </w:t>
       </w:r>
-      <w:r>
-        <w:t xml:space="preserve">Idris </w:t>
+      <w:proofErr w:type="spellStart"/>
+      <w:r>
+        <w:t>Idris</w:t>
+      </w:r>
+      <w:proofErr w:type="spellEnd"/>
+      <w:r>
+        <w:t xml:space="preserve"> </w:t>
       </w:r>
       <w:r>
         <w:t>–</w:t>
@@ -1715,7 +2298,15 @@
         <w:t xml:space="preserve"> </w:t>
       </w:r>
       <w:r>
-        <w:t>функциональный язык программирования общего назначения с Haskell-подобным синтаксисом и поддержкой зависимых типов.</w:t>
+        <w:t xml:space="preserve">функциональный язык программирования общего назначения с </w:t>
+      </w:r>
+      <w:proofErr w:type="spellStart"/>
+      <w:r>
+        <w:t>Haskell</w:t>
+      </w:r>
+      <w:proofErr w:type="spellEnd"/>
+      <w:r>
+        <w:t>-подобным синтаксисом и поддержкой зависимых типов.</w:t>
       </w:r>
       <w:r>
         <w:t xml:space="preserve"> </w:t>
@@ -1767,10 +2358,7 @@
     </w:p>
     <w:p>
       <w:r>
-        <w:t>–</w:t>
-      </w:r>
-      <w:r>
-        <w:t xml:space="preserve"> </w:t>
+        <w:t xml:space="preserve">– </w:t>
       </w:r>
       <w:r>
         <w:t>функции</w:t>
@@ -1797,7 +2385,23 @@
         <w:t xml:space="preserve">Числовые константы: </w:t>
       </w:r>
       <w:r>
-        <w:t>Целые (Int: 1, -5, 0x1F), числа с плавающей точкой (Double: 3.14, 2.0e-5), натуральные числа (Nat: Z, S Z). Символы (Char: 'a', '\n').</w:t>
+        <w:t>Целые (Int: 1, -5, 0x1F), числа с плавающей точкой (Double: 3.14, 2.0e-5), натуральные числа (</w:t>
+      </w:r>
+      <w:proofErr w:type="spellStart"/>
+      <w:r>
+        <w:t>Nat</w:t>
+      </w:r>
+      <w:proofErr w:type="spellEnd"/>
+      <w:r>
+        <w:t>: Z, S Z). Символы (</w:t>
+      </w:r>
+      <w:proofErr w:type="spellStart"/>
+      <w:r>
+        <w:t>Char</w:t>
+      </w:r>
+      <w:proofErr w:type="spellEnd"/>
+      <w:r>
+        <w:t>: 'a', '\n').</w:t>
       </w:r>
     </w:p>
     <w:p>
@@ -1805,33 +2409,61 @@
         <w:t xml:space="preserve">Текстовые константы: </w:t>
       </w:r>
       <w:r>
-        <w:t>Строки (String: "Hello, Idris!").</w:t>
-      </w:r>
-    </w:p>
-    <w:p>
-      <w:pPr>
-        <w:rPr>
-          <w:szCs w:val="28"/>
-        </w:rPr>
-      </w:pPr>
-      <w:r>
-        <w:rPr>
-          <w:szCs w:val="28"/>
-        </w:rPr>
-        <w:t>В функциональном программировании переменные — это, как правило, неизменяемые привязки имен к значениям. В Idris 2 используется мощная система типов, включающая:</w:t>
-      </w:r>
-    </w:p>
-    <w:p>
-      <w:pPr>
-        <w:rPr>
-          <w:szCs w:val="28"/>
-          <w:lang w:val="en-US"/>
-        </w:rPr>
-      </w:pPr>
-      <w:r>
-        <w:rPr>
-          <w:szCs w:val="28"/>
-          <w:lang w:val="en-US"/>
+        <w:t>Строки (</w:t>
+      </w:r>
+      <w:proofErr w:type="spellStart"/>
+      <w:r>
+        <w:t>String</w:t>
+      </w:r>
+      <w:proofErr w:type="spellEnd"/>
+      <w:r>
+        <w:t xml:space="preserve">: "Hello, </w:t>
+      </w:r>
+      <w:proofErr w:type="spellStart"/>
+      <w:r>
+        <w:t>Idris</w:t>
+      </w:r>
+      <w:proofErr w:type="spellEnd"/>
+      <w:r>
+        <w:t>!").</w:t>
+      </w:r>
+    </w:p>
+    <w:p>
+      <w:pPr>
+        <w:rPr>
+          <w:szCs w:val="28"/>
+        </w:rPr>
+      </w:pPr>
+      <w:r>
+        <w:rPr>
+          <w:szCs w:val="28"/>
+        </w:rPr>
+        <w:t xml:space="preserve">В функциональном программировании переменные — это, как правило, неизменяемые привязки имен к значениям. В </w:t>
+      </w:r>
+      <w:proofErr w:type="spellStart"/>
+      <w:r>
+        <w:rPr>
+          <w:szCs w:val="28"/>
+        </w:rPr>
+        <w:t>Idris</w:t>
+      </w:r>
+      <w:proofErr w:type="spellEnd"/>
+      <w:r>
+        <w:rPr>
+          <w:szCs w:val="28"/>
+        </w:rPr>
+        <w:t xml:space="preserve"> 2 используется мощная система типов, включающая:</w:t>
+      </w:r>
+    </w:p>
+    <w:p>
+      <w:pPr>
+        <w:rPr>
+          <w:szCs w:val="28"/>
+        </w:rPr>
+      </w:pPr>
+      <w:r>
+        <w:rPr>
+          <w:szCs w:val="28"/>
         </w:rPr>
         <w:t xml:space="preserve">– </w:t>
       </w:r>
@@ -1850,7 +2482,6 @@
       <w:r>
         <w:rPr>
           <w:szCs w:val="28"/>
-          <w:lang w:val="en-US"/>
         </w:rPr>
         <w:t xml:space="preserve"> </w:t>
       </w:r>
@@ -1863,7 +2494,6 @@
       <w:r>
         <w:rPr>
           <w:szCs w:val="28"/>
-          <w:lang w:val="en-US"/>
         </w:rPr>
         <w:t xml:space="preserve">: </w:t>
       </w:r>
@@ -1877,7 +2507,287 @@
       <w:r>
         <w:rPr>
           <w:szCs w:val="28"/>
-          <w:lang w:val="en-US"/>
+        </w:rPr>
+        <w:t xml:space="preserve">, </w:t>
+      </w:r>
+      <w:r>
+        <w:rPr>
+          <w:szCs w:val="28"/>
+          <w:lang w:val="en-US"/>
+        </w:rPr>
+        <w:t>Double</w:t>
+      </w:r>
+      <w:r>
+        <w:rPr>
+          <w:szCs w:val="28"/>
+        </w:rPr>
+        <w:t xml:space="preserve">, </w:t>
+      </w:r>
+      <w:r>
+        <w:rPr>
+          <w:szCs w:val="28"/>
+          <w:lang w:val="en-US"/>
+        </w:rPr>
+        <w:t>Char</w:t>
+      </w:r>
+      <w:r>
+        <w:rPr>
+          <w:szCs w:val="28"/>
+        </w:rPr>
+        <w:t xml:space="preserve">, </w:t>
+      </w:r>
+      <w:r>
+        <w:rPr>
+          <w:szCs w:val="28"/>
+          <w:lang w:val="en-US"/>
+        </w:rPr>
+        <w:t>String</w:t>
+      </w:r>
+      <w:r>
+        <w:rPr>
+          <w:szCs w:val="28"/>
+        </w:rPr>
+        <w:t xml:space="preserve">, </w:t>
+      </w:r>
+      <w:r>
+        <w:rPr>
+          <w:szCs w:val="28"/>
+          <w:lang w:val="en-US"/>
+        </w:rPr>
+        <w:t>Bool</w:t>
+      </w:r>
+      <w:r>
+        <w:rPr>
+          <w:szCs w:val="28"/>
+        </w:rPr>
+        <w:t>;</w:t>
+      </w:r>
+    </w:p>
+    <w:p>
+      <w:pPr>
+        <w:rPr>
+          <w:szCs w:val="28"/>
+          <w:lang w:val="en-US"/>
+        </w:rPr>
+      </w:pPr>
+      <w:r>
+        <w:rPr>
+          <w:szCs w:val="28"/>
+          <w:lang w:val="en-US"/>
+        </w:rPr>
+        <w:t xml:space="preserve">– </w:t>
+      </w:r>
+      <w:r>
+        <w:rPr>
+          <w:szCs w:val="28"/>
+        </w:rPr>
+        <w:t>п</w:t>
+      </w:r>
+      <w:r>
+        <w:rPr>
+          <w:szCs w:val="28"/>
+        </w:rPr>
+        <w:t>олиморфные</w:t>
+      </w:r>
+      <w:r>
+        <w:rPr>
+          <w:szCs w:val="28"/>
+          <w:lang w:val="en-US"/>
+        </w:rPr>
+        <w:t xml:space="preserve"> </w:t>
+      </w:r>
+      <w:r>
+        <w:rPr>
+          <w:szCs w:val="28"/>
+        </w:rPr>
+        <w:t>типы</w:t>
+      </w:r>
+      <w:r>
+        <w:rPr>
+          <w:szCs w:val="28"/>
+          <w:lang w:val="en-US"/>
+        </w:rPr>
+        <w:t xml:space="preserve">: </w:t>
+      </w:r>
+      <w:r>
+        <w:rPr>
+          <w:szCs w:val="28"/>
+          <w:lang w:val="en-US"/>
+        </w:rPr>
+        <w:t xml:space="preserve">List a, </w:t>
+      </w:r>
+      <w:proofErr w:type="gramStart"/>
+      <w:r>
+        <w:rPr>
+          <w:szCs w:val="28"/>
+          <w:lang w:val="en-US"/>
+        </w:rPr>
+        <w:t>Maybe</w:t>
+      </w:r>
+      <w:proofErr w:type="gramEnd"/>
+      <w:r>
+        <w:rPr>
+          <w:szCs w:val="28"/>
+          <w:lang w:val="en-US"/>
+        </w:rPr>
+        <w:t xml:space="preserve"> a, Either a b</w:t>
+      </w:r>
+      <w:r>
+        <w:rPr>
+          <w:szCs w:val="28"/>
+          <w:lang w:val="en-US"/>
+        </w:rPr>
+        <w:t>;</w:t>
+      </w:r>
+    </w:p>
+    <w:p>
+      <w:pPr>
+        <w:rPr>
+          <w:szCs w:val="28"/>
+        </w:rPr>
+      </w:pPr>
+      <w:r>
+        <w:rPr>
+          <w:szCs w:val="28"/>
+        </w:rPr>
+        <w:t xml:space="preserve">– </w:t>
+      </w:r>
+      <w:r>
+        <w:rPr>
+          <w:szCs w:val="28"/>
+        </w:rPr>
+        <w:t>з</w:t>
+      </w:r>
+      <w:r>
+        <w:rPr>
+          <w:szCs w:val="28"/>
+        </w:rPr>
+        <w:t>ависимые</w:t>
+      </w:r>
+      <w:r>
+        <w:rPr>
+          <w:szCs w:val="28"/>
+        </w:rPr>
+        <w:t xml:space="preserve"> </w:t>
+      </w:r>
+      <w:r>
+        <w:rPr>
+          <w:szCs w:val="28"/>
+        </w:rPr>
+        <w:t>типы</w:t>
+      </w:r>
+      <w:r>
+        <w:rPr>
+          <w:szCs w:val="28"/>
+        </w:rPr>
+        <w:t>: Тип может зависеть от значения (например, </w:t>
+      </w:r>
+      <w:proofErr w:type="spellStart"/>
+      <w:r>
+        <w:rPr>
+          <w:szCs w:val="28"/>
+        </w:rPr>
+        <w:t>Vect</w:t>
+      </w:r>
+      <w:proofErr w:type="spellEnd"/>
+      <w:r>
+        <w:rPr>
+          <w:szCs w:val="28"/>
+        </w:rPr>
+        <w:t xml:space="preserve"> n Int </w:t>
+      </w:r>
+      <w:r>
+        <w:rPr>
+          <w:szCs w:val="28"/>
+        </w:rPr>
+        <w:t>–</w:t>
+      </w:r>
+      <w:r>
+        <w:rPr>
+          <w:szCs w:val="28"/>
+        </w:rPr>
+        <w:t xml:space="preserve"> вектор целых чисел длины n). Это ключевая особенность </w:t>
+      </w:r>
+      <w:proofErr w:type="spellStart"/>
+      <w:r>
+        <w:rPr>
+          <w:szCs w:val="28"/>
+        </w:rPr>
+        <w:t>Idris</w:t>
+      </w:r>
+      <w:proofErr w:type="spellEnd"/>
+      <w:r>
+        <w:rPr>
+          <w:szCs w:val="28"/>
+        </w:rPr>
+        <w:t>;</w:t>
+      </w:r>
+    </w:p>
+    <w:p>
+      <w:pPr>
+        <w:rPr>
+          <w:szCs w:val="28"/>
+        </w:rPr>
+      </w:pPr>
+      <w:r>
+        <w:rPr>
+          <w:szCs w:val="28"/>
+        </w:rPr>
+        <w:t xml:space="preserve">– </w:t>
+      </w:r>
+      <w:r>
+        <w:rPr>
+          <w:szCs w:val="28"/>
+        </w:rPr>
+        <w:t>т</w:t>
+      </w:r>
+      <w:r>
+        <w:rPr>
+          <w:szCs w:val="28"/>
+        </w:rPr>
+        <w:t>ипы</w:t>
+      </w:r>
+      <w:r>
+        <w:rPr>
+          <w:szCs w:val="28"/>
+        </w:rPr>
+        <w:t xml:space="preserve"> </w:t>
+      </w:r>
+      <w:r>
+        <w:rPr>
+          <w:szCs w:val="28"/>
+        </w:rPr>
+        <w:t>функций</w:t>
+      </w:r>
+      <w:r>
+        <w:rPr>
+          <w:szCs w:val="28"/>
+        </w:rPr>
+        <w:t xml:space="preserve">: </w:t>
+      </w:r>
+      <w:r>
+        <w:rPr>
+          <w:szCs w:val="28"/>
+          <w:lang w:val="en-US"/>
+        </w:rPr>
+        <w:t>Int</w:t>
+      </w:r>
+      <w:r>
+        <w:rPr>
+          <w:szCs w:val="28"/>
+        </w:rPr>
+        <w:t xml:space="preserve"> -&gt; </w:t>
+      </w:r>
+      <w:r>
+        <w:rPr>
+          <w:szCs w:val="28"/>
+          <w:lang w:val="en-US"/>
+        </w:rPr>
+        <w:t>String</w:t>
+      </w:r>
+      <w:r>
+        <w:rPr>
+          <w:szCs w:val="28"/>
         </w:rPr>
         <w:t>,</w:t>
       </w:r>
@@ -1886,12 +2796,163 @@
           <w:szCs w:val="28"/>
           <w:lang w:val="en-US"/>
         </w:rPr>
-        <w:t xml:space="preserve"> Double, Char, String, Bool</w:t>
-      </w:r>
-      <w:r>
-        <w:rPr>
-          <w:szCs w:val="28"/>
-          <w:lang w:val="en-US"/>
+        <w:t> </w:t>
+      </w:r>
+      <w:r>
+        <w:rPr>
+          <w:szCs w:val="28"/>
+        </w:rPr>
+        <w:t>(</w:t>
+      </w:r>
+      <w:r>
+        <w:rPr>
+          <w:szCs w:val="28"/>
+          <w:lang w:val="en-US"/>
+        </w:rPr>
+        <w:t>a</w:t>
+      </w:r>
+      <w:r>
+        <w:rPr>
+          <w:szCs w:val="28"/>
+        </w:rPr>
+        <w:t xml:space="preserve"> -&gt; </w:t>
+      </w:r>
+      <w:r>
+        <w:rPr>
+          <w:szCs w:val="28"/>
+          <w:lang w:val="en-US"/>
+        </w:rPr>
+        <w:t>b</w:t>
+      </w:r>
+      <w:r>
+        <w:rPr>
+          <w:szCs w:val="28"/>
+        </w:rPr>
+        <w:t xml:space="preserve">) -&gt; </w:t>
+      </w:r>
+      <w:r>
+        <w:rPr>
+          <w:szCs w:val="28"/>
+          <w:lang w:val="en-US"/>
+        </w:rPr>
+        <w:t>List</w:t>
+      </w:r>
+      <w:r>
+        <w:rPr>
+          <w:szCs w:val="28"/>
+        </w:rPr>
+        <w:t xml:space="preserve"> </w:t>
+      </w:r>
+      <w:r>
+        <w:rPr>
+          <w:szCs w:val="28"/>
+          <w:lang w:val="en-US"/>
+        </w:rPr>
+        <w:t>a</w:t>
+      </w:r>
+      <w:r>
+        <w:rPr>
+          <w:szCs w:val="28"/>
+        </w:rPr>
+        <w:t xml:space="preserve"> -&gt; </w:t>
+      </w:r>
+      <w:r>
+        <w:rPr>
+          <w:szCs w:val="28"/>
+          <w:lang w:val="en-US"/>
+        </w:rPr>
+        <w:t>List</w:t>
+      </w:r>
+      <w:r>
+        <w:rPr>
+          <w:szCs w:val="28"/>
+        </w:rPr>
+        <w:t xml:space="preserve"> </w:t>
+      </w:r>
+      <w:r>
+        <w:rPr>
+          <w:szCs w:val="28"/>
+          <w:lang w:val="en-US"/>
+        </w:rPr>
+        <w:t>b</w:t>
+      </w:r>
+      <w:r>
+        <w:rPr>
+          <w:szCs w:val="28"/>
+        </w:rPr>
+        <w:t>.</w:t>
+      </w:r>
+    </w:p>
+    <w:p>
+      <w:pPr>
+        <w:rPr>
+          <w:szCs w:val="28"/>
+        </w:rPr>
+      </w:pPr>
+      <w:r>
+        <w:rPr>
+          <w:szCs w:val="28"/>
+        </w:rPr>
+        <w:t xml:space="preserve">Операторы циклов. </w:t>
+      </w:r>
+      <w:r>
+        <w:rPr>
+          <w:szCs w:val="28"/>
+        </w:rPr>
+        <w:t>В чистом функциональном программировании нет циклов в императивном смысле.</w:t>
+      </w:r>
+      <w:r>
+        <w:rPr>
+          <w:szCs w:val="28"/>
+        </w:rPr>
+        <w:t xml:space="preserve"> Вместо них используются:</w:t>
+      </w:r>
+    </w:p>
+    <w:p>
+      <w:pPr>
+        <w:rPr>
+          <w:szCs w:val="28"/>
+        </w:rPr>
+      </w:pPr>
+      <w:r>
+        <w:rPr>
+          <w:szCs w:val="28"/>
+        </w:rPr>
+        <w:t xml:space="preserve">– </w:t>
+      </w:r>
+      <w:r>
+        <w:rPr>
+          <w:szCs w:val="28"/>
+        </w:rPr>
+        <w:t>р</w:t>
+      </w:r>
+      <w:r>
+        <w:rPr>
+          <w:szCs w:val="28"/>
+        </w:rPr>
+        <w:t>екурсия</w:t>
+      </w:r>
+      <w:r>
+        <w:rPr>
+          <w:szCs w:val="28"/>
+        </w:rPr>
+        <w:t xml:space="preserve">: </w:t>
+      </w:r>
+      <w:r>
+        <w:rPr>
+          <w:szCs w:val="28"/>
+        </w:rPr>
+        <w:t>п</w:t>
+      </w:r>
+      <w:r>
+        <w:rPr>
+          <w:szCs w:val="28"/>
+        </w:rPr>
+        <w:t>рямая или хвостовая</w:t>
+      </w:r>
+      <w:r>
+        <w:rPr>
+          <w:szCs w:val="28"/>
         </w:rPr>
         <w:t>;</w:t>
       </w:r>
@@ -1900,59 +2961,113 @@
       <w:pPr>
         <w:rPr>
           <w:szCs w:val="28"/>
-          <w:lang w:val="en-US"/>
-        </w:rPr>
-      </w:pPr>
-      <w:r>
-        <w:rPr>
-          <w:szCs w:val="28"/>
-          <w:lang w:val="en-US"/>
-        </w:rPr>
-        <w:t xml:space="preserve">– </w:t>
-      </w:r>
-      <w:r>
-        <w:rPr>
-          <w:szCs w:val="28"/>
-        </w:rPr>
-        <w:t>п</w:t>
-      </w:r>
-      <w:r>
-        <w:rPr>
-          <w:szCs w:val="28"/>
-        </w:rPr>
-        <w:t>олиморфные</w:t>
-      </w:r>
-      <w:r>
-        <w:rPr>
-          <w:szCs w:val="28"/>
-          <w:lang w:val="en-US"/>
-        </w:rPr>
-        <w:t xml:space="preserve"> </w:t>
-      </w:r>
-      <w:r>
-        <w:rPr>
-          <w:szCs w:val="28"/>
-        </w:rPr>
-        <w:t>типы</w:t>
-      </w:r>
-      <w:r>
-        <w:rPr>
-          <w:szCs w:val="28"/>
-          <w:lang w:val="en-US"/>
-        </w:rPr>
-        <w:t xml:space="preserve">: </w:t>
-      </w:r>
-      <w:r>
-        <w:rPr>
-          <w:szCs w:val="28"/>
-          <w:lang w:val="en-US"/>
-        </w:rPr>
-        <w:t>List a, Maybe a, Either a b</w:t>
-      </w:r>
-      <w:r>
-        <w:rPr>
-          <w:szCs w:val="28"/>
-          <w:lang w:val="en-US"/>
+        </w:rPr>
+      </w:pPr>
+      <w:r>
+        <w:rPr>
+          <w:szCs w:val="28"/>
+        </w:rPr>
+        <w:t>–</w:t>
+      </w:r>
+      <w:r>
+        <w:rPr>
+          <w:szCs w:val="28"/>
+        </w:rPr>
+        <w:t> </w:t>
+      </w:r>
+      <w:r>
+        <w:rPr>
+          <w:szCs w:val="28"/>
+        </w:rPr>
+        <w:t>ф</w:t>
+      </w:r>
+      <w:r>
+        <w:rPr>
+          <w:szCs w:val="28"/>
+        </w:rPr>
+        <w:t>ункции высшего порядка над структурами данных: </w:t>
+      </w:r>
+      <w:proofErr w:type="spellStart"/>
+      <w:r>
+        <w:rPr>
+          <w:szCs w:val="28"/>
+        </w:rPr>
+        <w:t>map</w:t>
+      </w:r>
+      <w:proofErr w:type="spellEnd"/>
+      <w:r>
+        <w:rPr>
+          <w:szCs w:val="28"/>
+        </w:rPr>
+        <w:t>, </w:t>
+      </w:r>
+      <w:proofErr w:type="spellStart"/>
+      <w:r>
+        <w:rPr>
+          <w:szCs w:val="28"/>
+        </w:rPr>
+        <w:t>foldl</w:t>
+      </w:r>
+      <w:proofErr w:type="spellEnd"/>
+      <w:r>
+        <w:rPr>
+          <w:szCs w:val="28"/>
+        </w:rPr>
+        <w:t>, </w:t>
+      </w:r>
+      <w:proofErr w:type="spellStart"/>
+      <w:r>
+        <w:rPr>
+          <w:szCs w:val="28"/>
+        </w:rPr>
+        <w:t>foldr</w:t>
+      </w:r>
+      <w:proofErr w:type="spellEnd"/>
+      <w:r>
+        <w:rPr>
+          <w:szCs w:val="28"/>
+        </w:rPr>
+        <w:t>, </w:t>
+      </w:r>
+      <w:proofErr w:type="spellStart"/>
+      <w:r>
+        <w:rPr>
+          <w:szCs w:val="28"/>
+        </w:rPr>
+        <w:t>filter</w:t>
+      </w:r>
+      <w:proofErr w:type="spellEnd"/>
+      <w:r>
+        <w:rPr>
+          <w:szCs w:val="28"/>
+        </w:rPr>
+        <w:t>, </w:t>
+      </w:r>
+      <w:proofErr w:type="spellStart"/>
+      <w:r>
+        <w:rPr>
+          <w:szCs w:val="28"/>
+        </w:rPr>
+        <w:t>iterate</w:t>
+      </w:r>
+      <w:proofErr w:type="spellEnd"/>
+      <w:r>
+        <w:rPr>
+          <w:szCs w:val="28"/>
+        </w:rPr>
+        <w:t>. Эти функции обходят списки, векторы и т.д. и являются идиоматической заменой циклов </w:t>
+      </w:r>
+      <w:proofErr w:type="spellStart"/>
+      <w:r>
+        <w:rPr>
+          <w:szCs w:val="28"/>
+        </w:rPr>
+        <w:t>for</w:t>
+      </w:r>
+      <w:proofErr w:type="spellEnd"/>
+      <w:r>
+        <w:rPr>
+          <w:szCs w:val="28"/>
         </w:rPr>
         <w:t>;</w:t>
       </w:r>
@@ -1967,49 +3082,51 @@
         <w:rPr>
           <w:szCs w:val="28"/>
         </w:rPr>
-        <w:t xml:space="preserve">– </w:t>
-      </w:r>
-      <w:r>
-        <w:rPr>
-          <w:szCs w:val="28"/>
-        </w:rPr>
-        <w:t>з</w:t>
-      </w:r>
-      <w:r>
-        <w:rPr>
-          <w:szCs w:val="28"/>
-        </w:rPr>
-        <w:t>ависимые</w:t>
-      </w:r>
-      <w:r>
-        <w:rPr>
-          <w:szCs w:val="28"/>
-        </w:rPr>
-        <w:t xml:space="preserve"> </w:t>
-      </w:r>
-      <w:r>
-        <w:rPr>
-          <w:szCs w:val="28"/>
-        </w:rPr>
-        <w:t>типы</w:t>
-      </w:r>
-      <w:r>
-        <w:rPr>
-          <w:szCs w:val="28"/>
-        </w:rPr>
-        <w:t>: Тип может зависеть от значения (например, Vect n Int </w:t>
-      </w:r>
-      <w:r>
-        <w:rPr>
-          <w:szCs w:val="28"/>
-        </w:rPr>
         <w:t>–</w:t>
       </w:r>
       <w:r>
         <w:rPr>
           <w:szCs w:val="28"/>
         </w:rPr>
-        <w:t xml:space="preserve"> вектор целых чисел длины n). Это ключевая особенность Idris</w:t>
+        <w:t> </w:t>
+      </w:r>
+      <w:r>
+        <w:rPr>
+          <w:szCs w:val="28"/>
+        </w:rPr>
+        <w:t>с</w:t>
+      </w:r>
+      <w:r>
+        <w:rPr>
+          <w:szCs w:val="28"/>
+        </w:rPr>
+        <w:t xml:space="preserve">интаксис </w:t>
+      </w:r>
+      <w:proofErr w:type="spellStart"/>
+      <w:r>
+        <w:rPr>
+          <w:szCs w:val="28"/>
+        </w:rPr>
+        <w:t>do</w:t>
+      </w:r>
+      <w:proofErr w:type="spellEnd"/>
+      <w:r>
+        <w:rPr>
+          <w:szCs w:val="28"/>
+        </w:rPr>
+        <w:t>-нотации: </w:t>
+      </w:r>
+      <w:r>
+        <w:rPr>
+          <w:szCs w:val="28"/>
+        </w:rPr>
+        <w:t>и</w:t>
+      </w:r>
+      <w:r>
+        <w:rPr>
+          <w:szCs w:val="28"/>
+        </w:rPr>
+        <w:t>спользуется не для циклов, а для последовательной композиции вычислений, особенно с побочными эффектами (в IO или других монадах)</w:t>
       </w:r>
       <w:r>
         <w:rPr>
@@ -2022,171 +3139,55 @@
       <w:pPr>
         <w:rPr>
           <w:szCs w:val="28"/>
-          <w:lang w:val="en-US"/>
-        </w:rPr>
-      </w:pPr>
-      <w:r>
-        <w:rPr>
-          <w:szCs w:val="28"/>
-          <w:lang w:val="en-US"/>
-        </w:rPr>
-        <w:t xml:space="preserve">– </w:t>
-      </w:r>
-      <w:r>
-        <w:rPr>
-          <w:szCs w:val="28"/>
-        </w:rPr>
-        <w:t>т</w:t>
-      </w:r>
-      <w:r>
-        <w:rPr>
-          <w:szCs w:val="28"/>
-        </w:rPr>
-        <w:t>ипы</w:t>
-      </w:r>
-      <w:r>
-        <w:rPr>
-          <w:szCs w:val="28"/>
-          <w:lang w:val="en-US"/>
-        </w:rPr>
-        <w:t xml:space="preserve"> </w:t>
-      </w:r>
-      <w:r>
-        <w:rPr>
-          <w:szCs w:val="28"/>
-        </w:rPr>
-        <w:t>функций</w:t>
-      </w:r>
-      <w:r>
-        <w:rPr>
-          <w:szCs w:val="28"/>
-          <w:lang w:val="en-US"/>
-        </w:rPr>
-        <w:t xml:space="preserve">: </w:t>
-      </w:r>
-      <w:r>
-        <w:rPr>
-          <w:szCs w:val="28"/>
-          <w:lang w:val="en-US"/>
-        </w:rPr>
-        <w:t>Int</w:t>
-      </w:r>
-      <w:r>
-        <w:rPr>
-          <w:szCs w:val="28"/>
-          <w:lang w:val="en-US"/>
-        </w:rPr>
-        <w:t xml:space="preserve"> -&gt; </w:t>
-      </w:r>
-      <w:r>
-        <w:rPr>
-          <w:szCs w:val="28"/>
-          <w:lang w:val="en-US"/>
-        </w:rPr>
-        <w:t>String</w:t>
-      </w:r>
-      <w:r>
-        <w:rPr>
-          <w:szCs w:val="28"/>
-          <w:lang w:val="en-US"/>
-        </w:rPr>
-        <w:t>,</w:t>
-      </w:r>
-      <w:r>
-        <w:rPr>
-          <w:szCs w:val="28"/>
-          <w:lang w:val="en-US"/>
+        </w:rPr>
+      </w:pPr>
+      <w:r>
+        <w:rPr>
+          <w:szCs w:val="28"/>
+        </w:rPr>
+        <w:t>–</w:t>
+      </w:r>
+      <w:r>
+        <w:rPr>
+          <w:szCs w:val="28"/>
         </w:rPr>
         <w:t> </w:t>
       </w:r>
       <w:r>
         <w:rPr>
           <w:szCs w:val="28"/>
-          <w:lang w:val="en-US"/>
-        </w:rPr>
-        <w:t>(</w:t>
-      </w:r>
-      <w:r>
-        <w:rPr>
-          <w:szCs w:val="28"/>
-          <w:lang w:val="en-US"/>
-        </w:rPr>
-        <w:t>a</w:t>
-      </w:r>
-      <w:r>
-        <w:rPr>
-          <w:szCs w:val="28"/>
-          <w:lang w:val="en-US"/>
-        </w:rPr>
-        <w:t xml:space="preserve"> -&gt; </w:t>
-      </w:r>
-      <w:r>
-        <w:rPr>
-          <w:szCs w:val="28"/>
-          <w:lang w:val="en-US"/>
-        </w:rPr>
-        <w:t>b</w:t>
-      </w:r>
-      <w:r>
-        <w:rPr>
-          <w:szCs w:val="28"/>
-          <w:lang w:val="en-US"/>
-        </w:rPr>
-        <w:t xml:space="preserve">) -&gt; </w:t>
-      </w:r>
-      <w:r>
-        <w:rPr>
-          <w:szCs w:val="28"/>
-          <w:lang w:val="en-US"/>
-        </w:rPr>
-        <w:t>List</w:t>
-      </w:r>
-      <w:r>
-        <w:rPr>
-          <w:szCs w:val="28"/>
-          <w:lang w:val="en-US"/>
-        </w:rPr>
-        <w:t xml:space="preserve"> </w:t>
-      </w:r>
-      <w:r>
-        <w:rPr>
-          <w:szCs w:val="28"/>
-          <w:lang w:val="en-US"/>
-        </w:rPr>
-        <w:t>a</w:t>
-      </w:r>
-      <w:r>
-        <w:rPr>
-          <w:szCs w:val="28"/>
-          <w:lang w:val="en-US"/>
-        </w:rPr>
-        <w:t xml:space="preserve"> -&gt; </w:t>
-      </w:r>
-      <w:r>
-        <w:rPr>
-          <w:szCs w:val="28"/>
-          <w:lang w:val="en-US"/>
-        </w:rPr>
-        <w:t>List</w:t>
-      </w:r>
-      <w:r>
-        <w:rPr>
-          <w:szCs w:val="28"/>
-          <w:lang w:val="en-US"/>
-        </w:rPr>
-        <w:t xml:space="preserve"> </w:t>
-      </w:r>
-      <w:r>
-        <w:rPr>
-          <w:szCs w:val="28"/>
-          <w:lang w:val="en-US"/>
-        </w:rPr>
-        <w:t>b</w:t>
-      </w:r>
-      <w:r>
-        <w:rPr>
-          <w:szCs w:val="28"/>
-          <w:lang w:val="en-US"/>
+        </w:rPr>
+        <w:t>э</w:t>
+      </w:r>
+      <w:r>
+        <w:rPr>
+          <w:szCs w:val="28"/>
+        </w:rPr>
+        <w:t>муляция императивного цикла: </w:t>
+      </w:r>
+      <w:r>
+        <w:rPr>
+          <w:szCs w:val="28"/>
+        </w:rPr>
+        <w:t>м</w:t>
+      </w:r>
+      <w:r>
+        <w:rPr>
+          <w:szCs w:val="28"/>
+        </w:rPr>
+        <w:t>ожно реализовать через рекурсивную функцию с условием выхода, что аналогично </w:t>
+      </w:r>
+      <w:proofErr w:type="spellStart"/>
+      <w:r>
+        <w:rPr>
+          <w:szCs w:val="28"/>
+        </w:rPr>
+        <w:t>while</w:t>
+      </w:r>
+      <w:proofErr w:type="spellEnd"/>
+      <w:r>
+        <w:rPr>
+          <w:szCs w:val="28"/>
         </w:rPr>
         <w:t>.</w:t>
       </w:r>
@@ -2201,68 +3202,36 @@
         <w:rPr>
           <w:szCs w:val="28"/>
         </w:rPr>
-        <w:t xml:space="preserve">Операторы циклов. </w:t>
-      </w:r>
-      <w:r>
-        <w:rPr>
-          <w:szCs w:val="28"/>
-        </w:rPr>
-        <w:t>В чистом функциональном программировании нет циклов в императивном смысле.</w:t>
-      </w:r>
-      <w:r>
-        <w:rPr>
-          <w:szCs w:val="28"/>
-        </w:rPr>
-        <w:t xml:space="preserve"> Вместо них используются:</w:t>
-      </w:r>
-    </w:p>
-    <w:p>
-      <w:pPr>
-        <w:rPr>
-          <w:szCs w:val="28"/>
-          <w:lang w:val="en-US"/>
-        </w:rPr>
-      </w:pPr>
-      <w:r>
-        <w:rPr>
-          <w:szCs w:val="28"/>
-        </w:rPr>
-        <w:t xml:space="preserve">– </w:t>
-      </w:r>
-      <w:r>
-        <w:rPr>
-          <w:szCs w:val="28"/>
-        </w:rPr>
-        <w:t>р</w:t>
-      </w:r>
-      <w:r>
-        <w:rPr>
-          <w:szCs w:val="28"/>
-        </w:rPr>
-        <w:t>екурсия</w:t>
-      </w:r>
-      <w:r>
-        <w:rPr>
-          <w:szCs w:val="28"/>
-        </w:rPr>
-        <w:t xml:space="preserve">: </w:t>
-      </w:r>
-      <w:r>
-        <w:rPr>
-          <w:szCs w:val="28"/>
-        </w:rPr>
-        <w:t>п</w:t>
-      </w:r>
-      <w:r>
-        <w:rPr>
-          <w:szCs w:val="28"/>
-        </w:rPr>
-        <w:t>рямая или хвостовая</w:t>
-      </w:r>
-      <w:r>
-        <w:rPr>
-          <w:szCs w:val="28"/>
-          <w:lang w:val="en-US"/>
+        <w:t>Структуры данных о</w:t>
+      </w:r>
+      <w:r>
+        <w:rPr>
+          <w:szCs w:val="28"/>
+        </w:rPr>
+        <w:t>пределяются с помощью алгебраических типов данных.</w:t>
+      </w:r>
+    </w:p>
+    <w:p>
+      <w:pPr>
+        <w:rPr>
+          <w:szCs w:val="28"/>
+        </w:rPr>
+      </w:pPr>
+      <w:r>
+        <w:rPr>
+          <w:szCs w:val="28"/>
+        </w:rPr>
+        <w:t>–</w:t>
+      </w:r>
+      <w:r>
+        <w:rPr>
+          <w:szCs w:val="28"/>
+        </w:rPr>
+        <w:t> перечисления</w:t>
+      </w:r>
+      <w:r>
+        <w:rPr>
+          <w:szCs w:val="28"/>
         </w:rPr>
         <w:t>;</w:t>
       </w:r>
@@ -2283,31 +3252,7 @@
         <w:rPr>
           <w:szCs w:val="28"/>
         </w:rPr>
-        <w:t> </w:t>
-      </w:r>
-      <w:r>
-        <w:rPr>
-          <w:szCs w:val="28"/>
-        </w:rPr>
-        <w:t>ф</w:t>
-      </w:r>
-      <w:r>
-        <w:rPr>
-          <w:szCs w:val="28"/>
-        </w:rPr>
-        <w:t>ункции высшего</w:t>
-      </w:r>
-      <w:r>
-        <w:rPr>
-          <w:szCs w:val="28"/>
-        </w:rPr>
-        <w:t xml:space="preserve"> </w:t>
-      </w:r>
-      <w:r>
-        <w:rPr>
-          <w:szCs w:val="28"/>
-        </w:rPr>
-        <w:t>порядка над структурами данных: map, foldl, foldr, filter, iterate. Эти функции обходят списки, векторы и т.д. и являются идиоматической заменой циклов for</w:t>
+        <w:t> произведения</w:t>
       </w:r>
       <w:r>
         <w:rPr>
@@ -2332,37 +3277,7 @@
         <w:rPr>
           <w:szCs w:val="28"/>
         </w:rPr>
-        <w:t> </w:t>
-      </w:r>
-      <w:r>
-        <w:rPr>
-          <w:szCs w:val="28"/>
-        </w:rPr>
-        <w:t>с</w:t>
-      </w:r>
-      <w:r>
-        <w:rPr>
-          <w:szCs w:val="28"/>
-        </w:rPr>
-        <w:t xml:space="preserve">интаксис </w:t>
-      </w:r>
-      <w:r>
-        <w:rPr>
-          <w:szCs w:val="28"/>
-        </w:rPr>
-        <w:t>do-нотации: </w:t>
-      </w:r>
-      <w:r>
-        <w:rPr>
-          <w:szCs w:val="28"/>
-        </w:rPr>
-        <w:t>и</w:t>
-      </w:r>
-      <w:r>
-        <w:rPr>
-          <w:szCs w:val="28"/>
-        </w:rPr>
-        <w:t>спользуется не для циклов, а для последовательной композиции вычислений, особенно с побочными эффектами (в IO или других монадах)</w:t>
+        <w:t> рекурсивные структуры</w:t>
       </w:r>
       <w:r>
         <w:rPr>
@@ -2387,62 +3302,57 @@
         <w:rPr>
           <w:szCs w:val="28"/>
         </w:rPr>
-        <w:t> </w:t>
-      </w:r>
-      <w:r>
-        <w:rPr>
-          <w:szCs w:val="28"/>
-        </w:rPr>
-        <w:t>э</w:t>
-      </w:r>
-      <w:r>
-        <w:rPr>
-          <w:szCs w:val="28"/>
-        </w:rPr>
-        <w:t>м</w:t>
-      </w:r>
-      <w:r>
-        <w:rPr>
-          <w:szCs w:val="28"/>
-        </w:rPr>
-        <w:t>уляция императивного цикла: </w:t>
-      </w:r>
-      <w:r>
-        <w:rPr>
-          <w:szCs w:val="28"/>
-        </w:rPr>
-        <w:t>м</w:t>
-      </w:r>
-      <w:r>
-        <w:rPr>
-          <w:szCs w:val="28"/>
-        </w:rPr>
-        <w:t>ожно реализовать через рекурсивную функцию с условием выхода, что аналогично while</w:t>
-      </w:r>
-      <w:r>
-        <w:rPr>
-          <w:szCs w:val="28"/>
-        </w:rPr>
-        <w:t>.</w:t>
-      </w:r>
-    </w:p>
-    <w:p>
-      <w:pPr>
-        <w:rPr>
-          <w:szCs w:val="28"/>
-        </w:rPr>
-      </w:pPr>
-      <w:r>
-        <w:rPr>
-          <w:szCs w:val="28"/>
-        </w:rPr>
-        <w:t>Структуры данных о</w:t>
-      </w:r>
-      <w:r>
-        <w:rPr>
-          <w:szCs w:val="28"/>
-        </w:rPr>
-        <w:t>пределяются с помощью алгебраических типов данных.</w:t>
+        <w:t> запись: с</w:t>
+      </w:r>
+      <w:r>
+        <w:rPr>
+          <w:szCs w:val="28"/>
+        </w:rPr>
+        <w:t xml:space="preserve">пециальный синтаксис для </w:t>
+      </w:r>
+      <w:r>
+        <w:rPr>
+          <w:szCs w:val="28"/>
+        </w:rPr>
+        <w:t>алгебраических типов данных</w:t>
+      </w:r>
+      <w:r>
+        <w:rPr>
+          <w:szCs w:val="28"/>
+        </w:rPr>
+        <w:t xml:space="preserve"> с именованными полями.</w:t>
+      </w:r>
+    </w:p>
+    <w:p>
+      <w:pPr>
+        <w:rPr>
+          <w:szCs w:val="28"/>
+        </w:rPr>
+      </w:pPr>
+      <w:r>
+        <w:rPr>
+          <w:szCs w:val="28"/>
+        </w:rPr>
+        <w:t xml:space="preserve">Функции – основа </w:t>
+      </w:r>
+      <w:r>
+        <w:rPr>
+          <w:szCs w:val="28"/>
+          <w:lang w:val="en-US"/>
+        </w:rPr>
+        <w:t>Idris</w:t>
+      </w:r>
+      <w:r>
+        <w:rPr>
+          <w:szCs w:val="28"/>
+        </w:rPr>
+        <w:t xml:space="preserve"> 2.</w:t>
+      </w:r>
+      <w:r>
+        <w:rPr>
+          <w:szCs w:val="28"/>
+        </w:rPr>
+        <w:t xml:space="preserve"> Выделены следующие виды:</w:t>
       </w:r>
     </w:p>
     <w:p>
@@ -2461,13 +3371,7 @@
         <w:rPr>
           <w:szCs w:val="28"/>
         </w:rPr>
-        <w:t> </w:t>
-      </w:r>
-      <w:r>
-        <w:rPr>
-          <w:szCs w:val="28"/>
-        </w:rPr>
-        <w:t>перечисления</w:t>
+        <w:t> определение</w:t>
       </w:r>
       <w:r>
         <w:rPr>
@@ -2492,13 +3396,7 @@
         <w:rPr>
           <w:szCs w:val="28"/>
         </w:rPr>
-        <w:t> </w:t>
-      </w:r>
-      <w:r>
-        <w:rPr>
-          <w:szCs w:val="28"/>
-        </w:rPr>
-        <w:t>произведения</w:t>
+        <w:t> лямбда-выражения</w:t>
       </w:r>
       <w:r>
         <w:rPr>
@@ -2523,187 +3421,7 @@
         <w:rPr>
           <w:szCs w:val="28"/>
         </w:rPr>
-        <w:t> </w:t>
-      </w:r>
-      <w:r>
-        <w:rPr>
-          <w:szCs w:val="28"/>
-        </w:rPr>
-        <w:t>рекурсивные структуры</w:t>
-      </w:r>
-      <w:r>
-        <w:rPr>
-          <w:szCs w:val="28"/>
-        </w:rPr>
-        <w:t>;</w:t>
-      </w:r>
-    </w:p>
-    <w:p>
-      <w:pPr>
-        <w:rPr>
-          <w:szCs w:val="28"/>
-        </w:rPr>
-      </w:pPr>
-      <w:r>
-        <w:rPr>
-          <w:szCs w:val="28"/>
-        </w:rPr>
-        <w:t>–</w:t>
-      </w:r>
-      <w:r>
-        <w:rPr>
-          <w:szCs w:val="28"/>
-        </w:rPr>
-        <w:t> </w:t>
-      </w:r>
-      <w:r>
-        <w:rPr>
-          <w:szCs w:val="28"/>
-        </w:rPr>
-        <w:t>запись: с</w:t>
-      </w:r>
-      <w:r>
-        <w:rPr>
-          <w:szCs w:val="28"/>
-        </w:rPr>
-        <w:t xml:space="preserve">пециальный синтаксис для </w:t>
-      </w:r>
-      <w:r>
-        <w:rPr>
-          <w:szCs w:val="28"/>
-        </w:rPr>
-        <w:t>алгебраических типов данных</w:t>
-      </w:r>
-      <w:r>
-        <w:rPr>
-          <w:szCs w:val="28"/>
-        </w:rPr>
-        <w:t xml:space="preserve"> </w:t>
-      </w:r>
-      <w:r>
-        <w:rPr>
-          <w:szCs w:val="28"/>
-        </w:rPr>
-        <w:t>с именованными полями.</w:t>
-      </w:r>
-    </w:p>
-    <w:p>
-      <w:pPr>
-        <w:rPr>
-          <w:szCs w:val="28"/>
-        </w:rPr>
-      </w:pPr>
-      <w:r>
-        <w:rPr>
-          <w:szCs w:val="28"/>
-        </w:rPr>
-        <w:t xml:space="preserve">Функции – основа </w:t>
-      </w:r>
-      <w:r>
-        <w:rPr>
-          <w:szCs w:val="28"/>
-          <w:lang w:val="en-US"/>
-        </w:rPr>
-        <w:t>Idris</w:t>
-      </w:r>
-      <w:r>
-        <w:rPr>
-          <w:szCs w:val="28"/>
-        </w:rPr>
-        <w:t xml:space="preserve"> 2.</w:t>
-      </w:r>
-      <w:r>
-        <w:rPr>
-          <w:szCs w:val="28"/>
-        </w:rPr>
-        <w:t xml:space="preserve"> Выделены следующие виды:</w:t>
-      </w:r>
-    </w:p>
-    <w:p>
-      <w:pPr>
-        <w:rPr>
-          <w:szCs w:val="28"/>
-        </w:rPr>
-      </w:pPr>
-      <w:r>
-        <w:rPr>
-          <w:szCs w:val="28"/>
-        </w:rPr>
-        <w:t>–</w:t>
-      </w:r>
-      <w:r>
-        <w:rPr>
-          <w:szCs w:val="28"/>
-        </w:rPr>
-        <w:t> </w:t>
-      </w:r>
-      <w:r>
-        <w:rPr>
-          <w:szCs w:val="28"/>
-        </w:rPr>
-        <w:t>определение</w:t>
-      </w:r>
-      <w:r>
-        <w:rPr>
-          <w:szCs w:val="28"/>
-        </w:rPr>
-        <w:t>;</w:t>
-      </w:r>
-    </w:p>
-    <w:p>
-      <w:pPr>
-        <w:rPr>
-          <w:szCs w:val="28"/>
-        </w:rPr>
-      </w:pPr>
-      <w:r>
-        <w:rPr>
-          <w:szCs w:val="28"/>
-        </w:rPr>
-        <w:t>–</w:t>
-      </w:r>
-      <w:r>
-        <w:rPr>
-          <w:szCs w:val="28"/>
-        </w:rPr>
-        <w:t> </w:t>
-      </w:r>
-      <w:r>
-        <w:rPr>
-          <w:szCs w:val="28"/>
-        </w:rPr>
-        <w:t>лямбда-выражения</w:t>
-      </w:r>
-      <w:r>
-        <w:rPr>
-          <w:szCs w:val="28"/>
-        </w:rPr>
-        <w:t>;</w:t>
-      </w:r>
-    </w:p>
-    <w:p>
-      <w:pPr>
-        <w:rPr>
-          <w:szCs w:val="28"/>
-        </w:rPr>
-      </w:pPr>
-      <w:r>
-        <w:rPr>
-          <w:szCs w:val="28"/>
-        </w:rPr>
-        <w:t>–</w:t>
-      </w:r>
-      <w:r>
-        <w:rPr>
-          <w:szCs w:val="28"/>
-        </w:rPr>
-        <w:t> </w:t>
-      </w:r>
-      <w:r>
-        <w:rPr>
-          <w:szCs w:val="28"/>
-        </w:rPr>
-        <w:t>функции высшего порядка</w:t>
+        <w:t> функции высшего порядка</w:t>
       </w:r>
       <w:r>
         <w:rPr>
@@ -2729,13 +3447,7 @@
         <w:rPr>
           <w:szCs w:val="28"/>
         </w:rPr>
-        <w:t> </w:t>
-      </w:r>
-      <w:r>
-        <w:rPr>
-          <w:szCs w:val="28"/>
-        </w:rPr>
-        <w:t>зависимые типы в функциях</w:t>
+        <w:t> зависимые типы в функциях</w:t>
       </w:r>
       <w:r>
         <w:rPr>
@@ -2767,20 +3479,104 @@
         <w:rPr>
           <w:szCs w:val="28"/>
         </w:rPr>
-        <w:t>– if...then...else: Обычное выражение, возвращающее значение. Обе ветки должны иметь одинаковый тип;</w:t>
-      </w:r>
-    </w:p>
-    <w:p>
-      <w:pPr>
-        <w:rPr>
-          <w:szCs w:val="28"/>
-        </w:rPr>
-      </w:pPr>
-      <w:r>
-        <w:rPr>
-          <w:szCs w:val="28"/>
-        </w:rPr>
-        <w:t>– case...of: Сопоставление с образцом, более мощный аналог switch. Может деструктурировать сложные типы и использоваться для доказательств.</w:t>
+        <w:t>– </w:t>
+      </w:r>
+      <w:proofErr w:type="spellStart"/>
+      <w:r>
+        <w:rPr>
+          <w:szCs w:val="28"/>
+        </w:rPr>
+        <w:t>if</w:t>
+      </w:r>
+      <w:proofErr w:type="spellEnd"/>
+      <w:r>
+        <w:rPr>
+          <w:szCs w:val="28"/>
+        </w:rPr>
+        <w:t>...</w:t>
+      </w:r>
+      <w:proofErr w:type="spellStart"/>
+      <w:r>
+        <w:rPr>
+          <w:szCs w:val="28"/>
+        </w:rPr>
+        <w:t>then</w:t>
+      </w:r>
+      <w:proofErr w:type="spellEnd"/>
+      <w:r>
+        <w:rPr>
+          <w:szCs w:val="28"/>
+        </w:rPr>
+        <w:t>...</w:t>
+      </w:r>
+      <w:proofErr w:type="spellStart"/>
+      <w:r>
+        <w:rPr>
+          <w:szCs w:val="28"/>
+        </w:rPr>
+        <w:t>else</w:t>
+      </w:r>
+      <w:proofErr w:type="spellEnd"/>
+      <w:r>
+        <w:rPr>
+          <w:szCs w:val="28"/>
+        </w:rPr>
+        <w:t>: Обычное выражение, возвращающее значение. Обе ветки должны иметь одинаковый тип;</w:t>
+      </w:r>
+    </w:p>
+    <w:p>
+      <w:pPr>
+        <w:rPr>
+          <w:szCs w:val="28"/>
+        </w:rPr>
+      </w:pPr>
+      <w:r>
+        <w:rPr>
+          <w:szCs w:val="28"/>
+        </w:rPr>
+        <w:t>– </w:t>
+      </w:r>
+      <w:proofErr w:type="spellStart"/>
+      <w:r>
+        <w:rPr>
+          <w:szCs w:val="28"/>
+        </w:rPr>
+        <w:t>case</w:t>
+      </w:r>
+      <w:proofErr w:type="spellEnd"/>
+      <w:r>
+        <w:rPr>
+          <w:szCs w:val="28"/>
+        </w:rPr>
+        <w:t>...</w:t>
+      </w:r>
+      <w:proofErr w:type="spellStart"/>
+      <w:r>
+        <w:rPr>
+          <w:szCs w:val="28"/>
+        </w:rPr>
+        <w:t>of</w:t>
+      </w:r>
+      <w:proofErr w:type="spellEnd"/>
+      <w:r>
+        <w:rPr>
+          <w:szCs w:val="28"/>
+        </w:rPr>
+        <w:t>: Сопоставление с образцом, более мощный аналог </w:t>
+      </w:r>
+      <w:proofErr w:type="spellStart"/>
+      <w:r>
+        <w:rPr>
+          <w:szCs w:val="28"/>
+        </w:rPr>
+        <w:t>switch</w:t>
+      </w:r>
+      <w:proofErr w:type="spellEnd"/>
+      <w:r>
+        <w:rPr>
+          <w:szCs w:val="28"/>
+        </w:rPr>
+        <w:t>. Может деструктурировать сложные типы и использоваться для доказательств.</w:t>
       </w:r>
     </w:p>
     <w:p>
@@ -2821,24 +3617,26 @@
           <w:color w:val="000000"/>
           <w:szCs w:val="28"/>
         </w:rPr>
-        <w:t>зык программирования Rus</w:t>
-      </w:r>
+        <w:t xml:space="preserve">зык программирования </w:t>
+      </w:r>
+      <w:proofErr w:type="spellStart"/>
       <w:r>
         <w:rPr>
           <w:bCs/>
           <w:color w:val="000000"/>
           <w:szCs w:val="28"/>
-          <w:lang w:val="en-US"/>
-        </w:rPr>
-        <w:t>t</w:t>
-      </w:r>
+        </w:rPr>
+        <w:t>Rus</w:t>
+      </w:r>
+      <w:proofErr w:type="spellEnd"/>
       <w:r>
         <w:rPr>
           <w:bCs/>
           <w:color w:val="000000"/>
           <w:szCs w:val="28"/>
-        </w:rPr>
-        <w:t>, о</w:t>
+          <w:lang w:val="en-US"/>
+        </w:rPr>
+        <w:t>t</w:t>
       </w:r>
       <w:r>
         <w:rPr>
@@ -2846,7 +3644,7 @@
           <w:color w:val="000000"/>
           <w:szCs w:val="28"/>
         </w:rPr>
-        <w:t xml:space="preserve">перационная система: Ubuntu </w:t>
+        <w:t>, о</w:t>
       </w:r>
       <w:r>
         <w:rPr>
@@ -2854,7 +3652,7 @@
           <w:color w:val="000000"/>
           <w:szCs w:val="28"/>
         </w:rPr>
-        <w:t xml:space="preserve">24.04.3 </w:t>
+        <w:t xml:space="preserve">перационная система: Ubuntu 24.04.3 </w:t>
       </w:r>
       <w:r>
         <w:rPr>
@@ -2873,6 +3671,7 @@
         </w:rPr>
         <w:t xml:space="preserve"> </w:t>
       </w:r>
+      <w:proofErr w:type="spellStart"/>
       <w:r>
         <w:rPr>
           <w:bCs/>
@@ -2890,6 +3689,7 @@
         </w:rPr>
         <w:t>ux</w:t>
       </w:r>
+      <w:proofErr w:type="spellEnd"/>
       <w:r>
         <w:rPr>
           <w:bCs/>
@@ -2904,7 +3704,25 @@
           <w:color w:val="000000"/>
           <w:szCs w:val="28"/>
         </w:rPr>
-        <w:t>омпьютер: ноутбук. Среда разработки: Visual Studio Code с расширением rust-analyzer.</w:t>
+        <w:t xml:space="preserve">омпьютер: ноутбук. Среда разработки: Visual Studio Code с расширением </w:t>
+      </w:r>
+      <w:proofErr w:type="spellStart"/>
+      <w:r>
+        <w:rPr>
+          <w:bCs/>
+          <w:color w:val="000000"/>
+          <w:szCs w:val="28"/>
+        </w:rPr>
+        <w:t>rust-analyzer</w:t>
+      </w:r>
+      <w:proofErr w:type="spellEnd"/>
+      <w:r>
+        <w:rPr>
+          <w:bCs/>
+          <w:color w:val="000000"/>
+          <w:szCs w:val="28"/>
+        </w:rPr>
+        <w:t>.</w:t>
       </w:r>
       <w:r>
         <w:rPr>
@@ -2954,17 +3772,73 @@
     </w:p>
     <w:p>
       <w:r>
-        <w:t>В результате выполнения лабораторной работы был разработан исполняемый скрипт на языке Bash, реализующий консольный «хранитель экрана» в виде крупных ASCII-часов, динамически меняющих положение на экране. Программное средство интегрирует несколько ключевых компонентов: собственный детерминированный генератор псевдослучайных чисел на основе мультипликативного алгоритма, систему хранения и отрисовки графических примитивов (цифр), главный цикл с таймерами для управления обновлением и перемещением, а также механизмы корректного взаимодействия с терминалом через ANSI escape-последовательности. Работа скрипта не зависит от встроенного генератора $RANDOM, что соответствует требованию реализации отдельного алгоритма, инициализируемого текущим временем.</w:t>
-      </w:r>
-    </w:p>
-    <w:p>
-      <w:r>
-        <w:t>В ходе выполнения программы проводится эксперимент по её запуску в терминале с фиксированным размером окна. Наблюдение за работой в течение нескольких циклов позволяет оценить корректность реализации основных функций: часы последовательно отображают актуальное системное время, каждые 10 секунд перемещаются в новую случайную позицию в пределах границ экрана, а внутренний генератор обновляет seed согласно заданному интервалу. При этом не происходит наложения символов, смещения или повреждения вывода, а информационная панель внизу экрана точно отражает статус выполнения. Прерывание работы по нажатию любой клавиши обрабатывается корректно: состояние терминала (курсор, эхо) восстанавливается, что предотвращает необходимость его ручной настройки после завершения скрипта.</w:t>
-      </w:r>
-    </w:p>
-    <w:p>
-      <w:r>
-        <w:t>Таким образом, лабораторная работа продемонстрировала, что средствами shell-скриптинга возможно создание сложных интерактивных приложений, сочетающих алгоритмическую логику, обработку времени, управление выводом и реакцию на действия пользователя. Выполнение данной работы позволило закрепить практические навыки написания структурированных скриптов, включая работу с переменными, ассоциативными массивами, арифметическими вычислениями, управляющими конструкциями (циклы, условия), функциями, а также взаимодействие с внешними утилитами (date, tput, stty) для решения прикладной задачи. Особое значение имело освоение принципов интеграции этих компонентов в единый сценарий, эффективно использующий философию Unix и возможности командной оболочки для автоматизации.</w:t>
+        <w:t xml:space="preserve">В результате выполнения лабораторной работы был разработан исполняемый скрипт на языке </w:t>
+      </w:r>
+      <w:proofErr w:type="spellStart"/>
+      <w:r>
+        <w:t>Bash</w:t>
+      </w:r>
+      <w:proofErr w:type="spellEnd"/>
+      <w:r>
+        <w:t xml:space="preserve">, реализующий консольный «хранитель экрана» в виде крупных ASCII-часов, динамически меняющих положение на экране. Программное средство интегрирует несколько ключевых компонентов: собственный детерминированный генератор псевдослучайных чисел на основе мультипликативного алгоритма, систему хранения и отрисовки графических примитивов (цифр), главный цикл с таймерами для управления обновлением и перемещением, а также механизмы корректного взаимодействия с терминалом через ANSI </w:t>
+      </w:r>
+      <w:proofErr w:type="spellStart"/>
+      <w:r>
+        <w:t>escape</w:t>
+      </w:r>
+      <w:proofErr w:type="spellEnd"/>
+      <w:r>
+        <w:t>-последовательности. Работа скрипта не зависит от встроенного генератора $RANDOM, что соответствует требованию реализации отдельного алгоритма, инициализируемого текущим временем.</w:t>
+      </w:r>
+    </w:p>
+    <w:p>
+      <w:r>
+        <w:t xml:space="preserve">В ходе выполнения программы проводится эксперимент по её запуску в терминале с фиксированным размером окна. Наблюдение за работой в течение нескольких циклов позволяет оценить корректность реализации основных функций: часы последовательно отображают актуальное системное время, каждые 10 секунд перемещаются в новую случайную позицию в пределах границ экрана, а внутренний генератор обновляет </w:t>
+      </w:r>
+      <w:proofErr w:type="spellStart"/>
+      <w:r>
+        <w:t>seed</w:t>
+      </w:r>
+      <w:proofErr w:type="spellEnd"/>
+      <w:r>
+        <w:t xml:space="preserve"> согласно заданному интервалу. При этом не происходит наложения символов, смещения или повреждения вывода, а информационная панель внизу экрана точно отражает статус выполнения. Прерывание работы по нажатию любой клавиши обрабатывается корректно: состояние терминала (курсор, эхо) восстанавливается, что предотвращает необходимость его ручной настройки после завершения скрипта.</w:t>
+      </w:r>
+    </w:p>
+    <w:p>
+      <w:r>
+        <w:t xml:space="preserve">Таким образом, лабораторная работа продемонстрировала, что средствами </w:t>
+      </w:r>
+      <w:proofErr w:type="spellStart"/>
+      <w:r>
+        <w:t>shell-скриптинга</w:t>
+      </w:r>
+      <w:proofErr w:type="spellEnd"/>
+      <w:r>
+        <w:t xml:space="preserve"> возможно создание сложных интерактивных приложений, сочетающих алгоритмическую логику, обработку времени, управление выводом и реакцию на действия пользователя. Выполнение данной работы позволило закрепить практические навыки написания структурированных скриптов, включая работу с переменными, ассоциативными массивами, арифметическими вычислениями, управляющими конструкциями (циклы, условия), функциями, а также взаимодействие с внешними утилитами (</w:t>
+      </w:r>
+      <w:proofErr w:type="spellStart"/>
+      <w:r>
+        <w:t>date</w:t>
+      </w:r>
+      <w:proofErr w:type="spellEnd"/>
+      <w:r>
+        <w:t>, </w:t>
+      </w:r>
+      <w:proofErr w:type="spellStart"/>
+      <w:r>
+        <w:t>tput</w:t>
+      </w:r>
+      <w:proofErr w:type="spellEnd"/>
+      <w:r>
+        <w:t>, </w:t>
+      </w:r>
+      <w:proofErr w:type="spellStart"/>
+      <w:r>
+        <w:t>stty</w:t>
+      </w:r>
+      <w:proofErr w:type="spellEnd"/>
+      <w:r>
+        <w:t>) для решения прикладной задачи. Особое значение имело освоение принципов интеграции этих компонентов в единый сценарий, эффективно использующий философию Unix и возможности командной оболочки для автоматизации.</w:t>
       </w:r>
       <w:r>
         <w:br w:type="page"/>
@@ -3043,8 +3917,37 @@
         </w:rPr>
         <w:t> </w:t>
       </w:r>
-      <w:r>
-        <w:t>Робачевский, А. М. Операционная система UNIX / А. М. Робачевский, С. С. Немнюгин, О. Л. Стесик. – 2-е изд. – СПб.: БХВ-Петербург, 2010. – 656 с.</w:t>
+      <w:proofErr w:type="spellStart"/>
+      <w:r>
+        <w:t>Робачевский</w:t>
+      </w:r>
+      <w:proofErr w:type="spellEnd"/>
+      <w:r>
+        <w:t xml:space="preserve">, А. М. Операционная система UNIX / А. М. </w:t>
+      </w:r>
+      <w:proofErr w:type="spellStart"/>
+      <w:r>
+        <w:t>Робачевский</w:t>
+      </w:r>
+      <w:proofErr w:type="spellEnd"/>
+      <w:r>
+        <w:t xml:space="preserve">, С. С. </w:t>
+      </w:r>
+      <w:proofErr w:type="spellStart"/>
+      <w:r>
+        <w:t>Немнюгин</w:t>
+      </w:r>
+      <w:proofErr w:type="spellEnd"/>
+      <w:r>
+        <w:t xml:space="preserve">, О. Л. </w:t>
+      </w:r>
+      <w:proofErr w:type="spellStart"/>
+      <w:r>
+        <w:t>Стесик</w:t>
+      </w:r>
+      <w:proofErr w:type="spellEnd"/>
+      <w:r>
+        <w:t>. – 2-е изд. – СПб.: БХВ-Петербург, 2010. – 656 с.</w:t>
       </w:r>
     </w:p>
     <w:p>
@@ -3179,13 +4082,23 @@
           <w:lang w:val="en-US"/>
         </w:rPr>
       </w:pPr>
-      <w:r>
-        <w:rPr>
-          <w:rFonts w:ascii="Courier New" w:hAnsi="Courier New" w:cs="Courier New"/>
-          <w:sz w:val="24"/>
-          <w:lang w:val="en-US"/>
-        </w:rPr>
-        <w:t>#!/bin/bash</w:t>
+      <w:proofErr w:type="gramStart"/>
+      <w:r>
+        <w:rPr>
+          <w:rFonts w:ascii="Courier New" w:hAnsi="Courier New" w:cs="Courier New"/>
+          <w:sz w:val="24"/>
+          <w:lang w:val="en-US"/>
+        </w:rPr>
+        <w:t>#!/</w:t>
+      </w:r>
+      <w:proofErr w:type="gramEnd"/>
+      <w:r>
+        <w:rPr>
+          <w:rFonts w:ascii="Courier New" w:hAnsi="Courier New" w:cs="Courier New"/>
+          <w:sz w:val="24"/>
+          <w:lang w:val="en-US"/>
+        </w:rPr>
+        <w:t>bin/bash</w:t>
       </w:r>
     </w:p>
     <w:p>
@@ -3258,13 +4171,41 @@
           <w:lang w:val="en-US"/>
         </w:rPr>
       </w:pPr>
-      <w:r>
-        <w:rPr>
-          <w:rFonts w:ascii="Courier New" w:hAnsi="Courier New" w:cs="Courier New"/>
-          <w:sz w:val="24"/>
-          <w:lang w:val="en-US"/>
-        </w:rPr>
-        <w:t>init_generator() {</w:t>
+      <w:proofErr w:type="spellStart"/>
+      <w:r>
+        <w:rPr>
+          <w:rFonts w:ascii="Courier New" w:hAnsi="Courier New" w:cs="Courier New"/>
+          <w:sz w:val="24"/>
+          <w:lang w:val="en-US"/>
+        </w:rPr>
+        <w:t>init_</w:t>
+      </w:r>
+      <w:proofErr w:type="gramStart"/>
+      <w:r>
+        <w:rPr>
+          <w:rFonts w:ascii="Courier New" w:hAnsi="Courier New" w:cs="Courier New"/>
+          <w:sz w:val="24"/>
+          <w:lang w:val="en-US"/>
+        </w:rPr>
+        <w:t>generator</w:t>
+      </w:r>
+      <w:proofErr w:type="spellEnd"/>
+      <w:r>
+        <w:rPr>
+          <w:rFonts w:ascii="Courier New" w:hAnsi="Courier New" w:cs="Courier New"/>
+          <w:sz w:val="24"/>
+          <w:lang w:val="en-US"/>
+        </w:rPr>
+        <w:t>(</w:t>
+      </w:r>
+      <w:proofErr w:type="gramEnd"/>
+      <w:r>
+        <w:rPr>
+          <w:rFonts w:ascii="Courier New" w:hAnsi="Courier New" w:cs="Courier New"/>
+          <w:sz w:val="24"/>
+          <w:lang w:val="en-US"/>
+        </w:rPr>
+        <w:t>) {</w:t>
       </w:r>
     </w:p>
     <w:p>
@@ -3326,13 +4267,41 @@
           <w:lang w:val="en-US"/>
         </w:rPr>
       </w:pPr>
-      <w:r>
-        <w:rPr>
-          <w:rFonts w:ascii="Courier New" w:hAnsi="Courier New" w:cs="Courier New"/>
-          <w:sz w:val="24"/>
-          <w:lang w:val="en-US"/>
-        </w:rPr>
-        <w:t>my_random() {</w:t>
+      <w:proofErr w:type="spellStart"/>
+      <w:r>
+        <w:rPr>
+          <w:rFonts w:ascii="Courier New" w:hAnsi="Courier New" w:cs="Courier New"/>
+          <w:sz w:val="24"/>
+          <w:lang w:val="en-US"/>
+        </w:rPr>
+        <w:t>my_</w:t>
+      </w:r>
+      <w:proofErr w:type="gramStart"/>
+      <w:r>
+        <w:rPr>
+          <w:rFonts w:ascii="Courier New" w:hAnsi="Courier New" w:cs="Courier New"/>
+          <w:sz w:val="24"/>
+          <w:lang w:val="en-US"/>
+        </w:rPr>
+        <w:t>random</w:t>
+      </w:r>
+      <w:proofErr w:type="spellEnd"/>
+      <w:r>
+        <w:rPr>
+          <w:rFonts w:ascii="Courier New" w:hAnsi="Courier New" w:cs="Courier New"/>
+          <w:sz w:val="24"/>
+          <w:lang w:val="en-US"/>
+        </w:rPr>
+        <w:t>(</w:t>
+      </w:r>
+      <w:proofErr w:type="gramEnd"/>
+      <w:r>
+        <w:rPr>
+          <w:rFonts w:ascii="Courier New" w:hAnsi="Courier New" w:cs="Courier New"/>
+          <w:sz w:val="24"/>
+          <w:lang w:val="en-US"/>
+        </w:rPr>
+        <w:t>) {</w:t>
       </w:r>
     </w:p>
     <w:p>
@@ -3370,26 +4339,62 @@
           <w:sz w:val="24"/>
           <w:lang w:val="en-US"/>
         </w:rPr>
-        <w:t xml:space="preserve">    RANDOM_SEED=$(( (RANDOM_SEED * 1103515245 + 12345) % 2147483648 ))</w:t>
-      </w:r>
-    </w:p>
-    <w:p>
-      <w:pPr>
-        <w:ind w:firstLine="0"/>
-        <w:jc w:val="left"/>
-        <w:rPr>
-          <w:rFonts w:ascii="Courier New" w:hAnsi="Courier New" w:cs="Courier New"/>
-          <w:sz w:val="24"/>
-          <w:lang w:val="en-US"/>
-        </w:rPr>
-      </w:pPr>
-      <w:r>
-        <w:rPr>
-          <w:rFonts w:ascii="Courier New" w:hAnsi="Courier New" w:cs="Courier New"/>
-          <w:sz w:val="24"/>
-          <w:lang w:val="en-US"/>
-        </w:rPr>
-        <w:t xml:space="preserve">    echo $(( RANDOM_SEED % $1 ))</w:t>
+        <w:t xml:space="preserve">    RANDOM_SEED=$</w:t>
+      </w:r>
+      <w:proofErr w:type="gramStart"/>
+      <w:r>
+        <w:rPr>
+          <w:rFonts w:ascii="Courier New" w:hAnsi="Courier New" w:cs="Courier New"/>
+          <w:sz w:val="24"/>
+          <w:lang w:val="en-US"/>
+        </w:rPr>
+        <w:t>(( (</w:t>
+      </w:r>
+      <w:proofErr w:type="gramEnd"/>
+      <w:r>
+        <w:rPr>
+          <w:rFonts w:ascii="Courier New" w:hAnsi="Courier New" w:cs="Courier New"/>
+          <w:sz w:val="24"/>
+          <w:lang w:val="en-US"/>
+        </w:rPr>
+        <w:t>RANDOM_SEED * 1103515245 + 12345) % 2147483648 ))</w:t>
+      </w:r>
+    </w:p>
+    <w:p>
+      <w:pPr>
+        <w:ind w:firstLine="0"/>
+        <w:jc w:val="left"/>
+        <w:rPr>
+          <w:rFonts w:ascii="Courier New" w:hAnsi="Courier New" w:cs="Courier New"/>
+          <w:sz w:val="24"/>
+          <w:lang w:val="en-US"/>
+        </w:rPr>
+      </w:pPr>
+      <w:r>
+        <w:rPr>
+          <w:rFonts w:ascii="Courier New" w:hAnsi="Courier New" w:cs="Courier New"/>
+          <w:sz w:val="24"/>
+          <w:lang w:val="en-US"/>
+        </w:rPr>
+        <w:t xml:space="preserve">    echo $</w:t>
+      </w:r>
+      <w:proofErr w:type="gramStart"/>
+      <w:r>
+        <w:rPr>
+          <w:rFonts w:ascii="Courier New" w:hAnsi="Courier New" w:cs="Courier New"/>
+          <w:sz w:val="24"/>
+          <w:lang w:val="en-US"/>
+        </w:rPr>
+        <w:t>(( RANDOM</w:t>
+      </w:r>
+      <w:proofErr w:type="gramEnd"/>
+      <w:r>
+        <w:rPr>
+          <w:rFonts w:ascii="Courier New" w:hAnsi="Courier New" w:cs="Courier New"/>
+          <w:sz w:val="24"/>
+          <w:lang w:val="en-US"/>
+        </w:rPr>
+        <w:t>_SEED % $1 ))</w:t>
       </w:r>
     </w:p>
     <w:p>
@@ -3481,13 +4486,23 @@
           <w:lang w:val="en-US"/>
         </w:rPr>
       </w:pPr>
-      <w:r>
-        <w:rPr>
-          <w:rFonts w:ascii="Courier New" w:hAnsi="Courier New" w:cs="Courier New"/>
-          <w:sz w:val="24"/>
-          <w:lang w:val="en-US"/>
-        </w:rPr>
-        <w:t xml:space="preserve">DIGIT[0]="  ###  </w:t>
+      <w:proofErr w:type="gramStart"/>
+      <w:r>
+        <w:rPr>
+          <w:rFonts w:ascii="Courier New" w:hAnsi="Courier New" w:cs="Courier New"/>
+          <w:sz w:val="24"/>
+          <w:lang w:val="en-US"/>
+        </w:rPr>
+        <w:t>DIGIT[</w:t>
+      </w:r>
+      <w:proofErr w:type="gramEnd"/>
+      <w:r>
+        <w:rPr>
+          <w:rFonts w:ascii="Courier New" w:hAnsi="Courier New" w:cs="Courier New"/>
+          <w:sz w:val="24"/>
+          <w:lang w:val="en-US"/>
+        </w:rPr>
+        <w:t xml:space="preserve">0]="  ###  </w:t>
       </w:r>
     </w:p>
     <w:p>
@@ -3587,13 +4602,23 @@
           <w:lang w:val="en-US"/>
         </w:rPr>
       </w:pPr>
-      <w:r>
-        <w:rPr>
-          <w:rFonts w:ascii="Courier New" w:hAnsi="Courier New" w:cs="Courier New"/>
-          <w:sz w:val="24"/>
-          <w:lang w:val="en-US"/>
-        </w:rPr>
-        <w:t xml:space="preserve">DIGIT[1]="   #   </w:t>
+      <w:proofErr w:type="gramStart"/>
+      <w:r>
+        <w:rPr>
+          <w:rFonts w:ascii="Courier New" w:hAnsi="Courier New" w:cs="Courier New"/>
+          <w:sz w:val="24"/>
+          <w:lang w:val="en-US"/>
+        </w:rPr>
+        <w:t>DIGIT[</w:t>
+      </w:r>
+      <w:proofErr w:type="gramEnd"/>
+      <w:r>
+        <w:rPr>
+          <w:rFonts w:ascii="Courier New" w:hAnsi="Courier New" w:cs="Courier New"/>
+          <w:sz w:val="24"/>
+          <w:lang w:val="en-US"/>
+        </w:rPr>
+        <w:t xml:space="preserve">1]="   #   </w:t>
       </w:r>
     </w:p>
     <w:p>
@@ -3693,13 +4718,23 @@
           <w:lang w:val="en-US"/>
         </w:rPr>
       </w:pPr>
-      <w:r>
-        <w:rPr>
-          <w:rFonts w:ascii="Courier New" w:hAnsi="Courier New" w:cs="Courier New"/>
-          <w:sz w:val="24"/>
-          <w:lang w:val="en-US"/>
-        </w:rPr>
-        <w:t xml:space="preserve">DIGIT[2]="  ###  </w:t>
+      <w:proofErr w:type="gramStart"/>
+      <w:r>
+        <w:rPr>
+          <w:rFonts w:ascii="Courier New" w:hAnsi="Courier New" w:cs="Courier New"/>
+          <w:sz w:val="24"/>
+          <w:lang w:val="en-US"/>
+        </w:rPr>
+        <w:t>DIGIT[</w:t>
+      </w:r>
+      <w:proofErr w:type="gramEnd"/>
+      <w:r>
+        <w:rPr>
+          <w:rFonts w:ascii="Courier New" w:hAnsi="Courier New" w:cs="Courier New"/>
+          <w:sz w:val="24"/>
+          <w:lang w:val="en-US"/>
+        </w:rPr>
+        <w:t xml:space="preserve">2]="  ###  </w:t>
       </w:r>
     </w:p>
     <w:p>
@@ -3799,13 +4834,23 @@
           <w:lang w:val="en-US"/>
         </w:rPr>
       </w:pPr>
-      <w:r>
-        <w:rPr>
-          <w:rFonts w:ascii="Courier New" w:hAnsi="Courier New" w:cs="Courier New"/>
-          <w:sz w:val="24"/>
-          <w:lang w:val="en-US"/>
-        </w:rPr>
-        <w:t xml:space="preserve">DIGIT[3]="  ###  </w:t>
+      <w:proofErr w:type="gramStart"/>
+      <w:r>
+        <w:rPr>
+          <w:rFonts w:ascii="Courier New" w:hAnsi="Courier New" w:cs="Courier New"/>
+          <w:sz w:val="24"/>
+          <w:lang w:val="en-US"/>
+        </w:rPr>
+        <w:t>DIGIT[</w:t>
+      </w:r>
+      <w:proofErr w:type="gramEnd"/>
+      <w:r>
+        <w:rPr>
+          <w:rFonts w:ascii="Courier New" w:hAnsi="Courier New" w:cs="Courier New"/>
+          <w:sz w:val="24"/>
+          <w:lang w:val="en-US"/>
+        </w:rPr>
+        <w:t xml:space="preserve">3]="  ###  </w:t>
       </w:r>
     </w:p>
     <w:p>
@@ -3905,13 +4950,23 @@
           <w:lang w:val="en-US"/>
         </w:rPr>
       </w:pPr>
-      <w:r>
-        <w:rPr>
-          <w:rFonts w:ascii="Courier New" w:hAnsi="Courier New" w:cs="Courier New"/>
-          <w:sz w:val="24"/>
-          <w:lang w:val="en-US"/>
-        </w:rPr>
-        <w:t xml:space="preserve">DIGIT[4]=" #   # </w:t>
+      <w:proofErr w:type="gramStart"/>
+      <w:r>
+        <w:rPr>
+          <w:rFonts w:ascii="Courier New" w:hAnsi="Courier New" w:cs="Courier New"/>
+          <w:sz w:val="24"/>
+          <w:lang w:val="en-US"/>
+        </w:rPr>
+        <w:t>DIGIT[</w:t>
+      </w:r>
+      <w:proofErr w:type="gramEnd"/>
+      <w:r>
+        <w:rPr>
+          <w:rFonts w:ascii="Courier New" w:hAnsi="Courier New" w:cs="Courier New"/>
+          <w:sz w:val="24"/>
+          <w:lang w:val="en-US"/>
+        </w:rPr>
+        <w:t xml:space="preserve">4]=" #   # </w:t>
       </w:r>
     </w:p>
     <w:p>
@@ -4011,6 +5066,7 @@
           <w:lang w:val="en-US"/>
         </w:rPr>
       </w:pPr>
+      <w:proofErr w:type="gramStart"/>
       <w:r>
         <w:rPr>
           <w:rFonts w:ascii="Courier New" w:hAnsi="Courier New" w:cs="Courier New"/>
@@ -4018,7 +5074,16 @@
           <w:lang w:val="en-US"/>
         </w:rPr>
         <w:lastRenderedPageBreak/>
-        <w:t xml:space="preserve">DIGIT[5]=" ##### </w:t>
+        <w:t>DIGIT[</w:t>
+      </w:r>
+      <w:proofErr w:type="gramEnd"/>
+      <w:r>
+        <w:rPr>
+          <w:rFonts w:ascii="Courier New" w:hAnsi="Courier New" w:cs="Courier New"/>
+          <w:sz w:val="24"/>
+          <w:lang w:val="en-US"/>
+        </w:rPr>
+        <w:t xml:space="preserve">5]=" ##### </w:t>
       </w:r>
     </w:p>
     <w:p>
@@ -4118,13 +5183,23 @@
           <w:lang w:val="en-US"/>
         </w:rPr>
       </w:pPr>
-      <w:r>
-        <w:rPr>
-          <w:rFonts w:ascii="Courier New" w:hAnsi="Courier New" w:cs="Courier New"/>
-          <w:sz w:val="24"/>
-          <w:lang w:val="en-US"/>
-        </w:rPr>
-        <w:t xml:space="preserve">DIGIT[6]="  ###  </w:t>
+      <w:proofErr w:type="gramStart"/>
+      <w:r>
+        <w:rPr>
+          <w:rFonts w:ascii="Courier New" w:hAnsi="Courier New" w:cs="Courier New"/>
+          <w:sz w:val="24"/>
+          <w:lang w:val="en-US"/>
+        </w:rPr>
+        <w:t>DIGIT[</w:t>
+      </w:r>
+      <w:proofErr w:type="gramEnd"/>
+      <w:r>
+        <w:rPr>
+          <w:rFonts w:ascii="Courier New" w:hAnsi="Courier New" w:cs="Courier New"/>
+          <w:sz w:val="24"/>
+          <w:lang w:val="en-US"/>
+        </w:rPr>
+        <w:t xml:space="preserve">6]="  ###  </w:t>
       </w:r>
     </w:p>
     <w:p>
@@ -4224,13 +5299,23 @@
           <w:lang w:val="en-US"/>
         </w:rPr>
       </w:pPr>
-      <w:r>
-        <w:rPr>
-          <w:rFonts w:ascii="Courier New" w:hAnsi="Courier New" w:cs="Courier New"/>
-          <w:sz w:val="24"/>
-          <w:lang w:val="en-US"/>
-        </w:rPr>
-        <w:t xml:space="preserve">DIGIT[7]=" ##### </w:t>
+      <w:proofErr w:type="gramStart"/>
+      <w:r>
+        <w:rPr>
+          <w:rFonts w:ascii="Courier New" w:hAnsi="Courier New" w:cs="Courier New"/>
+          <w:sz w:val="24"/>
+          <w:lang w:val="en-US"/>
+        </w:rPr>
+        <w:t>DIGIT[</w:t>
+      </w:r>
+      <w:proofErr w:type="gramEnd"/>
+      <w:r>
+        <w:rPr>
+          <w:rFonts w:ascii="Courier New" w:hAnsi="Courier New" w:cs="Courier New"/>
+          <w:sz w:val="24"/>
+          <w:lang w:val="en-US"/>
+        </w:rPr>
+        <w:t xml:space="preserve">7]=" ##### </w:t>
       </w:r>
     </w:p>
     <w:p>
@@ -4330,13 +5415,23 @@
           <w:lang w:val="en-US"/>
         </w:rPr>
       </w:pPr>
-      <w:r>
-        <w:rPr>
-          <w:rFonts w:ascii="Courier New" w:hAnsi="Courier New" w:cs="Courier New"/>
-          <w:sz w:val="24"/>
-          <w:lang w:val="en-US"/>
-        </w:rPr>
-        <w:t xml:space="preserve">DIGIT[8]="  ###  </w:t>
+      <w:proofErr w:type="gramStart"/>
+      <w:r>
+        <w:rPr>
+          <w:rFonts w:ascii="Courier New" w:hAnsi="Courier New" w:cs="Courier New"/>
+          <w:sz w:val="24"/>
+          <w:lang w:val="en-US"/>
+        </w:rPr>
+        <w:t>DIGIT[</w:t>
+      </w:r>
+      <w:proofErr w:type="gramEnd"/>
+      <w:r>
+        <w:rPr>
+          <w:rFonts w:ascii="Courier New" w:hAnsi="Courier New" w:cs="Courier New"/>
+          <w:sz w:val="24"/>
+          <w:lang w:val="en-US"/>
+        </w:rPr>
+        <w:t xml:space="preserve">8]="  ###  </w:t>
       </w:r>
     </w:p>
     <w:p>
@@ -4436,13 +5531,23 @@
           <w:lang w:val="en-US"/>
         </w:rPr>
       </w:pPr>
-      <w:r>
-        <w:rPr>
-          <w:rFonts w:ascii="Courier New" w:hAnsi="Courier New" w:cs="Courier New"/>
-          <w:sz w:val="24"/>
-          <w:lang w:val="en-US"/>
-        </w:rPr>
-        <w:t xml:space="preserve">DIGIT[9]="  ###  </w:t>
+      <w:proofErr w:type="gramStart"/>
+      <w:r>
+        <w:rPr>
+          <w:rFonts w:ascii="Courier New" w:hAnsi="Courier New" w:cs="Courier New"/>
+          <w:sz w:val="24"/>
+          <w:lang w:val="en-US"/>
+        </w:rPr>
+        <w:t>DIGIT[</w:t>
+      </w:r>
+      <w:proofErr w:type="gramEnd"/>
+      <w:r>
+        <w:rPr>
+          <w:rFonts w:ascii="Courier New" w:hAnsi="Courier New" w:cs="Courier New"/>
+          <w:sz w:val="24"/>
+          <w:lang w:val="en-US"/>
+        </w:rPr>
+        <w:t xml:space="preserve">9]="  ###  </w:t>
       </w:r>
     </w:p>
     <w:p>
@@ -4542,13 +5647,23 @@
           <w:lang w:val="en-US"/>
         </w:rPr>
       </w:pPr>
-      <w:r>
-        <w:rPr>
-          <w:rFonts w:ascii="Courier New" w:hAnsi="Courier New" w:cs="Courier New"/>
-          <w:sz w:val="24"/>
-          <w:lang w:val="en-US"/>
-        </w:rPr>
-        <w:t xml:space="preserve">DIGIT[":"]="       </w:t>
+      <w:proofErr w:type="gramStart"/>
+      <w:r>
+        <w:rPr>
+          <w:rFonts w:ascii="Courier New" w:hAnsi="Courier New" w:cs="Courier New"/>
+          <w:sz w:val="24"/>
+          <w:lang w:val="en-US"/>
+        </w:rPr>
+        <w:t>DIGIT[</w:t>
+      </w:r>
+      <w:proofErr w:type="gramEnd"/>
+      <w:r>
+        <w:rPr>
+          <w:rFonts w:ascii="Courier New" w:hAnsi="Courier New" w:cs="Courier New"/>
+          <w:sz w:val="24"/>
+          <w:lang w:val="en-US"/>
+        </w:rPr>
+        <w:t xml:space="preserve">":"]="       </w:t>
       </w:r>
     </w:p>
     <w:p>
@@ -4667,13 +5782,23 @@
           <w:lang w:val="en-US"/>
         </w:rPr>
       </w:pPr>
-      <w:r>
-        <w:rPr>
-          <w:rFonts w:ascii="Courier New" w:hAnsi="Courier New" w:cs="Courier New"/>
-          <w:sz w:val="24"/>
-          <w:lang w:val="en-US"/>
-        </w:rPr>
-        <w:t>main() {</w:t>
+      <w:proofErr w:type="gramStart"/>
+      <w:r>
+        <w:rPr>
+          <w:rFonts w:ascii="Courier New" w:hAnsi="Courier New" w:cs="Courier New"/>
+          <w:sz w:val="24"/>
+          <w:lang w:val="en-US"/>
+        </w:rPr>
+        <w:t>main(</w:t>
+      </w:r>
+      <w:proofErr w:type="gramEnd"/>
+      <w:r>
+        <w:rPr>
+          <w:rFonts w:ascii="Courier New" w:hAnsi="Courier New" w:cs="Courier New"/>
+          <w:sz w:val="24"/>
+          <w:lang w:val="en-US"/>
+        </w:rPr>
+        <w:t>) {</w:t>
       </w:r>
     </w:p>
     <w:p>
@@ -4711,27 +5836,37 @@
           <w:sz w:val="24"/>
           <w:lang w:val="en-US"/>
         </w:rPr>
-        <w:t xml:space="preserve">    init_generator</w:t>
-      </w:r>
-    </w:p>
-    <w:p>
-      <w:pPr>
-        <w:ind w:firstLine="0"/>
-        <w:jc w:val="left"/>
-        <w:rPr>
-          <w:rFonts w:ascii="Courier New" w:hAnsi="Courier New" w:cs="Courier New"/>
-          <w:sz w:val="24"/>
-          <w:lang w:val="en-US"/>
-        </w:rPr>
-      </w:pPr>
-      <w:r>
-        <w:rPr>
-          <w:rFonts w:ascii="Courier New" w:hAnsi="Courier New" w:cs="Courier New"/>
-          <w:sz w:val="24"/>
-          <w:lang w:val="en-US"/>
-        </w:rPr>
         <w:t xml:space="preserve">    </w:t>
       </w:r>
+      <w:proofErr w:type="spellStart"/>
+      <w:r>
+        <w:rPr>
+          <w:rFonts w:ascii="Courier New" w:hAnsi="Courier New" w:cs="Courier New"/>
+          <w:sz w:val="24"/>
+          <w:lang w:val="en-US"/>
+        </w:rPr>
+        <w:t>init_generator</w:t>
+      </w:r>
+      <w:proofErr w:type="spellEnd"/>
+    </w:p>
+    <w:p>
+      <w:pPr>
+        <w:ind w:firstLine="0"/>
+        <w:jc w:val="left"/>
+        <w:rPr>
+          <w:rFonts w:ascii="Courier New" w:hAnsi="Courier New" w:cs="Courier New"/>
+          <w:sz w:val="24"/>
+          <w:lang w:val="en-US"/>
+        </w:rPr>
+      </w:pPr>
+      <w:r>
+        <w:rPr>
+          <w:rFonts w:ascii="Courier New" w:hAnsi="Courier New" w:cs="Courier New"/>
+          <w:sz w:val="24"/>
+          <w:lang w:val="en-US"/>
+        </w:rPr>
+        <w:t xml:space="preserve">    </w:t>
+      </w:r>
     </w:p>
     <w:p>
       <w:pPr>
@@ -4768,26 +5903,62 @@
           <w:sz w:val="24"/>
           <w:lang w:val="en-US"/>
         </w:rPr>
-        <w:t xml:space="preserve">    local width=$(tput cols)</w:t>
-      </w:r>
-    </w:p>
-    <w:p>
-      <w:pPr>
-        <w:ind w:firstLine="0"/>
-        <w:jc w:val="left"/>
-        <w:rPr>
-          <w:rFonts w:ascii="Courier New" w:hAnsi="Courier New" w:cs="Courier New"/>
-          <w:sz w:val="24"/>
-          <w:lang w:val="en-US"/>
-        </w:rPr>
-      </w:pPr>
-      <w:r>
-        <w:rPr>
-          <w:rFonts w:ascii="Courier New" w:hAnsi="Courier New" w:cs="Courier New"/>
-          <w:sz w:val="24"/>
-          <w:lang w:val="en-US"/>
-        </w:rPr>
-        <w:t xml:space="preserve">    local height=$(tput lines)</w:t>
+        <w:t xml:space="preserve">    local width=$(</w:t>
+      </w:r>
+      <w:proofErr w:type="spellStart"/>
+      <w:r>
+        <w:rPr>
+          <w:rFonts w:ascii="Courier New" w:hAnsi="Courier New" w:cs="Courier New"/>
+          <w:sz w:val="24"/>
+          <w:lang w:val="en-US"/>
+        </w:rPr>
+        <w:t>tput</w:t>
+      </w:r>
+      <w:proofErr w:type="spellEnd"/>
+      <w:r>
+        <w:rPr>
+          <w:rFonts w:ascii="Courier New" w:hAnsi="Courier New" w:cs="Courier New"/>
+          <w:sz w:val="24"/>
+          <w:lang w:val="en-US"/>
+        </w:rPr>
+        <w:t xml:space="preserve"> cols)</w:t>
+      </w:r>
+    </w:p>
+    <w:p>
+      <w:pPr>
+        <w:ind w:firstLine="0"/>
+        <w:jc w:val="left"/>
+        <w:rPr>
+          <w:rFonts w:ascii="Courier New" w:hAnsi="Courier New" w:cs="Courier New"/>
+          <w:sz w:val="24"/>
+          <w:lang w:val="en-US"/>
+        </w:rPr>
+      </w:pPr>
+      <w:r>
+        <w:rPr>
+          <w:rFonts w:ascii="Courier New" w:hAnsi="Courier New" w:cs="Courier New"/>
+          <w:sz w:val="24"/>
+          <w:lang w:val="en-US"/>
+        </w:rPr>
+        <w:t xml:space="preserve">    local height=$(</w:t>
+      </w:r>
+      <w:proofErr w:type="spellStart"/>
+      <w:r>
+        <w:rPr>
+          <w:rFonts w:ascii="Courier New" w:hAnsi="Courier New" w:cs="Courier New"/>
+          <w:sz w:val="24"/>
+          <w:lang w:val="en-US"/>
+        </w:rPr>
+        <w:t>tput</w:t>
+      </w:r>
+      <w:proofErr w:type="spellEnd"/>
+      <w:r>
+        <w:rPr>
+          <w:rFonts w:ascii="Courier New" w:hAnsi="Courier New" w:cs="Courier New"/>
+          <w:sz w:val="24"/>
+          <w:lang w:val="en-US"/>
+        </w:rPr>
+        <w:t xml:space="preserve"> lines)</w:t>
       </w:r>
     </w:p>
     <w:p>
@@ -4844,45 +6015,99 @@
           <w:sz w:val="24"/>
           <w:lang w:val="en-US"/>
         </w:rPr>
-        <w:t xml:space="preserve">    local update_interval=1</w:t>
-      </w:r>
-    </w:p>
-    <w:p>
-      <w:pPr>
-        <w:ind w:firstLine="0"/>
-        <w:jc w:val="left"/>
-        <w:rPr>
-          <w:rFonts w:ascii="Courier New" w:hAnsi="Courier New" w:cs="Courier New"/>
-          <w:sz w:val="24"/>
-          <w:lang w:val="en-US"/>
-        </w:rPr>
-      </w:pPr>
-      <w:r>
-        <w:rPr>
-          <w:rFonts w:ascii="Courier New" w:hAnsi="Courier New" w:cs="Courier New"/>
-          <w:sz w:val="24"/>
-          <w:lang w:val="en-US"/>
-        </w:rPr>
-        <w:t xml:space="preserve">    local move_interval=10</w:t>
-      </w:r>
-    </w:p>
-    <w:p>
-      <w:pPr>
-        <w:ind w:firstLine="0"/>
-        <w:jc w:val="left"/>
-        <w:rPr>
-          <w:rFonts w:ascii="Courier New" w:hAnsi="Courier New" w:cs="Courier New"/>
-          <w:sz w:val="24"/>
-          <w:lang w:val="en-US"/>
-        </w:rPr>
-      </w:pPr>
-      <w:r>
-        <w:rPr>
-          <w:rFonts w:ascii="Courier New" w:hAnsi="Courier New" w:cs="Courier New"/>
-          <w:sz w:val="24"/>
-          <w:lang w:val="en-US"/>
-        </w:rPr>
-        <w:t xml:space="preserve">    local refresh_interval=10</w:t>
+        <w:t xml:space="preserve">    local </w:t>
+      </w:r>
+      <w:proofErr w:type="spellStart"/>
+      <w:r>
+        <w:rPr>
+          <w:rFonts w:ascii="Courier New" w:hAnsi="Courier New" w:cs="Courier New"/>
+          <w:sz w:val="24"/>
+          <w:lang w:val="en-US"/>
+        </w:rPr>
+        <w:t>update_interval</w:t>
+      </w:r>
+      <w:proofErr w:type="spellEnd"/>
+      <w:r>
+        <w:rPr>
+          <w:rFonts w:ascii="Courier New" w:hAnsi="Courier New" w:cs="Courier New"/>
+          <w:sz w:val="24"/>
+          <w:lang w:val="en-US"/>
+        </w:rPr>
+        <w:t>=1</w:t>
+      </w:r>
+    </w:p>
+    <w:p>
+      <w:pPr>
+        <w:ind w:firstLine="0"/>
+        <w:jc w:val="left"/>
+        <w:rPr>
+          <w:rFonts w:ascii="Courier New" w:hAnsi="Courier New" w:cs="Courier New"/>
+          <w:sz w:val="24"/>
+          <w:lang w:val="en-US"/>
+        </w:rPr>
+      </w:pPr>
+      <w:r>
+        <w:rPr>
+          <w:rFonts w:ascii="Courier New" w:hAnsi="Courier New" w:cs="Courier New"/>
+          <w:sz w:val="24"/>
+          <w:lang w:val="en-US"/>
+        </w:rPr>
+        <w:t xml:space="preserve">    local </w:t>
+      </w:r>
+      <w:proofErr w:type="spellStart"/>
+      <w:r>
+        <w:rPr>
+          <w:rFonts w:ascii="Courier New" w:hAnsi="Courier New" w:cs="Courier New"/>
+          <w:sz w:val="24"/>
+          <w:lang w:val="en-US"/>
+        </w:rPr>
+        <w:t>move_interval</w:t>
+      </w:r>
+      <w:proofErr w:type="spellEnd"/>
+      <w:r>
+        <w:rPr>
+          <w:rFonts w:ascii="Courier New" w:hAnsi="Courier New" w:cs="Courier New"/>
+          <w:sz w:val="24"/>
+          <w:lang w:val="en-US"/>
+        </w:rPr>
+        <w:t>=10</w:t>
+      </w:r>
+    </w:p>
+    <w:p>
+      <w:pPr>
+        <w:ind w:firstLine="0"/>
+        <w:jc w:val="left"/>
+        <w:rPr>
+          <w:rFonts w:ascii="Courier New" w:hAnsi="Courier New" w:cs="Courier New"/>
+          <w:sz w:val="24"/>
+          <w:lang w:val="en-US"/>
+        </w:rPr>
+      </w:pPr>
+      <w:r>
+        <w:rPr>
+          <w:rFonts w:ascii="Courier New" w:hAnsi="Courier New" w:cs="Courier New"/>
+          <w:sz w:val="24"/>
+          <w:lang w:val="en-US"/>
+        </w:rPr>
+        <w:t xml:space="preserve">    local </w:t>
+      </w:r>
+      <w:proofErr w:type="spellStart"/>
+      <w:r>
+        <w:rPr>
+          <w:rFonts w:ascii="Courier New" w:hAnsi="Courier New" w:cs="Courier New"/>
+          <w:sz w:val="24"/>
+          <w:lang w:val="en-US"/>
+        </w:rPr>
+        <w:t>refresh_interval</w:t>
+      </w:r>
+      <w:proofErr w:type="spellEnd"/>
+      <w:r>
+        <w:rPr>
+          <w:rFonts w:ascii="Courier New" w:hAnsi="Courier New" w:cs="Courier New"/>
+          <w:sz w:val="24"/>
+          <w:lang w:val="en-US"/>
+        </w:rPr>
+        <w:t>=10</w:t>
       </w:r>
     </w:p>
     <w:p>
@@ -4939,26 +6164,98 @@
           <w:sz w:val="24"/>
           <w:lang w:val="en-US"/>
         </w:rPr>
-        <w:t xml:space="preserve">    local x=$(( $(my_random $((width - 50))) ))</w:t>
-      </w:r>
-    </w:p>
-    <w:p>
-      <w:pPr>
-        <w:ind w:firstLine="0"/>
-        <w:jc w:val="left"/>
-        <w:rPr>
-          <w:rFonts w:ascii="Courier New" w:hAnsi="Courier New" w:cs="Courier New"/>
-          <w:sz w:val="24"/>
-          <w:lang w:val="en-US"/>
-        </w:rPr>
-      </w:pPr>
-      <w:r>
-        <w:rPr>
-          <w:rFonts w:ascii="Courier New" w:hAnsi="Courier New" w:cs="Courier New"/>
-          <w:sz w:val="24"/>
-          <w:lang w:val="en-US"/>
-        </w:rPr>
-        <w:t xml:space="preserve">    local y=$(( $(my_random $((height - 7))) ))</w:t>
+        <w:t xml:space="preserve">    local x=$</w:t>
+      </w:r>
+      <w:proofErr w:type="gramStart"/>
+      <w:r>
+        <w:rPr>
+          <w:rFonts w:ascii="Courier New" w:hAnsi="Courier New" w:cs="Courier New"/>
+          <w:sz w:val="24"/>
+          <w:lang w:val="en-US"/>
+        </w:rPr>
+        <w:t>(( $</w:t>
+      </w:r>
+      <w:proofErr w:type="gramEnd"/>
+      <w:r>
+        <w:rPr>
+          <w:rFonts w:ascii="Courier New" w:hAnsi="Courier New" w:cs="Courier New"/>
+          <w:sz w:val="24"/>
+          <w:lang w:val="en-US"/>
+        </w:rPr>
+        <w:t>(</w:t>
+      </w:r>
+      <w:proofErr w:type="spellStart"/>
+      <w:r>
+        <w:rPr>
+          <w:rFonts w:ascii="Courier New" w:hAnsi="Courier New" w:cs="Courier New"/>
+          <w:sz w:val="24"/>
+          <w:lang w:val="en-US"/>
+        </w:rPr>
+        <w:t>my_random</w:t>
+      </w:r>
+      <w:proofErr w:type="spellEnd"/>
+      <w:r>
+        <w:rPr>
+          <w:rFonts w:ascii="Courier New" w:hAnsi="Courier New" w:cs="Courier New"/>
+          <w:sz w:val="24"/>
+          <w:lang w:val="en-US"/>
+        </w:rPr>
+        <w:t xml:space="preserve"> $((width - 50))) ))</w:t>
+      </w:r>
+    </w:p>
+    <w:p>
+      <w:pPr>
+        <w:ind w:firstLine="0"/>
+        <w:jc w:val="left"/>
+        <w:rPr>
+          <w:rFonts w:ascii="Courier New" w:hAnsi="Courier New" w:cs="Courier New"/>
+          <w:sz w:val="24"/>
+          <w:lang w:val="en-US"/>
+        </w:rPr>
+      </w:pPr>
+      <w:r>
+        <w:rPr>
+          <w:rFonts w:ascii="Courier New" w:hAnsi="Courier New" w:cs="Courier New"/>
+          <w:sz w:val="24"/>
+          <w:lang w:val="en-US"/>
+        </w:rPr>
+        <w:t xml:space="preserve">    local y=$</w:t>
+      </w:r>
+      <w:proofErr w:type="gramStart"/>
+      <w:r>
+        <w:rPr>
+          <w:rFonts w:ascii="Courier New" w:hAnsi="Courier New" w:cs="Courier New"/>
+          <w:sz w:val="24"/>
+          <w:lang w:val="en-US"/>
+        </w:rPr>
+        <w:t>(( $</w:t>
+      </w:r>
+      <w:proofErr w:type="gramEnd"/>
+      <w:r>
+        <w:rPr>
+          <w:rFonts w:ascii="Courier New" w:hAnsi="Courier New" w:cs="Courier New"/>
+          <w:sz w:val="24"/>
+          <w:lang w:val="en-US"/>
+        </w:rPr>
+        <w:t>(</w:t>
+      </w:r>
+      <w:proofErr w:type="spellStart"/>
+      <w:r>
+        <w:rPr>
+          <w:rFonts w:ascii="Courier New" w:hAnsi="Courier New" w:cs="Courier New"/>
+          <w:sz w:val="24"/>
+          <w:lang w:val="en-US"/>
+        </w:rPr>
+        <w:t>my_random</w:t>
+      </w:r>
+      <w:proofErr w:type="spellEnd"/>
+      <w:r>
+        <w:rPr>
+          <w:rFonts w:ascii="Courier New" w:hAnsi="Courier New" w:cs="Courier New"/>
+          <w:sz w:val="24"/>
+          <w:lang w:val="en-US"/>
+        </w:rPr>
+        <w:t xml:space="preserve"> $((height - 7))) ))</w:t>
       </w:r>
     </w:p>
     <w:p>
@@ -4978,26 +6275,98 @@
           <w:lang w:val="en-US"/>
         </w:rPr>
         <w:lastRenderedPageBreak/>
-        <w:t xml:space="preserve">    [ $x -lt 1 ] &amp;&amp; x=1</w:t>
-      </w:r>
-    </w:p>
-    <w:p>
-      <w:pPr>
-        <w:ind w:firstLine="0"/>
-        <w:jc w:val="left"/>
-        <w:rPr>
-          <w:rFonts w:ascii="Courier New" w:hAnsi="Courier New" w:cs="Courier New"/>
-          <w:sz w:val="24"/>
-          <w:lang w:val="en-US"/>
-        </w:rPr>
-      </w:pPr>
-      <w:r>
-        <w:rPr>
-          <w:rFonts w:ascii="Courier New" w:hAnsi="Courier New" w:cs="Courier New"/>
-          <w:sz w:val="24"/>
-          <w:lang w:val="en-US"/>
-        </w:rPr>
-        <w:t xml:space="preserve">    [ $y -lt 1 ] &amp;&amp; y=1</w:t>
+        <w:t xml:space="preserve">    [ $x -</w:t>
+      </w:r>
+      <w:proofErr w:type="spellStart"/>
+      <w:r>
+        <w:rPr>
+          <w:rFonts w:ascii="Courier New" w:hAnsi="Courier New" w:cs="Courier New"/>
+          <w:sz w:val="24"/>
+          <w:lang w:val="en-US"/>
+        </w:rPr>
+        <w:t>lt</w:t>
+      </w:r>
+      <w:proofErr w:type="spellEnd"/>
+      <w:r>
+        <w:rPr>
+          <w:rFonts w:ascii="Courier New" w:hAnsi="Courier New" w:cs="Courier New"/>
+          <w:sz w:val="24"/>
+          <w:lang w:val="en-US"/>
+        </w:rPr>
+        <w:t xml:space="preserve"> </w:t>
+      </w:r>
+      <w:proofErr w:type="gramStart"/>
+      <w:r>
+        <w:rPr>
+          <w:rFonts w:ascii="Courier New" w:hAnsi="Courier New" w:cs="Courier New"/>
+          <w:sz w:val="24"/>
+          <w:lang w:val="en-US"/>
+        </w:rPr>
+        <w:t>1 ]</w:t>
+      </w:r>
+      <w:proofErr w:type="gramEnd"/>
+      <w:r>
+        <w:rPr>
+          <w:rFonts w:ascii="Courier New" w:hAnsi="Courier New" w:cs="Courier New"/>
+          <w:sz w:val="24"/>
+          <w:lang w:val="en-US"/>
+        </w:rPr>
+        <w:t xml:space="preserve"> &amp;&amp; x=1</w:t>
+      </w:r>
+    </w:p>
+    <w:p>
+      <w:pPr>
+        <w:ind w:firstLine="0"/>
+        <w:jc w:val="left"/>
+        <w:rPr>
+          <w:rFonts w:ascii="Courier New" w:hAnsi="Courier New" w:cs="Courier New"/>
+          <w:sz w:val="24"/>
+          <w:lang w:val="en-US"/>
+        </w:rPr>
+      </w:pPr>
+      <w:r>
+        <w:rPr>
+          <w:rFonts w:ascii="Courier New" w:hAnsi="Courier New" w:cs="Courier New"/>
+          <w:sz w:val="24"/>
+          <w:lang w:val="en-US"/>
+        </w:rPr>
+        <w:t xml:space="preserve">    [ $y -</w:t>
+      </w:r>
+      <w:proofErr w:type="spellStart"/>
+      <w:r>
+        <w:rPr>
+          <w:rFonts w:ascii="Courier New" w:hAnsi="Courier New" w:cs="Courier New"/>
+          <w:sz w:val="24"/>
+          <w:lang w:val="en-US"/>
+        </w:rPr>
+        <w:t>lt</w:t>
+      </w:r>
+      <w:proofErr w:type="spellEnd"/>
+      <w:r>
+        <w:rPr>
+          <w:rFonts w:ascii="Courier New" w:hAnsi="Courier New" w:cs="Courier New"/>
+          <w:sz w:val="24"/>
+          <w:lang w:val="en-US"/>
+        </w:rPr>
+        <w:t xml:space="preserve"> </w:t>
+      </w:r>
+      <w:proofErr w:type="gramStart"/>
+      <w:r>
+        <w:rPr>
+          <w:rFonts w:ascii="Courier New" w:hAnsi="Courier New" w:cs="Courier New"/>
+          <w:sz w:val="24"/>
+          <w:lang w:val="en-US"/>
+        </w:rPr>
+        <w:t>1 ]</w:t>
+      </w:r>
+      <w:proofErr w:type="gramEnd"/>
+      <w:r>
+        <w:rPr>
+          <w:rFonts w:ascii="Courier New" w:hAnsi="Courier New" w:cs="Courier New"/>
+          <w:sz w:val="24"/>
+          <w:lang w:val="en-US"/>
+        </w:rPr>
+        <w:t xml:space="preserve"> &amp;&amp; y=1</w:t>
       </w:r>
     </w:p>
     <w:p>
@@ -5054,26 +6423,62 @@
           <w:sz w:val="24"/>
           <w:lang w:val="en-US"/>
         </w:rPr>
-        <w:t xml:space="preserve">    local last_move=$(date +%s)</w:t>
-      </w:r>
-    </w:p>
-    <w:p>
-      <w:pPr>
-        <w:ind w:firstLine="0"/>
-        <w:jc w:val="left"/>
-        <w:rPr>
-          <w:rFonts w:ascii="Courier New" w:hAnsi="Courier New" w:cs="Courier New"/>
-          <w:sz w:val="24"/>
-          <w:lang w:val="en-US"/>
-        </w:rPr>
-      </w:pPr>
-      <w:r>
-        <w:rPr>
-          <w:rFonts w:ascii="Courier New" w:hAnsi="Courier New" w:cs="Courier New"/>
-          <w:sz w:val="24"/>
-          <w:lang w:val="en-US"/>
-        </w:rPr>
-        <w:t xml:space="preserve">    local last_refresh=$(date +%s)</w:t>
+        <w:t xml:space="preserve">    local </w:t>
+      </w:r>
+      <w:proofErr w:type="spellStart"/>
+      <w:r>
+        <w:rPr>
+          <w:rFonts w:ascii="Courier New" w:hAnsi="Courier New" w:cs="Courier New"/>
+          <w:sz w:val="24"/>
+          <w:lang w:val="en-US"/>
+        </w:rPr>
+        <w:t>last_move</w:t>
+      </w:r>
+      <w:proofErr w:type="spellEnd"/>
+      <w:r>
+        <w:rPr>
+          <w:rFonts w:ascii="Courier New" w:hAnsi="Courier New" w:cs="Courier New"/>
+          <w:sz w:val="24"/>
+          <w:lang w:val="en-US"/>
+        </w:rPr>
+        <w:t>=$(date +%s)</w:t>
+      </w:r>
+    </w:p>
+    <w:p>
+      <w:pPr>
+        <w:ind w:firstLine="0"/>
+        <w:jc w:val="left"/>
+        <w:rPr>
+          <w:rFonts w:ascii="Courier New" w:hAnsi="Courier New" w:cs="Courier New"/>
+          <w:sz w:val="24"/>
+          <w:lang w:val="en-US"/>
+        </w:rPr>
+      </w:pPr>
+      <w:r>
+        <w:rPr>
+          <w:rFonts w:ascii="Courier New" w:hAnsi="Courier New" w:cs="Courier New"/>
+          <w:sz w:val="24"/>
+          <w:lang w:val="en-US"/>
+        </w:rPr>
+        <w:t xml:space="preserve">    local </w:t>
+      </w:r>
+      <w:proofErr w:type="spellStart"/>
+      <w:r>
+        <w:rPr>
+          <w:rFonts w:ascii="Courier New" w:hAnsi="Courier New" w:cs="Courier New"/>
+          <w:sz w:val="24"/>
+          <w:lang w:val="en-US"/>
+        </w:rPr>
+        <w:t>last_refresh</w:t>
+      </w:r>
+      <w:proofErr w:type="spellEnd"/>
+      <w:r>
+        <w:rPr>
+          <w:rFonts w:ascii="Courier New" w:hAnsi="Courier New" w:cs="Courier New"/>
+          <w:sz w:val="24"/>
+          <w:lang w:val="en-US"/>
+        </w:rPr>
+        <w:t>=$(date +%s)</w:t>
       </w:r>
     </w:p>
     <w:p>
@@ -5130,64 +6535,25 @@
           <w:sz w:val="24"/>
           <w:lang w:val="en-US"/>
         </w:rPr>
-        <w:t xml:space="preserve">    printf "\033[?25l"</w:t>
-      </w:r>
-    </w:p>
-    <w:p>
-      <w:pPr>
-        <w:ind w:firstLine="0"/>
-        <w:jc w:val="left"/>
-        <w:rPr>
-          <w:rFonts w:ascii="Courier New" w:hAnsi="Courier New" w:cs="Courier New"/>
-          <w:sz w:val="24"/>
-          <w:lang w:val="en-US"/>
-        </w:rPr>
-      </w:pPr>
-      <w:r>
-        <w:rPr>
-          <w:rFonts w:ascii="Courier New" w:hAnsi="Courier New" w:cs="Courier New"/>
-          <w:sz w:val="24"/>
-          <w:lang w:val="en-US"/>
-        </w:rPr>
-        <w:t xml:space="preserve">    stty -echo</w:t>
-      </w:r>
-    </w:p>
-    <w:p>
-      <w:pPr>
-        <w:ind w:firstLine="0"/>
-        <w:jc w:val="left"/>
-        <w:rPr>
-          <w:rFonts w:ascii="Courier New" w:hAnsi="Courier New" w:cs="Courier New"/>
-          <w:sz w:val="24"/>
-          <w:lang w:val="en-US"/>
-        </w:rPr>
-      </w:pPr>
-      <w:r>
-        <w:rPr>
-          <w:rFonts w:ascii="Courier New" w:hAnsi="Courier New" w:cs="Courier New"/>
-          <w:sz w:val="24"/>
-          <w:lang w:val="en-US"/>
-        </w:rPr>
         <w:t xml:space="preserve">    </w:t>
       </w:r>
-    </w:p>
-    <w:p>
-      <w:pPr>
-        <w:ind w:firstLine="0"/>
-        <w:jc w:val="left"/>
-        <w:rPr>
-          <w:rFonts w:ascii="Courier New" w:hAnsi="Courier New" w:cs="Courier New"/>
-          <w:sz w:val="24"/>
-          <w:lang w:val="en-US"/>
-        </w:rPr>
-      </w:pPr>
-      <w:r>
-        <w:rPr>
-          <w:rFonts w:ascii="Courier New" w:hAnsi="Courier New" w:cs="Courier New"/>
-          <w:sz w:val="24"/>
-          <w:lang w:val="en-US"/>
-        </w:rPr>
-        <w:t xml:space="preserve">    trap 'printf "\033[?25h\n"; stty echo; clear; exit' INT TERM</w:t>
+      <w:proofErr w:type="spellStart"/>
+      <w:r>
+        <w:rPr>
+          <w:rFonts w:ascii="Courier New" w:hAnsi="Courier New" w:cs="Courier New"/>
+          <w:sz w:val="24"/>
+          <w:lang w:val="en-US"/>
+        </w:rPr>
+        <w:t>printf</w:t>
+      </w:r>
+      <w:proofErr w:type="spellEnd"/>
+      <w:r>
+        <w:rPr>
+          <w:rFonts w:ascii="Courier New" w:hAnsi="Courier New" w:cs="Courier New"/>
+          <w:sz w:val="24"/>
+          <w:lang w:val="en-US"/>
+        </w:rPr>
+        <w:t xml:space="preserve"> "\033[?25l"</w:t>
       </w:r>
     </w:p>
     <w:p>
@@ -5208,6 +6574,117 @@
         </w:rPr>
         <w:t xml:space="preserve">    </w:t>
       </w:r>
+      <w:proofErr w:type="spellStart"/>
+      <w:r>
+        <w:rPr>
+          <w:rFonts w:ascii="Courier New" w:hAnsi="Courier New" w:cs="Courier New"/>
+          <w:sz w:val="24"/>
+          <w:lang w:val="en-US"/>
+        </w:rPr>
+        <w:t>stty</w:t>
+      </w:r>
+      <w:proofErr w:type="spellEnd"/>
+      <w:r>
+        <w:rPr>
+          <w:rFonts w:ascii="Courier New" w:hAnsi="Courier New" w:cs="Courier New"/>
+          <w:sz w:val="24"/>
+          <w:lang w:val="en-US"/>
+        </w:rPr>
+        <w:t xml:space="preserve"> -echo</w:t>
+      </w:r>
+    </w:p>
+    <w:p>
+      <w:pPr>
+        <w:ind w:firstLine="0"/>
+        <w:jc w:val="left"/>
+        <w:rPr>
+          <w:rFonts w:ascii="Courier New" w:hAnsi="Courier New" w:cs="Courier New"/>
+          <w:sz w:val="24"/>
+          <w:lang w:val="en-US"/>
+        </w:rPr>
+      </w:pPr>
+      <w:r>
+        <w:rPr>
+          <w:rFonts w:ascii="Courier New" w:hAnsi="Courier New" w:cs="Courier New"/>
+          <w:sz w:val="24"/>
+          <w:lang w:val="en-US"/>
+        </w:rPr>
+        <w:t xml:space="preserve">    </w:t>
+      </w:r>
+    </w:p>
+    <w:p>
+      <w:pPr>
+        <w:ind w:firstLine="0"/>
+        <w:jc w:val="left"/>
+        <w:rPr>
+          <w:rFonts w:ascii="Courier New" w:hAnsi="Courier New" w:cs="Courier New"/>
+          <w:sz w:val="24"/>
+          <w:lang w:val="en-US"/>
+        </w:rPr>
+      </w:pPr>
+      <w:r>
+        <w:rPr>
+          <w:rFonts w:ascii="Courier New" w:hAnsi="Courier New" w:cs="Courier New"/>
+          <w:sz w:val="24"/>
+          <w:lang w:val="en-US"/>
+        </w:rPr>
+        <w:t xml:space="preserve">    trap '</w:t>
+      </w:r>
+      <w:proofErr w:type="spellStart"/>
+      <w:r>
+        <w:rPr>
+          <w:rFonts w:ascii="Courier New" w:hAnsi="Courier New" w:cs="Courier New"/>
+          <w:sz w:val="24"/>
+          <w:lang w:val="en-US"/>
+        </w:rPr>
+        <w:t>printf</w:t>
+      </w:r>
+      <w:proofErr w:type="spellEnd"/>
+      <w:r>
+        <w:rPr>
+          <w:rFonts w:ascii="Courier New" w:hAnsi="Courier New" w:cs="Courier New"/>
+          <w:sz w:val="24"/>
+          <w:lang w:val="en-US"/>
+        </w:rPr>
+        <w:t xml:space="preserve"> "\033[?25h\n"; </w:t>
+      </w:r>
+      <w:proofErr w:type="spellStart"/>
+      <w:r>
+        <w:rPr>
+          <w:rFonts w:ascii="Courier New" w:hAnsi="Courier New" w:cs="Courier New"/>
+          <w:sz w:val="24"/>
+          <w:lang w:val="en-US"/>
+        </w:rPr>
+        <w:t>stty</w:t>
+      </w:r>
+      <w:proofErr w:type="spellEnd"/>
+      <w:r>
+        <w:rPr>
+          <w:rFonts w:ascii="Courier New" w:hAnsi="Courier New" w:cs="Courier New"/>
+          <w:sz w:val="24"/>
+          <w:lang w:val="en-US"/>
+        </w:rPr>
+        <w:t xml:space="preserve"> echo; clear; exit' INT TERM</w:t>
+      </w:r>
+    </w:p>
+    <w:p>
+      <w:pPr>
+        <w:ind w:firstLine="0"/>
+        <w:jc w:val="left"/>
+        <w:rPr>
+          <w:rFonts w:ascii="Courier New" w:hAnsi="Courier New" w:cs="Courier New"/>
+          <w:sz w:val="24"/>
+          <w:lang w:val="en-US"/>
+        </w:rPr>
+      </w:pPr>
+      <w:r>
+        <w:rPr>
+          <w:rFonts w:ascii="Courier New" w:hAnsi="Courier New" w:cs="Courier New"/>
+          <w:sz w:val="24"/>
+          <w:lang w:val="en-US"/>
+        </w:rPr>
+        <w:t xml:space="preserve">    </w:t>
+      </w:r>
     </w:p>
     <w:p>
       <w:pPr>
@@ -5320,7 +6797,79 @@
           <w:sz w:val="24"/>
           <w:lang w:val="en-US"/>
         </w:rPr>
-        <w:t xml:space="preserve">        if [ $((now - last_refresh)) -ge $refresh_interval ]; then</w:t>
+        <w:t xml:space="preserve">        if [ $((now - </w:t>
+      </w:r>
+      <w:proofErr w:type="spellStart"/>
+      <w:r>
+        <w:rPr>
+          <w:rFonts w:ascii="Courier New" w:hAnsi="Courier New" w:cs="Courier New"/>
+          <w:sz w:val="24"/>
+          <w:lang w:val="en-US"/>
+        </w:rPr>
+        <w:t>last_refresh</w:t>
+      </w:r>
+      <w:proofErr w:type="spellEnd"/>
+      <w:r>
+        <w:rPr>
+          <w:rFonts w:ascii="Courier New" w:hAnsi="Courier New" w:cs="Courier New"/>
+          <w:sz w:val="24"/>
+          <w:lang w:val="en-US"/>
+        </w:rPr>
+        <w:t>)) -</w:t>
+      </w:r>
+      <w:proofErr w:type="spellStart"/>
+      <w:r>
+        <w:rPr>
+          <w:rFonts w:ascii="Courier New" w:hAnsi="Courier New" w:cs="Courier New"/>
+          <w:sz w:val="24"/>
+          <w:lang w:val="en-US"/>
+        </w:rPr>
+        <w:t>ge</w:t>
+      </w:r>
+      <w:proofErr w:type="spellEnd"/>
+      <w:r>
+        <w:rPr>
+          <w:rFonts w:ascii="Courier New" w:hAnsi="Courier New" w:cs="Courier New"/>
+          <w:sz w:val="24"/>
+          <w:lang w:val="en-US"/>
+        </w:rPr>
+        <w:t xml:space="preserve"> $</w:t>
+      </w:r>
+      <w:proofErr w:type="spellStart"/>
+      <w:r>
+        <w:rPr>
+          <w:rFonts w:ascii="Courier New" w:hAnsi="Courier New" w:cs="Courier New"/>
+          <w:sz w:val="24"/>
+          <w:lang w:val="en-US"/>
+        </w:rPr>
+        <w:t>refresh_</w:t>
+      </w:r>
+      <w:proofErr w:type="gramStart"/>
+      <w:r>
+        <w:rPr>
+          <w:rFonts w:ascii="Courier New" w:hAnsi="Courier New" w:cs="Courier New"/>
+          <w:sz w:val="24"/>
+          <w:lang w:val="en-US"/>
+        </w:rPr>
+        <w:t>interval</w:t>
+      </w:r>
+      <w:proofErr w:type="spellEnd"/>
+      <w:r>
+        <w:rPr>
+          <w:rFonts w:ascii="Courier New" w:hAnsi="Courier New" w:cs="Courier New"/>
+          <w:sz w:val="24"/>
+          <w:lang w:val="en-US"/>
+        </w:rPr>
+        <w:t xml:space="preserve"> ]</w:t>
+      </w:r>
+      <w:proofErr w:type="gramEnd"/>
+      <w:r>
+        <w:rPr>
+          <w:rFonts w:ascii="Courier New" w:hAnsi="Courier New" w:cs="Courier New"/>
+          <w:sz w:val="24"/>
+          <w:lang w:val="en-US"/>
+        </w:rPr>
+        <w:t>; then</w:t>
       </w:r>
     </w:p>
     <w:p>
@@ -5358,7 +6907,25 @@
           <w:sz w:val="24"/>
           <w:lang w:val="en-US"/>
         </w:rPr>
-        <w:t xml:space="preserve">            last_refresh=$now</w:t>
+        <w:t xml:space="preserve">            </w:t>
+      </w:r>
+      <w:proofErr w:type="spellStart"/>
+      <w:r>
+        <w:rPr>
+          <w:rFonts w:ascii="Courier New" w:hAnsi="Courier New" w:cs="Courier New"/>
+          <w:sz w:val="24"/>
+          <w:lang w:val="en-US"/>
+        </w:rPr>
+        <w:t>last_refresh</w:t>
+      </w:r>
+      <w:proofErr w:type="spellEnd"/>
+      <w:r>
+        <w:rPr>
+          <w:rFonts w:ascii="Courier New" w:hAnsi="Courier New" w:cs="Courier New"/>
+          <w:sz w:val="24"/>
+          <w:lang w:val="en-US"/>
+        </w:rPr>
+        <w:t>=$now</w:t>
       </w:r>
     </w:p>
     <w:p>
@@ -5453,102 +7020,336 @@
           <w:sz w:val="24"/>
           <w:lang w:val="en-US"/>
         </w:rPr>
-        <w:t xml:space="preserve">        if [ $((now - last_move)) -ge $move_interval ]; then</w:t>
-      </w:r>
-    </w:p>
-    <w:p>
-      <w:pPr>
-        <w:ind w:firstLine="0"/>
-        <w:jc w:val="left"/>
-        <w:rPr>
-          <w:rFonts w:ascii="Courier New" w:hAnsi="Courier New" w:cs="Courier New"/>
-          <w:sz w:val="24"/>
-          <w:lang w:val="en-US"/>
-        </w:rPr>
-      </w:pPr>
-      <w:r>
-        <w:rPr>
-          <w:rFonts w:ascii="Courier New" w:hAnsi="Courier New" w:cs="Courier New"/>
-          <w:sz w:val="24"/>
-          <w:lang w:val="en-US"/>
-        </w:rPr>
-        <w:t xml:space="preserve">            x=$(( $(my_random $((width - 50))) ))</w:t>
-      </w:r>
-    </w:p>
-    <w:p>
-      <w:pPr>
-        <w:ind w:firstLine="0"/>
-        <w:jc w:val="left"/>
-        <w:rPr>
-          <w:rFonts w:ascii="Courier New" w:hAnsi="Courier New" w:cs="Courier New"/>
-          <w:sz w:val="24"/>
-          <w:lang w:val="en-US"/>
-        </w:rPr>
-      </w:pPr>
-      <w:r>
-        <w:rPr>
-          <w:rFonts w:ascii="Courier New" w:hAnsi="Courier New" w:cs="Courier New"/>
-          <w:sz w:val="24"/>
-          <w:lang w:val="en-US"/>
-        </w:rPr>
-        <w:t xml:space="preserve">            y=$(( $(my_random $((height - 7))) ))</w:t>
-      </w:r>
-    </w:p>
-    <w:p>
-      <w:pPr>
-        <w:ind w:firstLine="0"/>
-        <w:jc w:val="left"/>
-        <w:rPr>
-          <w:rFonts w:ascii="Courier New" w:hAnsi="Courier New" w:cs="Courier New"/>
-          <w:sz w:val="24"/>
-          <w:lang w:val="en-US"/>
-        </w:rPr>
-      </w:pPr>
-      <w:r>
-        <w:rPr>
-          <w:rFonts w:ascii="Courier New" w:hAnsi="Courier New" w:cs="Courier New"/>
-          <w:sz w:val="24"/>
-          <w:lang w:val="en-US"/>
-        </w:rPr>
-        <w:t xml:space="preserve">            [ $x -lt 1 ] &amp;&amp; x=1</w:t>
-      </w:r>
-    </w:p>
-    <w:p>
-      <w:pPr>
-        <w:ind w:firstLine="0"/>
-        <w:jc w:val="left"/>
-        <w:rPr>
-          <w:rFonts w:ascii="Courier New" w:hAnsi="Courier New" w:cs="Courier New"/>
-          <w:sz w:val="24"/>
-          <w:lang w:val="en-US"/>
-        </w:rPr>
-      </w:pPr>
-      <w:r>
-        <w:rPr>
-          <w:rFonts w:ascii="Courier New" w:hAnsi="Courier New" w:cs="Courier New"/>
-          <w:sz w:val="24"/>
-          <w:lang w:val="en-US"/>
-        </w:rPr>
-        <w:t xml:space="preserve">            [ $y -lt 1 ] &amp;&amp; y=1</w:t>
-      </w:r>
-    </w:p>
-    <w:p>
-      <w:pPr>
-        <w:ind w:firstLine="0"/>
-        <w:jc w:val="left"/>
-        <w:rPr>
-          <w:rFonts w:ascii="Courier New" w:hAnsi="Courier New" w:cs="Courier New"/>
-          <w:sz w:val="24"/>
-          <w:lang w:val="en-US"/>
-        </w:rPr>
-      </w:pPr>
-      <w:r>
-        <w:rPr>
-          <w:rFonts w:ascii="Courier New" w:hAnsi="Courier New" w:cs="Courier New"/>
-          <w:sz w:val="24"/>
-          <w:lang w:val="en-US"/>
-        </w:rPr>
-        <w:t xml:space="preserve">            last_move=$now</w:t>
+        <w:t xml:space="preserve">        if [ $((now - </w:t>
+      </w:r>
+      <w:proofErr w:type="spellStart"/>
+      <w:r>
+        <w:rPr>
+          <w:rFonts w:ascii="Courier New" w:hAnsi="Courier New" w:cs="Courier New"/>
+          <w:sz w:val="24"/>
+          <w:lang w:val="en-US"/>
+        </w:rPr>
+        <w:t>last_move</w:t>
+      </w:r>
+      <w:proofErr w:type="spellEnd"/>
+      <w:r>
+        <w:rPr>
+          <w:rFonts w:ascii="Courier New" w:hAnsi="Courier New" w:cs="Courier New"/>
+          <w:sz w:val="24"/>
+          <w:lang w:val="en-US"/>
+        </w:rPr>
+        <w:t>)) -</w:t>
+      </w:r>
+      <w:proofErr w:type="spellStart"/>
+      <w:r>
+        <w:rPr>
+          <w:rFonts w:ascii="Courier New" w:hAnsi="Courier New" w:cs="Courier New"/>
+          <w:sz w:val="24"/>
+          <w:lang w:val="en-US"/>
+        </w:rPr>
+        <w:t>ge</w:t>
+      </w:r>
+      <w:proofErr w:type="spellEnd"/>
+      <w:r>
+        <w:rPr>
+          <w:rFonts w:ascii="Courier New" w:hAnsi="Courier New" w:cs="Courier New"/>
+          <w:sz w:val="24"/>
+          <w:lang w:val="en-US"/>
+        </w:rPr>
+        <w:t xml:space="preserve"> $</w:t>
+      </w:r>
+      <w:proofErr w:type="spellStart"/>
+      <w:r>
+        <w:rPr>
+          <w:rFonts w:ascii="Courier New" w:hAnsi="Courier New" w:cs="Courier New"/>
+          <w:sz w:val="24"/>
+          <w:lang w:val="en-US"/>
+        </w:rPr>
+        <w:t>move_</w:t>
+      </w:r>
+      <w:proofErr w:type="gramStart"/>
+      <w:r>
+        <w:rPr>
+          <w:rFonts w:ascii="Courier New" w:hAnsi="Courier New" w:cs="Courier New"/>
+          <w:sz w:val="24"/>
+          <w:lang w:val="en-US"/>
+        </w:rPr>
+        <w:t>interval</w:t>
+      </w:r>
+      <w:proofErr w:type="spellEnd"/>
+      <w:r>
+        <w:rPr>
+          <w:rFonts w:ascii="Courier New" w:hAnsi="Courier New" w:cs="Courier New"/>
+          <w:sz w:val="24"/>
+          <w:lang w:val="en-US"/>
+        </w:rPr>
+        <w:t xml:space="preserve"> ]</w:t>
+      </w:r>
+      <w:proofErr w:type="gramEnd"/>
+      <w:r>
+        <w:rPr>
+          <w:rFonts w:ascii="Courier New" w:hAnsi="Courier New" w:cs="Courier New"/>
+          <w:sz w:val="24"/>
+          <w:lang w:val="en-US"/>
+        </w:rPr>
+        <w:t>; then</w:t>
+      </w:r>
+    </w:p>
+    <w:p>
+      <w:pPr>
+        <w:ind w:firstLine="0"/>
+        <w:jc w:val="left"/>
+        <w:rPr>
+          <w:rFonts w:ascii="Courier New" w:hAnsi="Courier New" w:cs="Courier New"/>
+          <w:sz w:val="24"/>
+          <w:lang w:val="en-US"/>
+        </w:rPr>
+      </w:pPr>
+      <w:r>
+        <w:rPr>
+          <w:rFonts w:ascii="Courier New" w:hAnsi="Courier New" w:cs="Courier New"/>
+          <w:sz w:val="24"/>
+          <w:lang w:val="en-US"/>
+        </w:rPr>
+        <w:t xml:space="preserve">            x=$</w:t>
+      </w:r>
+      <w:proofErr w:type="gramStart"/>
+      <w:r>
+        <w:rPr>
+          <w:rFonts w:ascii="Courier New" w:hAnsi="Courier New" w:cs="Courier New"/>
+          <w:sz w:val="24"/>
+          <w:lang w:val="en-US"/>
+        </w:rPr>
+        <w:t>(( $</w:t>
+      </w:r>
+      <w:proofErr w:type="gramEnd"/>
+      <w:r>
+        <w:rPr>
+          <w:rFonts w:ascii="Courier New" w:hAnsi="Courier New" w:cs="Courier New"/>
+          <w:sz w:val="24"/>
+          <w:lang w:val="en-US"/>
+        </w:rPr>
+        <w:t>(</w:t>
+      </w:r>
+      <w:proofErr w:type="spellStart"/>
+      <w:r>
+        <w:rPr>
+          <w:rFonts w:ascii="Courier New" w:hAnsi="Courier New" w:cs="Courier New"/>
+          <w:sz w:val="24"/>
+          <w:lang w:val="en-US"/>
+        </w:rPr>
+        <w:t>my_random</w:t>
+      </w:r>
+      <w:proofErr w:type="spellEnd"/>
+      <w:r>
+        <w:rPr>
+          <w:rFonts w:ascii="Courier New" w:hAnsi="Courier New" w:cs="Courier New"/>
+          <w:sz w:val="24"/>
+          <w:lang w:val="en-US"/>
+        </w:rPr>
+        <w:t xml:space="preserve"> $((width - 50))) ))</w:t>
+      </w:r>
+    </w:p>
+    <w:p>
+      <w:pPr>
+        <w:ind w:firstLine="0"/>
+        <w:jc w:val="left"/>
+        <w:rPr>
+          <w:rFonts w:ascii="Courier New" w:hAnsi="Courier New" w:cs="Courier New"/>
+          <w:sz w:val="24"/>
+          <w:lang w:val="en-US"/>
+        </w:rPr>
+      </w:pPr>
+      <w:r>
+        <w:rPr>
+          <w:rFonts w:ascii="Courier New" w:hAnsi="Courier New" w:cs="Courier New"/>
+          <w:sz w:val="24"/>
+          <w:lang w:val="en-US"/>
+        </w:rPr>
+        <w:t xml:space="preserve">            y=$</w:t>
+      </w:r>
+      <w:proofErr w:type="gramStart"/>
+      <w:r>
+        <w:rPr>
+          <w:rFonts w:ascii="Courier New" w:hAnsi="Courier New" w:cs="Courier New"/>
+          <w:sz w:val="24"/>
+          <w:lang w:val="en-US"/>
+        </w:rPr>
+        <w:t>(( $</w:t>
+      </w:r>
+      <w:proofErr w:type="gramEnd"/>
+      <w:r>
+        <w:rPr>
+          <w:rFonts w:ascii="Courier New" w:hAnsi="Courier New" w:cs="Courier New"/>
+          <w:sz w:val="24"/>
+          <w:lang w:val="en-US"/>
+        </w:rPr>
+        <w:t>(</w:t>
+      </w:r>
+      <w:proofErr w:type="spellStart"/>
+      <w:r>
+        <w:rPr>
+          <w:rFonts w:ascii="Courier New" w:hAnsi="Courier New" w:cs="Courier New"/>
+          <w:sz w:val="24"/>
+          <w:lang w:val="en-US"/>
+        </w:rPr>
+        <w:t>my_random</w:t>
+      </w:r>
+      <w:proofErr w:type="spellEnd"/>
+      <w:r>
+        <w:rPr>
+          <w:rFonts w:ascii="Courier New" w:hAnsi="Courier New" w:cs="Courier New"/>
+          <w:sz w:val="24"/>
+          <w:lang w:val="en-US"/>
+        </w:rPr>
+        <w:t xml:space="preserve"> $((height - 7))) ))</w:t>
+      </w:r>
+    </w:p>
+    <w:p>
+      <w:pPr>
+        <w:ind w:firstLine="0"/>
+        <w:jc w:val="left"/>
+        <w:rPr>
+          <w:rFonts w:ascii="Courier New" w:hAnsi="Courier New" w:cs="Courier New"/>
+          <w:sz w:val="24"/>
+          <w:lang w:val="en-US"/>
+        </w:rPr>
+      </w:pPr>
+      <w:r>
+        <w:rPr>
+          <w:rFonts w:ascii="Courier New" w:hAnsi="Courier New" w:cs="Courier New"/>
+          <w:sz w:val="24"/>
+          <w:lang w:val="en-US"/>
+        </w:rPr>
+        <w:t xml:space="preserve">            [ $x -</w:t>
+      </w:r>
+      <w:proofErr w:type="spellStart"/>
+      <w:r>
+        <w:rPr>
+          <w:rFonts w:ascii="Courier New" w:hAnsi="Courier New" w:cs="Courier New"/>
+          <w:sz w:val="24"/>
+          <w:lang w:val="en-US"/>
+        </w:rPr>
+        <w:t>lt</w:t>
+      </w:r>
+      <w:proofErr w:type="spellEnd"/>
+      <w:r>
+        <w:rPr>
+          <w:rFonts w:ascii="Courier New" w:hAnsi="Courier New" w:cs="Courier New"/>
+          <w:sz w:val="24"/>
+          <w:lang w:val="en-US"/>
+        </w:rPr>
+        <w:t xml:space="preserve"> </w:t>
+      </w:r>
+      <w:proofErr w:type="gramStart"/>
+      <w:r>
+        <w:rPr>
+          <w:rFonts w:ascii="Courier New" w:hAnsi="Courier New" w:cs="Courier New"/>
+          <w:sz w:val="24"/>
+          <w:lang w:val="en-US"/>
+        </w:rPr>
+        <w:t>1 ]</w:t>
+      </w:r>
+      <w:proofErr w:type="gramEnd"/>
+      <w:r>
+        <w:rPr>
+          <w:rFonts w:ascii="Courier New" w:hAnsi="Courier New" w:cs="Courier New"/>
+          <w:sz w:val="24"/>
+          <w:lang w:val="en-US"/>
+        </w:rPr>
+        <w:t xml:space="preserve"> &amp;&amp; x=1</w:t>
+      </w:r>
+    </w:p>
+    <w:p>
+      <w:pPr>
+        <w:ind w:firstLine="0"/>
+        <w:jc w:val="left"/>
+        <w:rPr>
+          <w:rFonts w:ascii="Courier New" w:hAnsi="Courier New" w:cs="Courier New"/>
+          <w:sz w:val="24"/>
+          <w:lang w:val="en-US"/>
+        </w:rPr>
+      </w:pPr>
+      <w:r>
+        <w:rPr>
+          <w:rFonts w:ascii="Courier New" w:hAnsi="Courier New" w:cs="Courier New"/>
+          <w:sz w:val="24"/>
+          <w:lang w:val="en-US"/>
+        </w:rPr>
+        <w:t xml:space="preserve">            [ $y -</w:t>
+      </w:r>
+      <w:proofErr w:type="spellStart"/>
+      <w:r>
+        <w:rPr>
+          <w:rFonts w:ascii="Courier New" w:hAnsi="Courier New" w:cs="Courier New"/>
+          <w:sz w:val="24"/>
+          <w:lang w:val="en-US"/>
+        </w:rPr>
+        <w:t>lt</w:t>
+      </w:r>
+      <w:proofErr w:type="spellEnd"/>
+      <w:r>
+        <w:rPr>
+          <w:rFonts w:ascii="Courier New" w:hAnsi="Courier New" w:cs="Courier New"/>
+          <w:sz w:val="24"/>
+          <w:lang w:val="en-US"/>
+        </w:rPr>
+        <w:t xml:space="preserve"> </w:t>
+      </w:r>
+      <w:proofErr w:type="gramStart"/>
+      <w:r>
+        <w:rPr>
+          <w:rFonts w:ascii="Courier New" w:hAnsi="Courier New" w:cs="Courier New"/>
+          <w:sz w:val="24"/>
+          <w:lang w:val="en-US"/>
+        </w:rPr>
+        <w:t>1 ]</w:t>
+      </w:r>
+      <w:proofErr w:type="gramEnd"/>
+      <w:r>
+        <w:rPr>
+          <w:rFonts w:ascii="Courier New" w:hAnsi="Courier New" w:cs="Courier New"/>
+          <w:sz w:val="24"/>
+          <w:lang w:val="en-US"/>
+        </w:rPr>
+        <w:t xml:space="preserve"> &amp;&amp; y=1</w:t>
+      </w:r>
+    </w:p>
+    <w:p>
+      <w:pPr>
+        <w:ind w:firstLine="0"/>
+        <w:jc w:val="left"/>
+        <w:rPr>
+          <w:rFonts w:ascii="Courier New" w:hAnsi="Courier New" w:cs="Courier New"/>
+          <w:sz w:val="24"/>
+          <w:lang w:val="en-US"/>
+        </w:rPr>
+      </w:pPr>
+      <w:r>
+        <w:rPr>
+          <w:rFonts w:ascii="Courier New" w:hAnsi="Courier New" w:cs="Courier New"/>
+          <w:sz w:val="24"/>
+          <w:lang w:val="en-US"/>
+        </w:rPr>
+        <w:t xml:space="preserve">            </w:t>
+      </w:r>
+      <w:proofErr w:type="spellStart"/>
+      <w:r>
+        <w:rPr>
+          <w:rFonts w:ascii="Courier New" w:hAnsi="Courier New" w:cs="Courier New"/>
+          <w:sz w:val="24"/>
+          <w:lang w:val="en-US"/>
+        </w:rPr>
+        <w:t>last_move</w:t>
+      </w:r>
+      <w:proofErr w:type="spellEnd"/>
+      <w:r>
+        <w:rPr>
+          <w:rFonts w:ascii="Courier New" w:hAnsi="Courier New" w:cs="Courier New"/>
+          <w:sz w:val="24"/>
+          <w:lang w:val="en-US"/>
+        </w:rPr>
+        <w:t>=$now</w:t>
       </w:r>
     </w:p>
     <w:p>
@@ -5624,26 +7425,80 @@
           <w:sz w:val="24"/>
           <w:lang w:val="en-US"/>
         </w:rPr>
-        <w:t xml:space="preserve">        local time_str=$(date +"%H:%M:%S")</w:t>
-      </w:r>
-    </w:p>
-    <w:p>
-      <w:pPr>
-        <w:ind w:firstLine="0"/>
-        <w:jc w:val="left"/>
-        <w:rPr>
-          <w:rFonts w:ascii="Courier New" w:hAnsi="Courier New" w:cs="Courier New"/>
-          <w:sz w:val="24"/>
-          <w:lang w:val="en-US"/>
-        </w:rPr>
-      </w:pPr>
-      <w:r>
-        <w:rPr>
-          <w:rFonts w:ascii="Courier New" w:hAnsi="Courier New" w:cs="Courier New"/>
-          <w:sz w:val="24"/>
-          <w:lang w:val="en-US"/>
-        </w:rPr>
-        <w:t xml:space="preserve">        local curr_x=$x</w:t>
+        <w:t xml:space="preserve">        local </w:t>
+      </w:r>
+      <w:proofErr w:type="spellStart"/>
+      <w:r>
+        <w:rPr>
+          <w:rFonts w:ascii="Courier New" w:hAnsi="Courier New" w:cs="Courier New"/>
+          <w:sz w:val="24"/>
+          <w:lang w:val="en-US"/>
+        </w:rPr>
+        <w:t>time_str</w:t>
+      </w:r>
+      <w:proofErr w:type="spellEnd"/>
+      <w:r>
+        <w:rPr>
+          <w:rFonts w:ascii="Courier New" w:hAnsi="Courier New" w:cs="Courier New"/>
+          <w:sz w:val="24"/>
+          <w:lang w:val="en-US"/>
+        </w:rPr>
+        <w:t>=$(date +"%</w:t>
+      </w:r>
+      <w:proofErr w:type="gramStart"/>
+      <w:r>
+        <w:rPr>
+          <w:rFonts w:ascii="Courier New" w:hAnsi="Courier New" w:cs="Courier New"/>
+          <w:sz w:val="24"/>
+          <w:lang w:val="en-US"/>
+        </w:rPr>
+        <w:t>H:%</w:t>
+      </w:r>
+      <w:proofErr w:type="gramEnd"/>
+      <w:r>
+        <w:rPr>
+          <w:rFonts w:ascii="Courier New" w:hAnsi="Courier New" w:cs="Courier New"/>
+          <w:sz w:val="24"/>
+          <w:lang w:val="en-US"/>
+        </w:rPr>
+        <w:t>M:%S")</w:t>
+      </w:r>
+    </w:p>
+    <w:p>
+      <w:pPr>
+        <w:ind w:firstLine="0"/>
+        <w:jc w:val="left"/>
+        <w:rPr>
+          <w:rFonts w:ascii="Courier New" w:hAnsi="Courier New" w:cs="Courier New"/>
+          <w:sz w:val="24"/>
+          <w:lang w:val="en-US"/>
+        </w:rPr>
+      </w:pPr>
+      <w:r>
+        <w:rPr>
+          <w:rFonts w:ascii="Courier New" w:hAnsi="Courier New" w:cs="Courier New"/>
+          <w:sz w:val="24"/>
+          <w:lang w:val="en-US"/>
+        </w:rPr>
+        <w:t xml:space="preserve">        local </w:t>
+      </w:r>
+      <w:proofErr w:type="spellStart"/>
+      <w:r>
+        <w:rPr>
+          <w:rFonts w:ascii="Courier New" w:hAnsi="Courier New" w:cs="Courier New"/>
+          <w:sz w:val="24"/>
+          <w:lang w:val="en-US"/>
+        </w:rPr>
+        <w:t>curr_x</w:t>
+      </w:r>
+      <w:proofErr w:type="spellEnd"/>
+      <w:r>
+        <w:rPr>
+          <w:rFonts w:ascii="Courier New" w:hAnsi="Courier New" w:cs="Courier New"/>
+          <w:sz w:val="24"/>
+          <w:lang w:val="en-US"/>
+        </w:rPr>
+        <w:t>=$x</w:t>
       </w:r>
     </w:p>
     <w:p>
@@ -5700,26 +7555,116 @@
           <w:sz w:val="24"/>
           <w:lang w:val="en-US"/>
         </w:rPr>
-        <w:t xml:space="preserve">        for ((i=0; i&lt;${#time_str}; i++)); do</w:t>
-      </w:r>
-    </w:p>
-    <w:p>
-      <w:pPr>
-        <w:ind w:firstLine="0"/>
-        <w:jc w:val="left"/>
-        <w:rPr>
-          <w:rFonts w:ascii="Courier New" w:hAnsi="Courier New" w:cs="Courier New"/>
-          <w:sz w:val="24"/>
-          <w:lang w:val="en-US"/>
-        </w:rPr>
-      </w:pPr>
-      <w:r>
-        <w:rPr>
-          <w:rFonts w:ascii="Courier New" w:hAnsi="Courier New" w:cs="Courier New"/>
-          <w:sz w:val="24"/>
-          <w:lang w:val="en-US"/>
-        </w:rPr>
-        <w:t xml:space="preserve">            local char="${time_str:$i:1}"</w:t>
+        <w:t xml:space="preserve">        for ((</w:t>
+      </w:r>
+      <w:proofErr w:type="spellStart"/>
+      <w:r>
+        <w:rPr>
+          <w:rFonts w:ascii="Courier New" w:hAnsi="Courier New" w:cs="Courier New"/>
+          <w:sz w:val="24"/>
+          <w:lang w:val="en-US"/>
+        </w:rPr>
+        <w:t>i</w:t>
+      </w:r>
+      <w:proofErr w:type="spellEnd"/>
+      <w:r>
+        <w:rPr>
+          <w:rFonts w:ascii="Courier New" w:hAnsi="Courier New" w:cs="Courier New"/>
+          <w:sz w:val="24"/>
+          <w:lang w:val="en-US"/>
+        </w:rPr>
+        <w:t xml:space="preserve">=0; </w:t>
+      </w:r>
+      <w:proofErr w:type="spellStart"/>
+      <w:r>
+        <w:rPr>
+          <w:rFonts w:ascii="Courier New" w:hAnsi="Courier New" w:cs="Courier New"/>
+          <w:sz w:val="24"/>
+          <w:lang w:val="en-US"/>
+        </w:rPr>
+        <w:t>i</w:t>
+      </w:r>
+      <w:proofErr w:type="spellEnd"/>
+      <w:r>
+        <w:rPr>
+          <w:rFonts w:ascii="Courier New" w:hAnsi="Courier New" w:cs="Courier New"/>
+          <w:sz w:val="24"/>
+          <w:lang w:val="en-US"/>
+        </w:rPr>
+        <w:t xml:space="preserve">&lt;${#time_str}; </w:t>
+      </w:r>
+      <w:proofErr w:type="spellStart"/>
+      <w:r>
+        <w:rPr>
+          <w:rFonts w:ascii="Courier New" w:hAnsi="Courier New" w:cs="Courier New"/>
+          <w:sz w:val="24"/>
+          <w:lang w:val="en-US"/>
+        </w:rPr>
+        <w:t>i</w:t>
+      </w:r>
+      <w:proofErr w:type="spellEnd"/>
+      <w:r>
+        <w:rPr>
+          <w:rFonts w:ascii="Courier New" w:hAnsi="Courier New" w:cs="Courier New"/>
+          <w:sz w:val="24"/>
+          <w:lang w:val="en-US"/>
+        </w:rPr>
+        <w:t>++)); do</w:t>
+      </w:r>
+    </w:p>
+    <w:p>
+      <w:pPr>
+        <w:ind w:firstLine="0"/>
+        <w:jc w:val="left"/>
+        <w:rPr>
+          <w:rFonts w:ascii="Courier New" w:hAnsi="Courier New" w:cs="Courier New"/>
+          <w:sz w:val="24"/>
+          <w:lang w:val="en-US"/>
+        </w:rPr>
+      </w:pPr>
+      <w:r>
+        <w:rPr>
+          <w:rFonts w:ascii="Courier New" w:hAnsi="Courier New" w:cs="Courier New"/>
+          <w:sz w:val="24"/>
+          <w:lang w:val="en-US"/>
+        </w:rPr>
+        <w:t xml:space="preserve">            local char="${</w:t>
+      </w:r>
+      <w:proofErr w:type="spellStart"/>
+      <w:r>
+        <w:rPr>
+          <w:rFonts w:ascii="Courier New" w:hAnsi="Courier New" w:cs="Courier New"/>
+          <w:sz w:val="24"/>
+          <w:lang w:val="en-US"/>
+        </w:rPr>
+        <w:t>time_</w:t>
+      </w:r>
+      <w:proofErr w:type="gramStart"/>
+      <w:r>
+        <w:rPr>
+          <w:rFonts w:ascii="Courier New" w:hAnsi="Courier New" w:cs="Courier New"/>
+          <w:sz w:val="24"/>
+          <w:lang w:val="en-US"/>
+        </w:rPr>
+        <w:t>str</w:t>
+      </w:r>
+      <w:proofErr w:type="spellEnd"/>
+      <w:r>
+        <w:rPr>
+          <w:rFonts w:ascii="Courier New" w:hAnsi="Courier New" w:cs="Courier New"/>
+          <w:sz w:val="24"/>
+          <w:lang w:val="en-US"/>
+        </w:rPr>
+        <w:t>:$</w:t>
+      </w:r>
+      <w:proofErr w:type="gramEnd"/>
+      <w:r>
+        <w:rPr>
+          <w:rFonts w:ascii="Courier New" w:hAnsi="Courier New" w:cs="Courier New"/>
+          <w:sz w:val="24"/>
+          <w:lang w:val="en-US"/>
+        </w:rPr>
+        <w:t>i:1}"</w:t>
       </w:r>
     </w:p>
     <w:p>
@@ -5776,7 +7721,25 @@
           <w:sz w:val="24"/>
           <w:lang w:val="en-US"/>
         </w:rPr>
-        <w:t xml:space="preserve">            IFS=$'\n' read -d '' -ra lines &lt;&lt;&lt; "${DIGIT[$char]}"</w:t>
+        <w:t xml:space="preserve">            IFS=$'\n' read -d '' -</w:t>
+      </w:r>
+      <w:proofErr w:type="spellStart"/>
+      <w:r>
+        <w:rPr>
+          <w:rFonts w:ascii="Courier New" w:hAnsi="Courier New" w:cs="Courier New"/>
+          <w:sz w:val="24"/>
+          <w:lang w:val="en-US"/>
+        </w:rPr>
+        <w:t>ra</w:t>
+      </w:r>
+      <w:proofErr w:type="spellEnd"/>
+      <w:r>
+        <w:rPr>
+          <w:rFonts w:ascii="Courier New" w:hAnsi="Courier New" w:cs="Courier New"/>
+          <w:sz w:val="24"/>
+          <w:lang w:val="en-US"/>
+        </w:rPr>
+        <w:t xml:space="preserve"> lines &lt;&lt;&lt; "${DIGIT[$char]}"</w:t>
       </w:r>
     </w:p>
     <w:p>
@@ -5833,26 +7796,108 @@
           <w:sz w:val="24"/>
           <w:lang w:val="en-US"/>
         </w:rPr>
-        <w:t xml:space="preserve">            for ((j=0; j&lt;5; j++)); do</w:t>
-      </w:r>
-    </w:p>
-    <w:p>
-      <w:pPr>
-        <w:ind w:firstLine="0"/>
-        <w:jc w:val="left"/>
-        <w:rPr>
-          <w:rFonts w:ascii="Courier New" w:hAnsi="Courier New" w:cs="Courier New"/>
-          <w:sz w:val="24"/>
-          <w:lang w:val="en-US"/>
-        </w:rPr>
-      </w:pPr>
-      <w:r>
-        <w:rPr>
-          <w:rFonts w:ascii="Courier New" w:hAnsi="Courier New" w:cs="Courier New"/>
-          <w:sz w:val="24"/>
-          <w:lang w:val="en-US"/>
-        </w:rPr>
-        <w:t xml:space="preserve">                printf "\033[%d;%dH%s" $((y + j)) $curr_x "${lines[$j]}"</w:t>
+        <w:t xml:space="preserve">            for ((j=0; j&lt;5; </w:t>
+      </w:r>
+      <w:proofErr w:type="spellStart"/>
+      <w:r>
+        <w:rPr>
+          <w:rFonts w:ascii="Courier New" w:hAnsi="Courier New" w:cs="Courier New"/>
+          <w:sz w:val="24"/>
+          <w:lang w:val="en-US"/>
+        </w:rPr>
+        <w:t>j++</w:t>
+      </w:r>
+      <w:proofErr w:type="spellEnd"/>
+      <w:r>
+        <w:rPr>
+          <w:rFonts w:ascii="Courier New" w:hAnsi="Courier New" w:cs="Courier New"/>
+          <w:sz w:val="24"/>
+          <w:lang w:val="en-US"/>
+        </w:rPr>
+        <w:t>)); do</w:t>
+      </w:r>
+    </w:p>
+    <w:p>
+      <w:pPr>
+        <w:ind w:firstLine="0"/>
+        <w:jc w:val="left"/>
+        <w:rPr>
+          <w:rFonts w:ascii="Courier New" w:hAnsi="Courier New" w:cs="Courier New"/>
+          <w:sz w:val="24"/>
+          <w:lang w:val="en-US"/>
+        </w:rPr>
+      </w:pPr>
+      <w:r>
+        <w:rPr>
+          <w:rFonts w:ascii="Courier New" w:hAnsi="Courier New" w:cs="Courier New"/>
+          <w:sz w:val="24"/>
+          <w:lang w:val="en-US"/>
+        </w:rPr>
+        <w:t xml:space="preserve">                </w:t>
+      </w:r>
+      <w:proofErr w:type="spellStart"/>
+      <w:r>
+        <w:rPr>
+          <w:rFonts w:ascii="Courier New" w:hAnsi="Courier New" w:cs="Courier New"/>
+          <w:sz w:val="24"/>
+          <w:lang w:val="en-US"/>
+        </w:rPr>
+        <w:t>printf</w:t>
+      </w:r>
+      <w:proofErr w:type="spellEnd"/>
+      <w:r>
+        <w:rPr>
+          <w:rFonts w:ascii="Courier New" w:hAnsi="Courier New" w:cs="Courier New"/>
+          <w:sz w:val="24"/>
+          <w:lang w:val="en-US"/>
+        </w:rPr>
+        <w:t xml:space="preserve"> "\033[%</w:t>
+      </w:r>
+      <w:proofErr w:type="gramStart"/>
+      <w:r>
+        <w:rPr>
+          <w:rFonts w:ascii="Courier New" w:hAnsi="Courier New" w:cs="Courier New"/>
+          <w:sz w:val="24"/>
+          <w:lang w:val="en-US"/>
+        </w:rPr>
+        <w:t>d;%</w:t>
+      </w:r>
+      <w:proofErr w:type="spellStart"/>
+      <w:proofErr w:type="gramEnd"/>
+      <w:r>
+        <w:rPr>
+          <w:rFonts w:ascii="Courier New" w:hAnsi="Courier New" w:cs="Courier New"/>
+          <w:sz w:val="24"/>
+          <w:lang w:val="en-US"/>
+        </w:rPr>
+        <w:t>dH%s</w:t>
+      </w:r>
+      <w:proofErr w:type="spellEnd"/>
+      <w:r>
+        <w:rPr>
+          <w:rFonts w:ascii="Courier New" w:hAnsi="Courier New" w:cs="Courier New"/>
+          <w:sz w:val="24"/>
+          <w:lang w:val="en-US"/>
+        </w:rPr>
+        <w:t>" $((y + j)) $</w:t>
+      </w:r>
+      <w:proofErr w:type="spellStart"/>
+      <w:r>
+        <w:rPr>
+          <w:rFonts w:ascii="Courier New" w:hAnsi="Courier New" w:cs="Courier New"/>
+          <w:sz w:val="24"/>
+          <w:lang w:val="en-US"/>
+        </w:rPr>
+        <w:t>curr_x</w:t>
+      </w:r>
+      <w:proofErr w:type="spellEnd"/>
+      <w:r>
+        <w:rPr>
+          <w:rFonts w:ascii="Courier New" w:hAnsi="Courier New" w:cs="Courier New"/>
+          <w:sz w:val="24"/>
+          <w:lang w:val="en-US"/>
+        </w:rPr>
+        <w:t xml:space="preserve"> "${lines[$j]}"</w:t>
       </w:r>
     </w:p>
     <w:p>
@@ -5928,7 +7973,25 @@
           <w:sz w:val="24"/>
           <w:lang w:val="en-US"/>
         </w:rPr>
-        <w:t xml:space="preserve">            if [ "$char" = ":" ]; then</w:t>
+        <w:t xml:space="preserve">            if [ "$char" = ":</w:t>
+      </w:r>
+      <w:proofErr w:type="gramStart"/>
+      <w:r>
+        <w:rPr>
+          <w:rFonts w:ascii="Courier New" w:hAnsi="Courier New" w:cs="Courier New"/>
+          <w:sz w:val="24"/>
+          <w:lang w:val="en-US"/>
+        </w:rPr>
+        <w:t>" ]</w:t>
+      </w:r>
+      <w:proofErr w:type="gramEnd"/>
+      <w:r>
+        <w:rPr>
+          <w:rFonts w:ascii="Courier New" w:hAnsi="Courier New" w:cs="Courier New"/>
+          <w:sz w:val="24"/>
+          <w:lang w:val="en-US"/>
+        </w:rPr>
+        <w:t>; then</w:t>
       </w:r>
     </w:p>
     <w:p>
@@ -5948,7 +8011,43 @@
           <w:lang w:val="en-US"/>
         </w:rPr>
         <w:lastRenderedPageBreak/>
-        <w:t xml:space="preserve">                curr_x=$((curr_x + 4))</w:t>
+        <w:t xml:space="preserve">                </w:t>
+      </w:r>
+      <w:proofErr w:type="spellStart"/>
+      <w:r>
+        <w:rPr>
+          <w:rFonts w:ascii="Courier New" w:hAnsi="Courier New" w:cs="Courier New"/>
+          <w:sz w:val="24"/>
+          <w:lang w:val="en-US"/>
+        </w:rPr>
+        <w:t>curr_x</w:t>
+      </w:r>
+      <w:proofErr w:type="spellEnd"/>
+      <w:r>
+        <w:rPr>
+          <w:rFonts w:ascii="Courier New" w:hAnsi="Courier New" w:cs="Courier New"/>
+          <w:sz w:val="24"/>
+          <w:lang w:val="en-US"/>
+        </w:rPr>
+        <w:t>=$((</w:t>
+      </w:r>
+      <w:proofErr w:type="spellStart"/>
+      <w:r>
+        <w:rPr>
+          <w:rFonts w:ascii="Courier New" w:hAnsi="Courier New" w:cs="Courier New"/>
+          <w:sz w:val="24"/>
+          <w:lang w:val="en-US"/>
+        </w:rPr>
+        <w:t>curr_x</w:t>
+      </w:r>
+      <w:proofErr w:type="spellEnd"/>
+      <w:r>
+        <w:rPr>
+          <w:rFonts w:ascii="Courier New" w:hAnsi="Courier New" w:cs="Courier New"/>
+          <w:sz w:val="24"/>
+          <w:lang w:val="en-US"/>
+        </w:rPr>
+        <w:t xml:space="preserve"> + 4))</w:t>
       </w:r>
     </w:p>
     <w:p>
@@ -5986,7 +8085,43 @@
           <w:sz w:val="24"/>
           <w:lang w:val="en-US"/>
         </w:rPr>
-        <w:t xml:space="preserve">                curr_x=$((curr_x + 8))</w:t>
+        <w:t xml:space="preserve">                </w:t>
+      </w:r>
+      <w:proofErr w:type="spellStart"/>
+      <w:r>
+        <w:rPr>
+          <w:rFonts w:ascii="Courier New" w:hAnsi="Courier New" w:cs="Courier New"/>
+          <w:sz w:val="24"/>
+          <w:lang w:val="en-US"/>
+        </w:rPr>
+        <w:t>curr_x</w:t>
+      </w:r>
+      <w:proofErr w:type="spellEnd"/>
+      <w:r>
+        <w:rPr>
+          <w:rFonts w:ascii="Courier New" w:hAnsi="Courier New" w:cs="Courier New"/>
+          <w:sz w:val="24"/>
+          <w:lang w:val="en-US"/>
+        </w:rPr>
+        <w:t>=$((</w:t>
+      </w:r>
+      <w:proofErr w:type="spellStart"/>
+      <w:r>
+        <w:rPr>
+          <w:rFonts w:ascii="Courier New" w:hAnsi="Courier New" w:cs="Courier New"/>
+          <w:sz w:val="24"/>
+          <w:lang w:val="en-US"/>
+        </w:rPr>
+        <w:t>curr_x</w:t>
+      </w:r>
+      <w:proofErr w:type="spellEnd"/>
+      <w:r>
+        <w:rPr>
+          <w:rFonts w:ascii="Courier New" w:hAnsi="Courier New" w:cs="Courier New"/>
+          <w:sz w:val="24"/>
+          <w:lang w:val="en-US"/>
+        </w:rPr>
+        <w:t xml:space="preserve"> + 8))</w:t>
       </w:r>
     </w:p>
     <w:p>
@@ -6100,26 +8235,134 @@
           <w:sz w:val="24"/>
           <w:lang w:val="en-US"/>
         </w:rPr>
-        <w:t xml:space="preserve">        local info_x=$(( (width - ${#info}) / 2 ))</w:t>
-      </w:r>
-    </w:p>
-    <w:p>
-      <w:pPr>
-        <w:ind w:firstLine="0"/>
-        <w:jc w:val="left"/>
-        <w:rPr>
-          <w:rFonts w:ascii="Courier New" w:hAnsi="Courier New" w:cs="Courier New"/>
-          <w:sz w:val="24"/>
-          <w:lang w:val="en-US"/>
-        </w:rPr>
-      </w:pPr>
-      <w:r>
-        <w:rPr>
-          <w:rFonts w:ascii="Courier New" w:hAnsi="Courier New" w:cs="Courier New"/>
-          <w:sz w:val="24"/>
-          <w:lang w:val="en-US"/>
-        </w:rPr>
-        <w:t xml:space="preserve">        [ $info_x -lt 0 ] &amp;&amp; info_x=0</w:t>
+        <w:t xml:space="preserve">        local </w:t>
+      </w:r>
+      <w:proofErr w:type="spellStart"/>
+      <w:r>
+        <w:rPr>
+          <w:rFonts w:ascii="Courier New" w:hAnsi="Courier New" w:cs="Courier New"/>
+          <w:sz w:val="24"/>
+          <w:lang w:val="en-US"/>
+        </w:rPr>
+        <w:t>info_x</w:t>
+      </w:r>
+      <w:proofErr w:type="spellEnd"/>
+      <w:r>
+        <w:rPr>
+          <w:rFonts w:ascii="Courier New" w:hAnsi="Courier New" w:cs="Courier New"/>
+          <w:sz w:val="24"/>
+          <w:lang w:val="en-US"/>
+        </w:rPr>
+        <w:t>=$</w:t>
+      </w:r>
+      <w:proofErr w:type="gramStart"/>
+      <w:r>
+        <w:rPr>
+          <w:rFonts w:ascii="Courier New" w:hAnsi="Courier New" w:cs="Courier New"/>
+          <w:sz w:val="24"/>
+          <w:lang w:val="en-US"/>
+        </w:rPr>
+        <w:t>(( (</w:t>
+      </w:r>
+      <w:proofErr w:type="gramEnd"/>
+      <w:r>
+        <w:rPr>
+          <w:rFonts w:ascii="Courier New" w:hAnsi="Courier New" w:cs="Courier New"/>
+          <w:sz w:val="24"/>
+          <w:lang w:val="en-US"/>
+        </w:rPr>
+        <w:t>width - ${#info}) / 2 ))</w:t>
+      </w:r>
+    </w:p>
+    <w:p>
+      <w:pPr>
+        <w:ind w:firstLine="0"/>
+        <w:jc w:val="left"/>
+        <w:rPr>
+          <w:rFonts w:ascii="Courier New" w:hAnsi="Courier New" w:cs="Courier New"/>
+          <w:sz w:val="24"/>
+          <w:lang w:val="en-US"/>
+        </w:rPr>
+      </w:pPr>
+      <w:r>
+        <w:rPr>
+          <w:rFonts w:ascii="Courier New" w:hAnsi="Courier New" w:cs="Courier New"/>
+          <w:sz w:val="24"/>
+          <w:lang w:val="en-US"/>
+        </w:rPr>
+        <w:t xml:space="preserve">        [ $</w:t>
+      </w:r>
+      <w:proofErr w:type="spellStart"/>
+      <w:r>
+        <w:rPr>
+          <w:rFonts w:ascii="Courier New" w:hAnsi="Courier New" w:cs="Courier New"/>
+          <w:sz w:val="24"/>
+          <w:lang w:val="en-US"/>
+        </w:rPr>
+        <w:t>info_x</w:t>
+      </w:r>
+      <w:proofErr w:type="spellEnd"/>
+      <w:r>
+        <w:rPr>
+          <w:rFonts w:ascii="Courier New" w:hAnsi="Courier New" w:cs="Courier New"/>
+          <w:sz w:val="24"/>
+          <w:lang w:val="en-US"/>
+        </w:rPr>
+        <w:t xml:space="preserve"> -</w:t>
+      </w:r>
+      <w:proofErr w:type="spellStart"/>
+      <w:r>
+        <w:rPr>
+          <w:rFonts w:ascii="Courier New" w:hAnsi="Courier New" w:cs="Courier New"/>
+          <w:sz w:val="24"/>
+          <w:lang w:val="en-US"/>
+        </w:rPr>
+        <w:t>lt</w:t>
+      </w:r>
+      <w:proofErr w:type="spellEnd"/>
+      <w:r>
+        <w:rPr>
+          <w:rFonts w:ascii="Courier New" w:hAnsi="Courier New" w:cs="Courier New"/>
+          <w:sz w:val="24"/>
+          <w:lang w:val="en-US"/>
+        </w:rPr>
+        <w:t xml:space="preserve"> </w:t>
+      </w:r>
+      <w:proofErr w:type="gramStart"/>
+      <w:r>
+        <w:rPr>
+          <w:rFonts w:ascii="Courier New" w:hAnsi="Courier New" w:cs="Courier New"/>
+          <w:sz w:val="24"/>
+          <w:lang w:val="en-US"/>
+        </w:rPr>
+        <w:t>0 ]</w:t>
+      </w:r>
+      <w:proofErr w:type="gramEnd"/>
+      <w:r>
+        <w:rPr>
+          <w:rFonts w:ascii="Courier New" w:hAnsi="Courier New" w:cs="Courier New"/>
+          <w:sz w:val="24"/>
+          <w:lang w:val="en-US"/>
+        </w:rPr>
+        <w:t xml:space="preserve"> &amp;&amp; </w:t>
+      </w:r>
+      <w:proofErr w:type="spellStart"/>
+      <w:r>
+        <w:rPr>
+          <w:rFonts w:ascii="Courier New" w:hAnsi="Courier New" w:cs="Courier New"/>
+          <w:sz w:val="24"/>
+          <w:lang w:val="en-US"/>
+        </w:rPr>
+        <w:t>info_x</w:t>
+      </w:r>
+      <w:proofErr w:type="spellEnd"/>
+      <w:r>
+        <w:rPr>
+          <w:rFonts w:ascii="Courier New" w:hAnsi="Courier New" w:cs="Courier New"/>
+          <w:sz w:val="24"/>
+          <w:lang w:val="en-US"/>
+        </w:rPr>
+        <w:t>=0</w:t>
       </w:r>
     </w:p>
     <w:p>
@@ -6157,27 +8400,91 @@
           <w:sz w:val="24"/>
           <w:lang w:val="en-US"/>
         </w:rPr>
-        <w:t xml:space="preserve">        printf "\033[%d;%dH%s" $((height - 1)) $info_x "$info"</w:t>
-      </w:r>
-    </w:p>
-    <w:p>
-      <w:pPr>
-        <w:ind w:firstLine="0"/>
-        <w:jc w:val="left"/>
-        <w:rPr>
-          <w:rFonts w:ascii="Courier New" w:hAnsi="Courier New" w:cs="Courier New"/>
-          <w:sz w:val="24"/>
-          <w:lang w:val="en-US"/>
-        </w:rPr>
-      </w:pPr>
-      <w:r>
-        <w:rPr>
-          <w:rFonts w:ascii="Courier New" w:hAnsi="Courier New" w:cs="Courier New"/>
-          <w:sz w:val="24"/>
-          <w:lang w:val="en-US"/>
-        </w:rPr>
         <w:t xml:space="preserve">        </w:t>
       </w:r>
+      <w:proofErr w:type="spellStart"/>
+      <w:r>
+        <w:rPr>
+          <w:rFonts w:ascii="Courier New" w:hAnsi="Courier New" w:cs="Courier New"/>
+          <w:sz w:val="24"/>
+          <w:lang w:val="en-US"/>
+        </w:rPr>
+        <w:t>printf</w:t>
+      </w:r>
+      <w:proofErr w:type="spellEnd"/>
+      <w:r>
+        <w:rPr>
+          <w:rFonts w:ascii="Courier New" w:hAnsi="Courier New" w:cs="Courier New"/>
+          <w:sz w:val="24"/>
+          <w:lang w:val="en-US"/>
+        </w:rPr>
+        <w:t xml:space="preserve"> "\033[%</w:t>
+      </w:r>
+      <w:proofErr w:type="gramStart"/>
+      <w:r>
+        <w:rPr>
+          <w:rFonts w:ascii="Courier New" w:hAnsi="Courier New" w:cs="Courier New"/>
+          <w:sz w:val="24"/>
+          <w:lang w:val="en-US"/>
+        </w:rPr>
+        <w:t>d;%</w:t>
+      </w:r>
+      <w:proofErr w:type="spellStart"/>
+      <w:proofErr w:type="gramEnd"/>
+      <w:r>
+        <w:rPr>
+          <w:rFonts w:ascii="Courier New" w:hAnsi="Courier New" w:cs="Courier New"/>
+          <w:sz w:val="24"/>
+          <w:lang w:val="en-US"/>
+        </w:rPr>
+        <w:t>dH%s</w:t>
+      </w:r>
+      <w:proofErr w:type="spellEnd"/>
+      <w:r>
+        <w:rPr>
+          <w:rFonts w:ascii="Courier New" w:hAnsi="Courier New" w:cs="Courier New"/>
+          <w:sz w:val="24"/>
+          <w:lang w:val="en-US"/>
+        </w:rPr>
+        <w:t>" $((height - 1)) $</w:t>
+      </w:r>
+      <w:proofErr w:type="spellStart"/>
+      <w:r>
+        <w:rPr>
+          <w:rFonts w:ascii="Courier New" w:hAnsi="Courier New" w:cs="Courier New"/>
+          <w:sz w:val="24"/>
+          <w:lang w:val="en-US"/>
+        </w:rPr>
+        <w:t>info_x</w:t>
+      </w:r>
+      <w:proofErr w:type="spellEnd"/>
+      <w:r>
+        <w:rPr>
+          <w:rFonts w:ascii="Courier New" w:hAnsi="Courier New" w:cs="Courier New"/>
+          <w:sz w:val="24"/>
+          <w:lang w:val="en-US"/>
+        </w:rPr>
+        <w:t xml:space="preserve"> "$info"</w:t>
+      </w:r>
+    </w:p>
+    <w:p>
+      <w:pPr>
+        <w:ind w:firstLine="0"/>
+        <w:jc w:val="left"/>
+        <w:rPr>
+          <w:rFonts w:ascii="Courier New" w:hAnsi="Courier New" w:cs="Courier New"/>
+          <w:sz w:val="24"/>
+          <w:lang w:val="en-US"/>
+        </w:rPr>
+      </w:pPr>
+      <w:r>
+        <w:rPr>
+          <w:rFonts w:ascii="Courier New" w:hAnsi="Courier New" w:cs="Courier New"/>
+          <w:sz w:val="24"/>
+          <w:lang w:val="en-US"/>
+        </w:rPr>
+        <w:t xml:space="preserve">        </w:t>
+      </w:r>
     </w:p>
     <w:p>
       <w:pPr>
@@ -6214,45 +8521,116 @@
           <w:sz w:val="24"/>
           <w:lang w:val="en-US"/>
         </w:rPr>
-        <w:t xml:space="preserve">        local status="Seed: $RANDOM_SEED | Next update in: $((last_refresh + refresh_interval - now))s"</w:t>
-      </w:r>
-    </w:p>
-    <w:p>
-      <w:pPr>
-        <w:ind w:firstLine="0"/>
-        <w:jc w:val="left"/>
-        <w:rPr>
-          <w:rFonts w:ascii="Courier New" w:hAnsi="Courier New" w:cs="Courier New"/>
-          <w:sz w:val="24"/>
-          <w:lang w:val="en-US"/>
-        </w:rPr>
-      </w:pPr>
-      <w:r>
-        <w:rPr>
-          <w:rFonts w:ascii="Courier New" w:hAnsi="Courier New" w:cs="Courier New"/>
-          <w:sz w:val="24"/>
-          <w:lang w:val="en-US"/>
-        </w:rPr>
-        <w:t xml:space="preserve">        local status_x=$(( (width - ${#status}) / 2 ))</w:t>
-      </w:r>
-    </w:p>
-    <w:p>
-      <w:pPr>
-        <w:ind w:firstLine="0"/>
-        <w:jc w:val="left"/>
-        <w:rPr>
-          <w:rFonts w:ascii="Courier New" w:hAnsi="Courier New" w:cs="Courier New"/>
-          <w:sz w:val="24"/>
-          <w:lang w:val="en-US"/>
-        </w:rPr>
-      </w:pPr>
-      <w:r>
-        <w:rPr>
-          <w:rFonts w:ascii="Courier New" w:hAnsi="Courier New" w:cs="Courier New"/>
-          <w:sz w:val="24"/>
-          <w:lang w:val="en-US"/>
-        </w:rPr>
-        <w:t xml:space="preserve">        printf "\033[%d;%dH%s" $((height - 2)) $status_x "$status"</w:t>
+        <w:t xml:space="preserve">        local status="Seed: $RANDOM_SEED | Next update in: $((</w:t>
+      </w:r>
+      <w:proofErr w:type="spellStart"/>
+      <w:r>
+        <w:rPr>
+          <w:rFonts w:ascii="Courier New" w:hAnsi="Courier New" w:cs="Courier New"/>
+          <w:sz w:val="24"/>
+          <w:lang w:val="en-US"/>
+        </w:rPr>
+        <w:t>last_refresh</w:t>
+      </w:r>
+      <w:proofErr w:type="spellEnd"/>
+      <w:r>
+        <w:rPr>
+          <w:rFonts w:ascii="Courier New" w:hAnsi="Courier New" w:cs="Courier New"/>
+          <w:sz w:val="24"/>
+          <w:lang w:val="en-US"/>
+        </w:rPr>
+        <w:t xml:space="preserve"> + </w:t>
+      </w:r>
+      <w:proofErr w:type="spellStart"/>
+      <w:r>
+        <w:rPr>
+          <w:rFonts w:ascii="Courier New" w:hAnsi="Courier New" w:cs="Courier New"/>
+          <w:sz w:val="24"/>
+          <w:lang w:val="en-US"/>
+        </w:rPr>
+        <w:t>refresh_interval</w:t>
+      </w:r>
+      <w:proofErr w:type="spellEnd"/>
+      <w:r>
+        <w:rPr>
+          <w:rFonts w:ascii="Courier New" w:hAnsi="Courier New" w:cs="Courier New"/>
+          <w:sz w:val="24"/>
+          <w:lang w:val="en-US"/>
+        </w:rPr>
+        <w:t xml:space="preserve"> - now</w:t>
+      </w:r>
+      <w:proofErr w:type="gramStart"/>
+      <w:r>
+        <w:rPr>
+          <w:rFonts w:ascii="Courier New" w:hAnsi="Courier New" w:cs="Courier New"/>
+          <w:sz w:val="24"/>
+          <w:lang w:val="en-US"/>
+        </w:rPr>
+        <w:t>))s</w:t>
+      </w:r>
+      <w:proofErr w:type="gramEnd"/>
+      <w:r>
+        <w:rPr>
+          <w:rFonts w:ascii="Courier New" w:hAnsi="Courier New" w:cs="Courier New"/>
+          <w:sz w:val="24"/>
+          <w:lang w:val="en-US"/>
+        </w:rPr>
+        <w:t>"</w:t>
+      </w:r>
+    </w:p>
+    <w:p>
+      <w:pPr>
+        <w:ind w:firstLine="0"/>
+        <w:jc w:val="left"/>
+        <w:rPr>
+          <w:rFonts w:ascii="Courier New" w:hAnsi="Courier New" w:cs="Courier New"/>
+          <w:sz w:val="24"/>
+          <w:lang w:val="en-US"/>
+        </w:rPr>
+      </w:pPr>
+      <w:r>
+        <w:rPr>
+          <w:rFonts w:ascii="Courier New" w:hAnsi="Courier New" w:cs="Courier New"/>
+          <w:sz w:val="24"/>
+          <w:lang w:val="en-US"/>
+        </w:rPr>
+        <w:t xml:space="preserve">        local </w:t>
+      </w:r>
+      <w:proofErr w:type="spellStart"/>
+      <w:r>
+        <w:rPr>
+          <w:rFonts w:ascii="Courier New" w:hAnsi="Courier New" w:cs="Courier New"/>
+          <w:sz w:val="24"/>
+          <w:lang w:val="en-US"/>
+        </w:rPr>
+        <w:t>status_x</w:t>
+      </w:r>
+      <w:proofErr w:type="spellEnd"/>
+      <w:r>
+        <w:rPr>
+          <w:rFonts w:ascii="Courier New" w:hAnsi="Courier New" w:cs="Courier New"/>
+          <w:sz w:val="24"/>
+          <w:lang w:val="en-US"/>
+        </w:rPr>
+        <w:t>=$</w:t>
+      </w:r>
+      <w:proofErr w:type="gramStart"/>
+      <w:r>
+        <w:rPr>
+          <w:rFonts w:ascii="Courier New" w:hAnsi="Courier New" w:cs="Courier New"/>
+          <w:sz w:val="24"/>
+          <w:lang w:val="en-US"/>
+        </w:rPr>
+        <w:t>(( (</w:t>
+      </w:r>
+      <w:proofErr w:type="gramEnd"/>
+      <w:r>
+        <w:rPr>
+          <w:rFonts w:ascii="Courier New" w:hAnsi="Courier New" w:cs="Courier New"/>
+          <w:sz w:val="24"/>
+          <w:lang w:val="en-US"/>
+        </w:rPr>
+        <w:t>width - ${#status}) / 2 ))</w:t>
       </w:r>
     </w:p>
     <w:p>
@@ -6273,6 +8651,89 @@
         </w:rPr>
         <w:t xml:space="preserve">        </w:t>
       </w:r>
+      <w:proofErr w:type="spellStart"/>
+      <w:r>
+        <w:rPr>
+          <w:rFonts w:ascii="Courier New" w:hAnsi="Courier New" w:cs="Courier New"/>
+          <w:sz w:val="24"/>
+          <w:lang w:val="en-US"/>
+        </w:rPr>
+        <w:t>printf</w:t>
+      </w:r>
+      <w:proofErr w:type="spellEnd"/>
+      <w:r>
+        <w:rPr>
+          <w:rFonts w:ascii="Courier New" w:hAnsi="Courier New" w:cs="Courier New"/>
+          <w:sz w:val="24"/>
+          <w:lang w:val="en-US"/>
+        </w:rPr>
+        <w:t xml:space="preserve"> "\033[%</w:t>
+      </w:r>
+      <w:proofErr w:type="gramStart"/>
+      <w:r>
+        <w:rPr>
+          <w:rFonts w:ascii="Courier New" w:hAnsi="Courier New" w:cs="Courier New"/>
+          <w:sz w:val="24"/>
+          <w:lang w:val="en-US"/>
+        </w:rPr>
+        <w:t>d;%</w:t>
+      </w:r>
+      <w:proofErr w:type="spellStart"/>
+      <w:proofErr w:type="gramEnd"/>
+      <w:r>
+        <w:rPr>
+          <w:rFonts w:ascii="Courier New" w:hAnsi="Courier New" w:cs="Courier New"/>
+          <w:sz w:val="24"/>
+          <w:lang w:val="en-US"/>
+        </w:rPr>
+        <w:t>dH%s</w:t>
+      </w:r>
+      <w:proofErr w:type="spellEnd"/>
+      <w:r>
+        <w:rPr>
+          <w:rFonts w:ascii="Courier New" w:hAnsi="Courier New" w:cs="Courier New"/>
+          <w:sz w:val="24"/>
+          <w:lang w:val="en-US"/>
+        </w:rPr>
+        <w:t>" $((height - 2)) $</w:t>
+      </w:r>
+      <w:proofErr w:type="spellStart"/>
+      <w:r>
+        <w:rPr>
+          <w:rFonts w:ascii="Courier New" w:hAnsi="Courier New" w:cs="Courier New"/>
+          <w:sz w:val="24"/>
+          <w:lang w:val="en-US"/>
+        </w:rPr>
+        <w:t>status_x</w:t>
+      </w:r>
+      <w:proofErr w:type="spellEnd"/>
+      <w:r>
+        <w:rPr>
+          <w:rFonts w:ascii="Courier New" w:hAnsi="Courier New" w:cs="Courier New"/>
+          <w:sz w:val="24"/>
+          <w:lang w:val="en-US"/>
+        </w:rPr>
+        <w:t xml:space="preserve"> "$status"</w:t>
+      </w:r>
+    </w:p>
+    <w:p>
+      <w:pPr>
+        <w:ind w:firstLine="0"/>
+        <w:jc w:val="left"/>
+        <w:rPr>
+          <w:rFonts w:ascii="Courier New" w:hAnsi="Courier New" w:cs="Courier New"/>
+          <w:sz w:val="24"/>
+          <w:lang w:val="en-US"/>
+        </w:rPr>
+      </w:pPr>
+      <w:r>
+        <w:rPr>
+          <w:rFonts w:ascii="Courier New" w:hAnsi="Courier New" w:cs="Courier New"/>
+          <w:sz w:val="24"/>
+          <w:lang w:val="en-US"/>
+        </w:rPr>
+        <w:t xml:space="preserve">        </w:t>
+      </w:r>
     </w:p>
     <w:p>
       <w:pPr>
@@ -6309,7 +8770,25 @@
           <w:sz w:val="24"/>
           <w:lang w:val="en-US"/>
         </w:rPr>
-        <w:t xml:space="preserve">        if read -t $update_interval -n 1; then</w:t>
+        <w:t xml:space="preserve">        if read -t $</w:t>
+      </w:r>
+      <w:proofErr w:type="spellStart"/>
+      <w:r>
+        <w:rPr>
+          <w:rFonts w:ascii="Courier New" w:hAnsi="Courier New" w:cs="Courier New"/>
+          <w:sz w:val="24"/>
+          <w:lang w:val="en-US"/>
+        </w:rPr>
+        <w:t>update_interval</w:t>
+      </w:r>
+      <w:proofErr w:type="spellEnd"/>
+      <w:r>
+        <w:rPr>
+          <w:rFonts w:ascii="Courier New" w:hAnsi="Courier New" w:cs="Courier New"/>
+          <w:sz w:val="24"/>
+          <w:lang w:val="en-US"/>
+        </w:rPr>
+        <w:t xml:space="preserve"> -n 1; then</w:t>
       </w:r>
     </w:p>
     <w:p>
@@ -6423,26 +8902,62 @@
           <w:sz w:val="24"/>
           <w:lang w:val="en-US"/>
         </w:rPr>
-        <w:t xml:space="preserve">    printf "\033[?25h"</w:t>
-      </w:r>
-    </w:p>
-    <w:p>
-      <w:pPr>
-        <w:ind w:firstLine="0"/>
-        <w:jc w:val="left"/>
-        <w:rPr>
-          <w:rFonts w:ascii="Courier New" w:hAnsi="Courier New" w:cs="Courier New"/>
-          <w:sz w:val="24"/>
-          <w:lang w:val="en-US"/>
-        </w:rPr>
-      </w:pPr>
-      <w:r>
-        <w:rPr>
-          <w:rFonts w:ascii="Courier New" w:hAnsi="Courier New" w:cs="Courier New"/>
-          <w:sz w:val="24"/>
-          <w:lang w:val="en-US"/>
-        </w:rPr>
-        <w:t xml:space="preserve">    stty echo</w:t>
+        <w:t xml:space="preserve">    </w:t>
+      </w:r>
+      <w:proofErr w:type="spellStart"/>
+      <w:r>
+        <w:rPr>
+          <w:rFonts w:ascii="Courier New" w:hAnsi="Courier New" w:cs="Courier New"/>
+          <w:sz w:val="24"/>
+          <w:lang w:val="en-US"/>
+        </w:rPr>
+        <w:t>printf</w:t>
+      </w:r>
+      <w:proofErr w:type="spellEnd"/>
+      <w:r>
+        <w:rPr>
+          <w:rFonts w:ascii="Courier New" w:hAnsi="Courier New" w:cs="Courier New"/>
+          <w:sz w:val="24"/>
+          <w:lang w:val="en-US"/>
+        </w:rPr>
+        <w:t xml:space="preserve"> "\033[?25h"</w:t>
+      </w:r>
+    </w:p>
+    <w:p>
+      <w:pPr>
+        <w:ind w:firstLine="0"/>
+        <w:jc w:val="left"/>
+        <w:rPr>
+          <w:rFonts w:ascii="Courier New" w:hAnsi="Courier New" w:cs="Courier New"/>
+          <w:sz w:val="24"/>
+          <w:lang w:val="en-US"/>
+        </w:rPr>
+      </w:pPr>
+      <w:r>
+        <w:rPr>
+          <w:rFonts w:ascii="Courier New" w:hAnsi="Courier New" w:cs="Courier New"/>
+          <w:sz w:val="24"/>
+          <w:lang w:val="en-US"/>
+        </w:rPr>
+        <w:t xml:space="preserve">    </w:t>
+      </w:r>
+      <w:proofErr w:type="spellStart"/>
+      <w:r>
+        <w:rPr>
+          <w:rFonts w:ascii="Courier New" w:hAnsi="Courier New" w:cs="Courier New"/>
+          <w:sz w:val="24"/>
+          <w:lang w:val="en-US"/>
+        </w:rPr>
+        <w:t>stty</w:t>
+      </w:r>
+      <w:proofErr w:type="spellEnd"/>
+      <w:r>
+        <w:rPr>
+          <w:rFonts w:ascii="Courier New" w:hAnsi="Courier New" w:cs="Courier New"/>
+          <w:sz w:val="24"/>
+          <w:lang w:val="en-US"/>
+        </w:rPr>
+        <w:t xml:space="preserve"> echo</w:t>
       </w:r>
     </w:p>
     <w:p>
@@ -6552,10 +9067,14 @@
       </w:r>
     </w:p>
     <w:sectPr>
-      <w:headerReference w:type="default" r:id="rId9"/>
-      <w:footerReference w:type="default" r:id="rId10"/>
+      <w:headerReference w:type="even" r:id="rId9"/>
+      <w:headerReference w:type="default" r:id="rId10"/>
+      <w:footerReference w:type="even" r:id="rId11"/>
+      <w:footerReference w:type="default" r:id="rId12"/>
+      <w:headerReference w:type="first" r:id="rId13"/>
+      <w:footerReference w:type="first" r:id="rId14"/>
       <w:pgSz w:w="11906" w:h="16838"/>
-      <w:pgMar w:top="1134" w:right="850" w:bottom="1134" w:left="1701" w:header="708" w:footer="567" w:gutter="0"/>
+      <w:pgMar w:top="1134" w:right="850" w:bottom="1134" w:left="1701" w:header="567" w:footer="567" w:gutter="0"/>
       <w:cols w:space="708"/>
       <w:titlePg/>
       <w:docGrid w:linePitch="381"/>
@@ -6584,6 +9103,16 @@
 </file>
 
 <file path=word/footer1.xml><?xml version="1.0" encoding="utf-8"?>
+<w:ftr xmlns:wpc="http://schemas.microsoft.com/office/word/2010/wordprocessingCanvas" xmlns:cx="http://schemas.microsoft.com/office/drawing/2014/chartex" xmlns:cx1="http://schemas.microsoft.com/office/drawing/2015/9/8/chartex" xmlns:cx2="http://schemas.microsoft.com/office/drawing/2015/10/21/chartex" xmlns:cx3="http://schemas.microsoft.com/office/drawing/2016/5/9/chartex" xmlns:cx4="http://schemas.microsoft.com/office/drawing/2016/5/10/chartex" xmlns:cx5="http://schemas.microsoft.com/office/drawing/2016/5/11/chartex" xmlns:cx6="http://schemas.microsoft.com/office/drawing/2016/5/12/chartex" xmlns:cx7="http://schemas.microsoft.com/office/drawing/2016/5/13/chartex" xmlns:cx8="http://schemas.microsoft.com/office/drawing/2016/5/14/chartex" xmlns:mc="http://schemas.openxmlformats.org/markup-compatibility/2006" xmlns:aink="http://schemas.microsoft.com/office/drawing/2016/ink" xmlns:am3d="http://schemas.microsoft.com/office/drawing/2017/model3d" xmlns:o="urn:schemas-microsoft-com:office:office" xmlns:oel="http://schemas.microsoft.com/office/2019/extlst" xmlns:r="http://schemas.openxmlformats.org/officeDocument/2006/relationships" xmlns:m="http://schemas.openxmlformats.org/officeDocument/2006/math" xmlns:v="urn:schemas-microsoft-com:vml" xmlns:wp14="http://schemas.microsoft.com/office/word/2010/wordprocessingDrawing" xmlns:wp="http://schemas.openxmlformats.org/drawingml/2006/wordprocessingDrawing" xmlns:w10="urn:schemas-microsoft-com:office:word" xmlns:w="http://schemas.openxmlformats.org/wordprocessingml/2006/main" xmlns:w14="http://schemas.microsoft.com/office/word/2010/wordml" xmlns:w15="http://schemas.microsoft.com/office/word/2012/wordml" xmlns:w16cex="http://schemas.microsoft.com/office/word/2018/wordml/cex" xmlns:w16cid="http://schemas.microsoft.com/office/word/2016/wordml/cid" xmlns:w16="http://schemas.microsoft.com/office/word/2018/wordml" xmlns:w16sdtdh="http://schemas.microsoft.com/office/word/2020/wordml/sdtdatahash" xmlns:w16se="http://schemas.microsoft.com/office/word/2015/wordml/symex" xmlns:wpg="http://schemas.microsoft.com/office/word/2010/wordprocessingGroup" xmlns:wpi="http://schemas.microsoft.com/office/word/2010/wordprocessingInk" xmlns:wne="http://schemas.microsoft.com/office/word/2006/wordml" xmlns:wps="http://schemas.microsoft.com/office/word/2010/wordprocessingShape" mc:Ignorable="w14 w15 w16se w16cid w16 w16cex w16sdtdh wp14">
+  <w:p>
+    <w:pPr>
+      <w:pStyle w:val="ac"/>
+    </w:pPr>
+  </w:p>
+</w:ftr>
+</file>
+
+<file path=word/footer2.xml><?xml version="1.0" encoding="utf-8"?>
 <w:ftr xmlns:wpc="http://schemas.microsoft.com/office/word/2010/wordprocessingCanvas" xmlns:cx="http://schemas.microsoft.com/office/drawing/2014/chartex" xmlns:cx1="http://schemas.microsoft.com/office/drawing/2015/9/8/chartex" xmlns:cx2="http://schemas.microsoft.com/office/drawing/2015/10/21/chartex" xmlns:cx3="http://schemas.microsoft.com/office/drawing/2016/5/9/chartex" xmlns:cx4="http://schemas.microsoft.com/office/drawing/2016/5/10/chartex" xmlns:cx5="http://schemas.microsoft.com/office/drawing/2016/5/11/chartex" xmlns:cx6="http://schemas.microsoft.com/office/drawing/2016/5/12/chartex" xmlns:cx7="http://schemas.microsoft.com/office/drawing/2016/5/13/chartex" xmlns:cx8="http://schemas.microsoft.com/office/drawing/2016/5/14/chartex" xmlns:mc="http://schemas.openxmlformats.org/markup-compatibility/2006" xmlns:aink="http://schemas.microsoft.com/office/drawing/2016/ink" xmlns:am3d="http://schemas.microsoft.com/office/drawing/2017/model3d" xmlns:o="urn:schemas-microsoft-com:office:office" xmlns:oel="http://schemas.microsoft.com/office/2019/extlst" xmlns:r="http://schemas.openxmlformats.org/officeDocument/2006/relationships" xmlns:m="http://schemas.openxmlformats.org/officeDocument/2006/math" xmlns:v="urn:schemas-microsoft-com:vml" xmlns:wp14="http://schemas.microsoft.com/office/word/2010/wordprocessingDrawing" xmlns:wp="http://schemas.openxmlformats.org/drawingml/2006/wordprocessingDrawing" xmlns:w10="urn:schemas-microsoft-com:office:word" xmlns:w="http://schemas.openxmlformats.org/wordprocessingml/2006/main" xmlns:w14="http://schemas.microsoft.com/office/word/2010/wordml" xmlns:w15="http://schemas.microsoft.com/office/word/2012/wordml" xmlns:w16cex="http://schemas.microsoft.com/office/word/2018/wordml/cex" xmlns:w16cid="http://schemas.microsoft.com/office/word/2016/wordml/cid" xmlns:w16="http://schemas.microsoft.com/office/word/2018/wordml" xmlns:w16sdtdh="http://schemas.microsoft.com/office/word/2020/wordml/sdtdatahash" xmlns:w16se="http://schemas.microsoft.com/office/word/2015/wordml/symex" xmlns:wpg="http://schemas.microsoft.com/office/word/2010/wordprocessingGroup" xmlns:wpi="http://schemas.microsoft.com/office/word/2010/wordprocessingInk" xmlns:wne="http://schemas.microsoft.com/office/word/2006/wordml" xmlns:wps="http://schemas.microsoft.com/office/word/2010/wordprocessingShape" mc:Ignorable="w14 w15 w16se w16cid w16 w16cex w16sdtdh wp14">
   <w:sdt>
     <w:sdtPr>
@@ -6623,6 +9152,16 @@
 </w:ftr>
 </file>
 
+<file path=word/footer3.xml><?xml version="1.0" encoding="utf-8"?>
+<w:ftr xmlns:wpc="http://schemas.microsoft.com/office/word/2010/wordprocessingCanvas" xmlns:cx="http://schemas.microsoft.com/office/drawing/2014/chartex" xmlns:cx1="http://schemas.microsoft.com/office/drawing/2015/9/8/chartex" xmlns:cx2="http://schemas.microsoft.com/office/drawing/2015/10/21/chartex" xmlns:cx3="http://schemas.microsoft.com/office/drawing/2016/5/9/chartex" xmlns:cx4="http://schemas.microsoft.com/office/drawing/2016/5/10/chartex" xmlns:cx5="http://schemas.microsoft.com/office/drawing/2016/5/11/chartex" xmlns:cx6="http://schemas.microsoft.com/office/drawing/2016/5/12/chartex" xmlns:cx7="http://schemas.microsoft.com/office/drawing/2016/5/13/chartex" xmlns:cx8="http://schemas.microsoft.com/office/drawing/2016/5/14/chartex" xmlns:mc="http://schemas.openxmlformats.org/markup-compatibility/2006" xmlns:aink="http://schemas.microsoft.com/office/drawing/2016/ink" xmlns:am3d="http://schemas.microsoft.com/office/drawing/2017/model3d" xmlns:o="urn:schemas-microsoft-com:office:office" xmlns:oel="http://schemas.microsoft.com/office/2019/extlst" xmlns:r="http://schemas.openxmlformats.org/officeDocument/2006/relationships" xmlns:m="http://schemas.openxmlformats.org/officeDocument/2006/math" xmlns:v="urn:schemas-microsoft-com:vml" xmlns:wp14="http://schemas.microsoft.com/office/word/2010/wordprocessingDrawing" xmlns:wp="http://schemas.openxmlformats.org/drawingml/2006/wordprocessingDrawing" xmlns:w10="urn:schemas-microsoft-com:office:word" xmlns:w="http://schemas.openxmlformats.org/wordprocessingml/2006/main" xmlns:w14="http://schemas.microsoft.com/office/word/2010/wordml" xmlns:w15="http://schemas.microsoft.com/office/word/2012/wordml" xmlns:w16cex="http://schemas.microsoft.com/office/word/2018/wordml/cex" xmlns:w16cid="http://schemas.microsoft.com/office/word/2016/wordml/cid" xmlns:w16="http://schemas.microsoft.com/office/word/2018/wordml" xmlns:w16sdtdh="http://schemas.microsoft.com/office/word/2020/wordml/sdtdatahash" xmlns:w16se="http://schemas.microsoft.com/office/word/2015/wordml/symex" xmlns:wpg="http://schemas.microsoft.com/office/word/2010/wordprocessingGroup" xmlns:wpi="http://schemas.microsoft.com/office/word/2010/wordprocessingInk" xmlns:wne="http://schemas.microsoft.com/office/word/2006/wordml" xmlns:wps="http://schemas.microsoft.com/office/word/2010/wordprocessingShape" mc:Ignorable="w14 w15 w16se w16cid w16 w16cex w16sdtdh wp14">
+  <w:p>
+    <w:pPr>
+      <w:pStyle w:val="ac"/>
+    </w:pPr>
+  </w:p>
+</w:ftr>
+</file>
+
 <file path=word/footnotes.xml><?xml version="1.0" encoding="utf-8"?>
 <w:footnotes xmlns:wpc="http://schemas.microsoft.com/office/word/2010/wordprocessingCanvas" xmlns:cx="http://schemas.microsoft.com/office/drawing/2014/chartex" xmlns:cx1="http://schemas.microsoft.com/office/drawing/2015/9/8/chartex" xmlns:cx2="http://schemas.microsoft.com/office/drawing/2015/10/21/chartex" xmlns:cx3="http://schemas.microsoft.com/office/drawing/2016/5/9/chartex" xmlns:cx4="http://schemas.microsoft.com/office/drawing/2016/5/10/chartex" xmlns:cx5="http://schemas.microsoft.com/office/drawing/2016/5/11/chartex" xmlns:cx6="http://schemas.microsoft.com/office/drawing/2016/5/12/chartex" xmlns:cx7="http://schemas.microsoft.com/office/drawing/2016/5/13/chartex" xmlns:cx8="http://schemas.microsoft.com/office/drawing/2016/5/14/chartex" xmlns:mc="http://schemas.openxmlformats.org/markup-compatibility/2006" xmlns:aink="http://schemas.microsoft.com/office/drawing/2016/ink" xmlns:am3d="http://schemas.microsoft.com/office/drawing/2017/model3d" xmlns:o="urn:schemas-microsoft-com:office:office" xmlns:oel="http://schemas.microsoft.com/office/2019/extlst" xmlns:r="http://schemas.openxmlformats.org/officeDocument/2006/relationships" xmlns:m="http://schemas.openxmlformats.org/officeDocument/2006/math" xmlns:v="urn:schemas-microsoft-com:vml" xmlns:wp14="http://schemas.microsoft.com/office/word/2010/wordprocessingDrawing" xmlns:wp="http://schemas.openxmlformats.org/drawingml/2006/wordprocessingDrawing" xmlns:w10="urn:schemas-microsoft-com:office:word" xmlns:w="http://schemas.openxmlformats.org/wordprocessingml/2006/main" xmlns:w14="http://schemas.microsoft.com/office/word/2010/wordml" xmlns:w15="http://schemas.microsoft.com/office/word/2012/wordml" xmlns:w16cex="http://schemas.microsoft.com/office/word/2018/wordml/cex" xmlns:w16cid="http://schemas.microsoft.com/office/word/2016/wordml/cid" xmlns:w16="http://schemas.microsoft.com/office/word/2018/wordml" xmlns:w16sdtdh="http://schemas.microsoft.com/office/word/2020/wordml/sdtdatahash" xmlns:w16se="http://schemas.microsoft.com/office/word/2015/wordml/symex" xmlns:wpg="http://schemas.microsoft.com/office/word/2010/wordprocessingGroup" xmlns:wpi="http://schemas.microsoft.com/office/word/2010/wordprocessingInk" xmlns:wne="http://schemas.microsoft.com/office/word/2006/wordml" xmlns:wps="http://schemas.microsoft.com/office/word/2010/wordprocessingShape" mc:Ignorable="w14 w15 w16se w16cid w16 w16cex w16sdtdh wp14">
   <w:footnote w:type="separator" w:id="-1">
@@ -6647,7 +9186,27 @@
   <w:p>
     <w:pPr>
       <w:pStyle w:val="aa"/>
+    </w:pPr>
+  </w:p>
+</w:hdr>
+</file>
+
+<file path=word/header2.xml><?xml version="1.0" encoding="utf-8"?>
+<w:hdr xmlns:wpc="http://schemas.microsoft.com/office/word/2010/wordprocessingCanvas" xmlns:cx="http://schemas.microsoft.com/office/drawing/2014/chartex" xmlns:cx1="http://schemas.microsoft.com/office/drawing/2015/9/8/chartex" xmlns:cx2="http://schemas.microsoft.com/office/drawing/2015/10/21/chartex" xmlns:cx3="http://schemas.microsoft.com/office/drawing/2016/5/9/chartex" xmlns:cx4="http://schemas.microsoft.com/office/drawing/2016/5/10/chartex" xmlns:cx5="http://schemas.microsoft.com/office/drawing/2016/5/11/chartex" xmlns:cx6="http://schemas.microsoft.com/office/drawing/2016/5/12/chartex" xmlns:cx7="http://schemas.microsoft.com/office/drawing/2016/5/13/chartex" xmlns:cx8="http://schemas.microsoft.com/office/drawing/2016/5/14/chartex" xmlns:mc="http://schemas.openxmlformats.org/markup-compatibility/2006" xmlns:aink="http://schemas.microsoft.com/office/drawing/2016/ink" xmlns:am3d="http://schemas.microsoft.com/office/drawing/2017/model3d" xmlns:o="urn:schemas-microsoft-com:office:office" xmlns:oel="http://schemas.microsoft.com/office/2019/extlst" xmlns:r="http://schemas.openxmlformats.org/officeDocument/2006/relationships" xmlns:m="http://schemas.openxmlformats.org/officeDocument/2006/math" xmlns:v="urn:schemas-microsoft-com:vml" xmlns:wp14="http://schemas.microsoft.com/office/word/2010/wordprocessingDrawing" xmlns:wp="http://schemas.openxmlformats.org/drawingml/2006/wordprocessingDrawing" xmlns:w10="urn:schemas-microsoft-com:office:word" xmlns:w="http://schemas.openxmlformats.org/wordprocessingml/2006/main" xmlns:w14="http://schemas.microsoft.com/office/word/2010/wordml" xmlns:w15="http://schemas.microsoft.com/office/word/2012/wordml" xmlns:w16cex="http://schemas.microsoft.com/office/word/2018/wordml/cex" xmlns:w16cid="http://schemas.microsoft.com/office/word/2016/wordml/cid" xmlns:w16="http://schemas.microsoft.com/office/word/2018/wordml" xmlns:w16sdtdh="http://schemas.microsoft.com/office/word/2020/wordml/sdtdatahash" xmlns:w16se="http://schemas.microsoft.com/office/word/2015/wordml/symex" xmlns:wpg="http://schemas.microsoft.com/office/word/2010/wordprocessingGroup" xmlns:wpi="http://schemas.microsoft.com/office/word/2010/wordprocessingInk" xmlns:wne="http://schemas.microsoft.com/office/word/2006/wordml" xmlns:wps="http://schemas.microsoft.com/office/word/2010/wordprocessingShape" mc:Ignorable="w14 w15 w16se w16cid w16 w16cex w16sdtdh wp14">
+  <w:p>
+    <w:pPr>
+      <w:pStyle w:val="aa"/>
       <w:ind w:firstLine="0"/>
+    </w:pPr>
+  </w:p>
+</w:hdr>
+</file>
+
+<file path=word/header3.xml><?xml version="1.0" encoding="utf-8"?>
+<w:hdr xmlns:wpc="http://schemas.microsoft.com/office/word/2010/wordprocessingCanvas" xmlns:cx="http://schemas.microsoft.com/office/drawing/2014/chartex" xmlns:cx1="http://schemas.microsoft.com/office/drawing/2015/9/8/chartex" xmlns:cx2="http://schemas.microsoft.com/office/drawing/2015/10/21/chartex" xmlns:cx3="http://schemas.microsoft.com/office/drawing/2016/5/9/chartex" xmlns:cx4="http://schemas.microsoft.com/office/drawing/2016/5/10/chartex" xmlns:cx5="http://schemas.microsoft.com/office/drawing/2016/5/11/chartex" xmlns:cx6="http://schemas.microsoft.com/office/drawing/2016/5/12/chartex" xmlns:cx7="http://schemas.microsoft.com/office/drawing/2016/5/13/chartex" xmlns:cx8="http://schemas.microsoft.com/office/drawing/2016/5/14/chartex" xmlns:mc="http://schemas.openxmlformats.org/markup-compatibility/2006" xmlns:aink="http://schemas.microsoft.com/office/drawing/2016/ink" xmlns:am3d="http://schemas.microsoft.com/office/drawing/2017/model3d" xmlns:o="urn:schemas-microsoft-com:office:office" xmlns:oel="http://schemas.microsoft.com/office/2019/extlst" xmlns:r="http://schemas.openxmlformats.org/officeDocument/2006/relationships" xmlns:m="http://schemas.openxmlformats.org/officeDocument/2006/math" xmlns:v="urn:schemas-microsoft-com:vml" xmlns:wp14="http://schemas.microsoft.com/office/word/2010/wordprocessingDrawing" xmlns:wp="http://schemas.openxmlformats.org/drawingml/2006/wordprocessingDrawing" xmlns:w10="urn:schemas-microsoft-com:office:word" xmlns:w="http://schemas.openxmlformats.org/wordprocessingml/2006/main" xmlns:w14="http://schemas.microsoft.com/office/word/2010/wordml" xmlns:w15="http://schemas.microsoft.com/office/word/2012/wordml" xmlns:w16cex="http://schemas.microsoft.com/office/word/2018/wordml/cex" xmlns:w16cid="http://schemas.microsoft.com/office/word/2016/wordml/cid" xmlns:w16="http://schemas.microsoft.com/office/word/2018/wordml" xmlns:w16sdtdh="http://schemas.microsoft.com/office/word/2020/wordml/sdtdatahash" xmlns:w16se="http://schemas.microsoft.com/office/word/2015/wordml/symex" xmlns:wpg="http://schemas.microsoft.com/office/word/2010/wordprocessingGroup" xmlns:wpi="http://schemas.microsoft.com/office/word/2010/wordprocessingInk" xmlns:wne="http://schemas.microsoft.com/office/word/2006/wordml" xmlns:wps="http://schemas.microsoft.com/office/word/2010/wordprocessingShape" mc:Ignorable="w14 w15 w16se w16cid w16 w16cex w16sdtdh wp14">
+  <w:p>
+    <w:pPr>
+      <w:pStyle w:val="aa"/>
     </w:pPr>
   </w:p>
 </w:hdr>
@@ -8023,6 +10582,7 @@
   <w:style w:type="character" w:default="1" w:styleId="a0">
     <w:name w:val="Default Paragraph Font"/>
     <w:uiPriority w:val="1"/>
+    <w:semiHidden/>
     <w:unhideWhenUsed/>
   </w:style>
   <w:style w:type="table" w:default="1" w:styleId="a1">
